--- a/Supplementary_Table_S12.docx
+++ b/Supplementary_Table_S12.docx
@@ -414,103 +414,103 @@
                 <w:rFonts w:ascii="Calibri" w:hAnsi="Calibri"/>
                 <w:sz w:val="20"/>
               </w:rPr>
-              <w:t xml:space="default">30.2</w:t>
-            </w:r>
-          </w:p>
-        </w:tc>
-        <w:tc>
-          <w:tcPr>
-            <w:tcBorders>
-              <w:top w:val="single" w:space="0" w:color="D3D3D3"/>
-              <w:bottom w:val="single" w:space="0" w:color="D3D3D3"/>
-              <w:start w:val="single" w:space="0" w:color="D3D3D3"/>
-              <w:end w:val="single" w:space="0" w:color="D3D3D3"/>
-            </w:tcBorders>
-          </w:tcPr>
-          <w:p>
-            <w:pPr>
-              <w:spacing w:before="0" w:after="60"/>
-              <w:keepNext/>
-              <w:jc w:val="end"/>
-            </w:pPr>
-            <w:r>
-              <w:rPr>
-                <w:rFonts w:ascii="Calibri" w:hAnsi="Calibri"/>
-                <w:sz w:val="20"/>
-              </w:rPr>
-              <w:t xml:space="default">-17.9 (21.4)</w:t>
-            </w:r>
-          </w:p>
-        </w:tc>
-        <w:tc>
-          <w:tcPr>
-            <w:tcBorders>
-              <w:top w:val="single" w:space="0" w:color="D3D3D3"/>
-              <w:bottom w:val="single" w:space="0" w:color="D3D3D3"/>
-              <w:start w:val="single" w:space="0" w:color="D3D3D3"/>
-              <w:end w:val="single" w:space="0" w:color="D3D3D3"/>
-            </w:tcBorders>
-          </w:tcPr>
-          <w:p>
-            <w:pPr>
-              <w:spacing w:before="0" w:after="60"/>
-              <w:keepNext/>
-              <w:jc w:val="end"/>
-            </w:pPr>
-            <w:r>
-              <w:rPr>
-                <w:rFonts w:ascii="Calibri" w:hAnsi="Calibri"/>
-                <w:sz w:val="20"/>
-              </w:rPr>
-              <w:t xml:space="default">21.4 (21.8)</w:t>
-            </w:r>
-          </w:p>
-        </w:tc>
-        <w:tc>
-          <w:tcPr>
-            <w:tcBorders>
-              <w:top w:val="single" w:space="0" w:color="D3D3D3"/>
-              <w:bottom w:val="single" w:space="0" w:color="D3D3D3"/>
-              <w:start w:val="single" w:space="0" w:color="D3D3D3"/>
-              <w:end w:val="single" w:space="0" w:color="D3D3D3"/>
-            </w:tcBorders>
-          </w:tcPr>
-          <w:p>
-            <w:pPr>
-              <w:spacing w:before="0" w:after="60"/>
-              <w:keepNext/>
-              <w:jc w:val="end"/>
-            </w:pPr>
-            <w:r>
-              <w:rPr>
-                <w:rFonts w:ascii="Calibri" w:hAnsi="Calibri"/>
-                <w:sz w:val="20"/>
-              </w:rPr>
-              <w:t xml:space="default">77</w:t>
-            </w:r>
-          </w:p>
-        </w:tc>
-        <w:tc>
-          <w:tcPr>
-            <w:tcBorders>
-              <w:top w:val="single" w:space="0" w:color="D3D3D3"/>
-              <w:bottom w:val="single" w:space="0" w:color="D3D3D3"/>
-              <w:start w:val="single" w:space="0" w:color="D3D3D3"/>
-              <w:end w:val="single" w:space="0" w:color="D3D3D3"/>
-            </w:tcBorders>
-          </w:tcPr>
-          <w:p>
-            <w:pPr>
-              <w:spacing w:before="0" w:after="60"/>
-              <w:keepNext/>
-              <w:jc w:val="end"/>
-            </w:pPr>
-            <w:r>
-              <w:rPr>
-                <w:rFonts w:ascii="Calibri" w:hAnsi="Calibri"/>
-                <w:sz w:val="20"/>
-              </w:rPr>
-              <w:t xml:space="default">0.1</w:t>
+              <w:t xml:space="default">37.7</w:t>
+            </w:r>
+          </w:p>
+        </w:tc>
+        <w:tc>
+          <w:tcPr>
+            <w:tcBorders>
+              <w:top w:val="single" w:space="0" w:color="D3D3D3"/>
+              <w:bottom w:val="single" w:space="0" w:color="D3D3D3"/>
+              <w:start w:val="single" w:space="0" w:color="D3D3D3"/>
+              <w:end w:val="single" w:space="0" w:color="D3D3D3"/>
+            </w:tcBorders>
+          </w:tcPr>
+          <w:p>
+            <w:pPr>
+              <w:spacing w:before="0" w:after="60"/>
+              <w:keepNext/>
+              <w:jc w:val="end"/>
+            </w:pPr>
+            <w:r>
+              <w:rPr>
+                <w:rFonts w:ascii="Calibri" w:hAnsi="Calibri"/>
+                <w:sz w:val="20"/>
+              </w:rPr>
+              <w:t xml:space="default">72.1 (60.2)</w:t>
+            </w:r>
+          </w:p>
+        </w:tc>
+        <w:tc>
+          <w:tcPr>
+            <w:tcBorders>
+              <w:top w:val="single" w:space="0" w:color="D3D3D3"/>
+              <w:bottom w:val="single" w:space="0" w:color="D3D3D3"/>
+              <w:start w:val="single" w:space="0" w:color="D3D3D3"/>
+              <w:end w:val="single" w:space="0" w:color="D3D3D3"/>
+            </w:tcBorders>
+          </w:tcPr>
+          <w:p>
+            <w:pPr>
+              <w:spacing w:before="0" w:after="60"/>
+              <w:keepNext/>
+              <w:jc w:val="end"/>
+            </w:pPr>
+            <w:r>
+              <w:rPr>
+                <w:rFonts w:ascii="Calibri" w:hAnsi="Calibri"/>
+                <w:sz w:val="20"/>
+              </w:rPr>
+              <w:t xml:space="default">133.4 (102.3)</w:t>
+            </w:r>
+          </w:p>
+        </w:tc>
+        <w:tc>
+          <w:tcPr>
+            <w:tcBorders>
+              <w:top w:val="single" w:space="0" w:color="D3D3D3"/>
+              <w:bottom w:val="single" w:space="0" w:color="D3D3D3"/>
+              <w:start w:val="single" w:space="0" w:color="D3D3D3"/>
+              <w:end w:val="single" w:space="0" w:color="D3D3D3"/>
+            </w:tcBorders>
+          </w:tcPr>
+          <w:p>
+            <w:pPr>
+              <w:spacing w:before="0" w:after="60"/>
+              <w:keepNext/>
+              <w:jc w:val="end"/>
+            </w:pPr>
+            <w:r>
+              <w:rPr>
+                <w:rFonts w:ascii="Calibri" w:hAnsi="Calibri"/>
+                <w:sz w:val="20"/>
+              </w:rPr>
+              <w:t xml:space="default">87</w:t>
+            </w:r>
+          </w:p>
+        </w:tc>
+        <w:tc>
+          <w:tcPr>
+            <w:tcBorders>
+              <w:top w:val="single" w:space="0" w:color="D3D3D3"/>
+              <w:bottom w:val="single" w:space="0" w:color="D3D3D3"/>
+              <w:start w:val="single" w:space="0" w:color="D3D3D3"/>
+              <w:end w:val="single" w:space="0" w:color="D3D3D3"/>
+            </w:tcBorders>
+          </w:tcPr>
+          <w:p>
+            <w:pPr>
+              <w:spacing w:before="0" w:after="60"/>
+              <w:keepNext/>
+              <w:jc w:val="end"/>
+            </w:pPr>
+            <w:r>
+              <w:rPr>
+                <w:rFonts w:ascii="Calibri" w:hAnsi="Calibri"/>
+                <w:sz w:val="20"/>
+              </w:rPr>
+              <w:t xml:space="default">3.7</w:t>
             </w:r>
           </w:p>
         </w:tc>
@@ -635,127 +635,127 @@
                 <w:rFonts w:ascii="Calibri" w:hAnsi="Calibri"/>
                 <w:sz w:val="20"/>
               </w:rPr>
-              <w:t xml:space="default">26.5</w:t>
-            </w:r>
-          </w:p>
-        </w:tc>
-        <w:tc>
-          <w:tcPr>
-            <w:tcBorders>
-              <w:top w:val="single" w:space="0" w:color="D3D3D3"/>
-              <w:bottom w:val="single" w:space="0" w:color="D3D3D3"/>
-              <w:start w:val="single" w:space="0" w:color="D3D3D3"/>
-              <w:end w:val="single" w:space="0" w:color="D3D3D3"/>
-            </w:tcBorders>
-          </w:tcPr>
-          <w:p>
-            <w:pPr>
-              <w:spacing w:before="0" w:after="60"/>
-              <w:keepNext/>
-              <w:jc w:val="end"/>
-            </w:pPr>
-            <w:r>
-              <w:rPr>
-                <w:rFonts w:ascii="Calibri" w:hAnsi="Calibri"/>
-                <w:sz w:val="20"/>
-              </w:rPr>
-              <w:t xml:space="default">-25.8 (21.2)</w:t>
-            </w:r>
-          </w:p>
-        </w:tc>
-        <w:tc>
-          <w:tcPr>
-            <w:tcBorders>
-              <w:top w:val="single" w:space="0" w:color="D3D3D3"/>
-              <w:bottom w:val="single" w:space="0" w:color="D3D3D3"/>
-              <w:start w:val="single" w:space="0" w:color="D3D3D3"/>
-              <w:end w:val="single" w:space="0" w:color="D3D3D3"/>
-            </w:tcBorders>
-          </w:tcPr>
-          <w:p>
-            <w:pPr>
-              <w:spacing w:before="0" w:after="60"/>
-              <w:keepNext/>
-              <w:jc w:val="end"/>
-            </w:pPr>
-            <w:r>
-              <w:rPr>
-                <w:rFonts w:ascii="Calibri" w:hAnsi="Calibri"/>
-                <w:sz w:val="20"/>
-              </w:rPr>
-              <w:t xml:space="default">-2.5 (9.2)</w:t>
-            </w:r>
-          </w:p>
-        </w:tc>
-        <w:tc>
-          <w:tcPr>
-            <w:tcBorders>
-              <w:top w:val="single" w:space="0" w:color="D3D3D3"/>
-              <w:bottom w:val="single" w:space="0" w:color="D3D3D3"/>
-              <w:start w:val="single" w:space="0" w:color="D3D3D3"/>
-              <w:end w:val="single" w:space="0" w:color="D3D3D3"/>
-            </w:tcBorders>
-          </w:tcPr>
-          <w:p>
-            <w:pPr>
-              <w:spacing w:before="0" w:after="60"/>
-              <w:keepNext/>
-              <w:jc w:val="end"/>
-            </w:pPr>
-            <w:r>
-              <w:rPr>
-                <w:rFonts w:ascii="Calibri" w:hAnsi="Calibri"/>
-                <w:sz w:val="20"/>
-              </w:rPr>
-              <w:t xml:space="default">74</w:t>
-            </w:r>
-          </w:p>
-        </w:tc>
-        <w:tc>
-          <w:tcPr>
-            <w:tcBorders>
-              <w:top w:val="single" w:space="0" w:color="D3D3D3"/>
-              <w:bottom w:val="single" w:space="0" w:color="D3D3D3"/>
-              <w:start w:val="single" w:space="0" w:color="D3D3D3"/>
-              <w:end w:val="single" w:space="0" w:color="D3D3D3"/>
-            </w:tcBorders>
-          </w:tcPr>
-          <w:p>
-            <w:pPr>
-              <w:spacing w:before="0" w:after="60"/>
-              <w:keepNext/>
-              <w:jc w:val="end"/>
-            </w:pPr>
-            <w:r>
-              <w:rPr>
-                <w:rFonts w:ascii="Calibri" w:hAnsi="Calibri"/>
-                <w:sz w:val="20"/>
-              </w:rPr>
-              <w:t xml:space="default">0.1</w:t>
-            </w:r>
-          </w:p>
-        </w:tc>
-        <w:tc>
-          <w:tcPr>
-            <w:tcBorders>
-              <w:top w:val="single" w:space="0" w:color="D3D3D3"/>
-              <w:bottom w:val="single" w:space="0" w:color="D3D3D3"/>
-              <w:start w:val="single" w:space="0" w:color="D3D3D3"/>
-              <w:end w:val="single" w:space="0" w:color="D3D3D3"/>
-            </w:tcBorders>
-          </w:tcPr>
-          <w:p>
-            <w:pPr>
-              <w:spacing w:before="0" w:after="60"/>
-              <w:keepNext/>
-              <w:jc w:val="end"/>
-            </w:pPr>
-            <w:r>
-              <w:rPr>
-                <w:rFonts w:ascii="Calibri" w:hAnsi="Calibri"/>
-                <w:sz w:val="20"/>
-              </w:rPr>
-              <w:t xml:space="default">0.060</w:t>
+              <w:t xml:space="default">39.5</w:t>
+            </w:r>
+          </w:p>
+        </w:tc>
+        <w:tc>
+          <w:tcPr>
+            <w:tcBorders>
+              <w:top w:val="single" w:space="0" w:color="D3D3D3"/>
+              <w:bottom w:val="single" w:space="0" w:color="D3D3D3"/>
+              <w:start w:val="single" w:space="0" w:color="D3D3D3"/>
+              <w:end w:val="single" w:space="0" w:color="D3D3D3"/>
+            </w:tcBorders>
+          </w:tcPr>
+          <w:p>
+            <w:pPr>
+              <w:spacing w:before="0" w:after="60"/>
+              <w:keepNext/>
+              <w:jc w:val="end"/>
+            </w:pPr>
+            <w:r>
+              <w:rPr>
+                <w:rFonts w:ascii="Calibri" w:hAnsi="Calibri"/>
+                <w:sz w:val="20"/>
+              </w:rPr>
+              <w:t xml:space="default">50.2 (36.9)</w:t>
+            </w:r>
+          </w:p>
+        </w:tc>
+        <w:tc>
+          <w:tcPr>
+            <w:tcBorders>
+              <w:top w:val="single" w:space="0" w:color="D3D3D3"/>
+              <w:bottom w:val="single" w:space="0" w:color="D3D3D3"/>
+              <w:start w:val="single" w:space="0" w:color="D3D3D3"/>
+              <w:end w:val="single" w:space="0" w:color="D3D3D3"/>
+            </w:tcBorders>
+          </w:tcPr>
+          <w:p>
+            <w:pPr>
+              <w:spacing w:before="0" w:after="60"/>
+              <w:keepNext/>
+              <w:jc w:val="end"/>
+            </w:pPr>
+            <w:r>
+              <w:rPr>
+                <w:rFonts w:ascii="Calibri" w:hAnsi="Calibri"/>
+                <w:sz w:val="20"/>
+              </w:rPr>
+              <w:t xml:space="default">36.4 (22.0)</w:t>
+            </w:r>
+          </w:p>
+        </w:tc>
+        <w:tc>
+          <w:tcPr>
+            <w:tcBorders>
+              <w:top w:val="single" w:space="0" w:color="D3D3D3"/>
+              <w:bottom w:val="single" w:space="0" w:color="D3D3D3"/>
+              <w:start w:val="single" w:space="0" w:color="D3D3D3"/>
+              <w:end w:val="single" w:space="0" w:color="D3D3D3"/>
+            </w:tcBorders>
+          </w:tcPr>
+          <w:p>
+            <w:pPr>
+              <w:spacing w:before="0" w:after="60"/>
+              <w:keepNext/>
+              <w:jc w:val="end"/>
+            </w:pPr>
+            <w:r>
+              <w:rPr>
+                <w:rFonts w:ascii="Calibri" w:hAnsi="Calibri"/>
+                <w:sz w:val="20"/>
+              </w:rPr>
+              <w:t xml:space="default">87</w:t>
+            </w:r>
+          </w:p>
+        </w:tc>
+        <w:tc>
+          <w:tcPr>
+            <w:tcBorders>
+              <w:top w:val="single" w:space="0" w:color="D3D3D3"/>
+              <w:bottom w:val="single" w:space="0" w:color="D3D3D3"/>
+              <w:start w:val="single" w:space="0" w:color="D3D3D3"/>
+              <w:end w:val="single" w:space="0" w:color="D3D3D3"/>
+            </w:tcBorders>
+          </w:tcPr>
+          <w:p>
+            <w:pPr>
+              <w:spacing w:before="0" w:after="60"/>
+              <w:keepNext/>
+              <w:jc w:val="end"/>
+            </w:pPr>
+            <w:r>
+              <w:rPr>
+                <w:rFonts w:ascii="Calibri" w:hAnsi="Calibri"/>
+                <w:sz w:val="20"/>
+              </w:rPr>
+              <w:t xml:space="default">3.7</w:t>
+            </w:r>
+          </w:p>
+        </w:tc>
+        <w:tc>
+          <w:tcPr>
+            <w:tcBorders>
+              <w:top w:val="single" w:space="0" w:color="D3D3D3"/>
+              <w:bottom w:val="single" w:space="0" w:color="D3D3D3"/>
+              <w:start w:val="single" w:space="0" w:color="D3D3D3"/>
+              <w:end w:val="single" w:space="0" w:color="D3D3D3"/>
+            </w:tcBorders>
+          </w:tcPr>
+          <w:p>
+            <w:pPr>
+              <w:spacing w:before="0" w:after="60"/>
+              <w:keepNext/>
+              <w:jc w:val="end"/>
+            </w:pPr>
+            <w:r>
+              <w:rPr>
+                <w:rFonts w:ascii="Calibri" w:hAnsi="Calibri"/>
+                <w:sz w:val="20"/>
+              </w:rPr>
+              <w:t xml:space="default">0.020</w:t>
             </w:r>
           </w:p>
         </w:tc>
@@ -864,6 +864,102 @@
                 <w:rFonts w:ascii="Calibri" w:hAnsi="Calibri"/>
                 <w:sz w:val="20"/>
               </w:rPr>
+              <w:t xml:space="default">44</w:t>
+            </w:r>
+          </w:p>
+        </w:tc>
+        <w:tc>
+          <w:tcPr>
+            <w:tcBorders>
+              <w:top w:val="single" w:space="0" w:color="D3D3D3"/>
+              <w:bottom w:val="single" w:space="0" w:color="D3D3D3"/>
+              <w:start w:val="single" w:space="0" w:color="D3D3D3"/>
+              <w:end w:val="single" w:space="0" w:color="D3D3D3"/>
+            </w:tcBorders>
+          </w:tcPr>
+          <w:p>
+            <w:pPr>
+              <w:spacing w:before="0" w:after="60"/>
+              <w:keepNext/>
+              <w:jc w:val="end"/>
+            </w:pPr>
+            <w:r>
+              <w:rPr>
+                <w:rFonts w:ascii="Calibri" w:hAnsi="Calibri"/>
+                <w:sz w:val="20"/>
+              </w:rPr>
+              <w:t xml:space="default">-0.6</w:t>
+            </w:r>
+          </w:p>
+        </w:tc>
+        <w:tc>
+          <w:tcPr>
+            <w:tcBorders>
+              <w:top w:val="single" w:space="0" w:color="D3D3D3"/>
+              <w:bottom w:val="single" w:space="0" w:color="D3D3D3"/>
+              <w:start w:val="single" w:space="0" w:color="D3D3D3"/>
+              <w:end w:val="single" w:space="0" w:color="D3D3D3"/>
+            </w:tcBorders>
+          </w:tcPr>
+          <w:p>
+            <w:pPr>
+              <w:spacing w:before="0" w:after="60"/>
+              <w:keepNext/>
+              <w:jc w:val="end"/>
+            </w:pPr>
+            <w:r>
+              <w:rPr>
+                <w:rFonts w:ascii="Calibri" w:hAnsi="Calibri"/>
+                <w:sz w:val="20"/>
+              </w:rPr>
+              <w:t xml:space="default">-2.7 (1.7)</w:t>
+            </w:r>
+          </w:p>
+        </w:tc>
+        <w:tc>
+          <w:tcPr>
+            <w:tcBorders>
+              <w:top w:val="single" w:space="0" w:color="D3D3D3"/>
+              <w:bottom w:val="single" w:space="0" w:color="D3D3D3"/>
+              <w:start w:val="single" w:space="0" w:color="D3D3D3"/>
+              <w:end w:val="single" w:space="0" w:color="D3D3D3"/>
+            </w:tcBorders>
+          </w:tcPr>
+          <w:p>
+            <w:pPr>
+              <w:spacing w:before="0" w:after="60"/>
+              <w:keepNext/>
+              <w:jc w:val="end"/>
+            </w:pPr>
+            <w:r>
+              <w:rPr>
+                <w:rFonts w:ascii="Calibri" w:hAnsi="Calibri"/>
+                <w:sz w:val="20"/>
+              </w:rPr>
+              <w:t xml:space="default">-4.2 (3.1)</w:t>
+            </w:r>
+          </w:p>
+        </w:tc>
+        <w:tc>
+          <w:tcPr>
+            <w:tcBorders>
+              <w:top w:val="single" w:space="0" w:color="D3D3D3"/>
+              <w:bottom w:val="single" w:space="0" w:color="D3D3D3"/>
+              <w:start w:val="single" w:space="0" w:color="D3D3D3"/>
+              <w:end w:val="single" w:space="0" w:color="D3D3D3"/>
+            </w:tcBorders>
+          </w:tcPr>
+          <w:p>
+            <w:pPr>
+              <w:spacing w:before="0" w:after="60"/>
+              <w:keepNext/>
+              <w:jc w:val="end"/>
+            </w:pPr>
+            <w:r>
+              <w:rPr>
+                <w:rFonts w:ascii="Calibri" w:hAnsi="Calibri"/>
+                <w:sz w:val="20"/>
+              </w:rPr>
               <w:t xml:space="default">45</w:t>
             </w:r>
           </w:p>
@@ -888,127 +984,31 @@
                 <w:rFonts w:ascii="Calibri" w:hAnsi="Calibri"/>
                 <w:sz w:val="20"/>
               </w:rPr>
-              <w:t xml:space="default">0.6</w:t>
-            </w:r>
-          </w:p>
-        </w:tc>
-        <w:tc>
-          <w:tcPr>
-            <w:tcBorders>
-              <w:top w:val="single" w:space="0" w:color="D3D3D3"/>
-              <w:bottom w:val="single" w:space="0" w:color="D3D3D3"/>
-              <w:start w:val="single" w:space="0" w:color="D3D3D3"/>
-              <w:end w:val="single" w:space="0" w:color="D3D3D3"/>
-            </w:tcBorders>
-          </w:tcPr>
-          <w:p>
-            <w:pPr>
-              <w:spacing w:before="0" w:after="60"/>
-              <w:keepNext/>
-              <w:jc w:val="end"/>
-            </w:pPr>
-            <w:r>
-              <w:rPr>
-                <w:rFonts w:ascii="Calibri" w:hAnsi="Calibri"/>
-                <w:sz w:val="20"/>
-              </w:rPr>
-              <w:t xml:space="default">-1.9 (5.0)</w:t>
-            </w:r>
-          </w:p>
-        </w:tc>
-        <w:tc>
-          <w:tcPr>
-            <w:tcBorders>
-              <w:top w:val="single" w:space="0" w:color="D3D3D3"/>
-              <w:bottom w:val="single" w:space="0" w:color="D3D3D3"/>
-              <w:start w:val="single" w:space="0" w:color="D3D3D3"/>
-              <w:end w:val="single" w:space="0" w:color="D3D3D3"/>
-            </w:tcBorders>
-          </w:tcPr>
-          <w:p>
-            <w:pPr>
-              <w:spacing w:before="0" w:after="60"/>
-              <w:keepNext/>
-              <w:jc w:val="end"/>
-            </w:pPr>
-            <w:r>
-              <w:rPr>
-                <w:rFonts w:ascii="Calibri" w:hAnsi="Calibri"/>
-                <w:sz w:val="20"/>
-              </w:rPr>
-              <w:t xml:space="default">-1.9 (3.0)</w:t>
-            </w:r>
-          </w:p>
-        </w:tc>
-        <w:tc>
-          <w:tcPr>
-            <w:tcBorders>
-              <w:top w:val="single" w:space="0" w:color="D3D3D3"/>
-              <w:bottom w:val="single" w:space="0" w:color="D3D3D3"/>
-              <w:start w:val="single" w:space="0" w:color="D3D3D3"/>
-              <w:end w:val="single" w:space="0" w:color="D3D3D3"/>
-            </w:tcBorders>
-          </w:tcPr>
-          <w:p>
-            <w:pPr>
-              <w:spacing w:before="0" w:after="60"/>
-              <w:keepNext/>
-              <w:jc w:val="end"/>
-            </w:pPr>
-            <w:r>
-              <w:rPr>
-                <w:rFonts w:ascii="Calibri" w:hAnsi="Calibri"/>
-                <w:sz w:val="20"/>
-              </w:rPr>
-              <w:t xml:space="default">71</w:t>
-            </w:r>
-          </w:p>
-        </w:tc>
-        <w:tc>
-          <w:tcPr>
-            <w:tcBorders>
-              <w:top w:val="single" w:space="0" w:color="D3D3D3"/>
-              <w:bottom w:val="single" w:space="0" w:color="D3D3D3"/>
-              <w:start w:val="single" w:space="0" w:color="D3D3D3"/>
-              <w:end w:val="single" w:space="0" w:color="D3D3D3"/>
-            </w:tcBorders>
-          </w:tcPr>
-          <w:p>
-            <w:pPr>
-              <w:spacing w:before="0" w:after="60"/>
-              <w:keepNext/>
-              <w:jc w:val="end"/>
-            </w:pPr>
-            <w:r>
-              <w:rPr>
-                <w:rFonts w:ascii="Calibri" w:hAnsi="Calibri"/>
-                <w:sz w:val="20"/>
-              </w:rPr>
-              <w:t xml:space="default">4.3</w:t>
-            </w:r>
-          </w:p>
-        </w:tc>
-        <w:tc>
-          <w:tcPr>
-            <w:tcBorders>
-              <w:top w:val="single" w:space="0" w:color="D3D3D3"/>
-              <w:bottom w:val="single" w:space="0" w:color="D3D3D3"/>
-              <w:start w:val="single" w:space="0" w:color="D3D3D3"/>
-              <w:end w:val="single" w:space="0" w:color="D3D3D3"/>
-            </w:tcBorders>
-          </w:tcPr>
-          <w:p>
-            <w:pPr>
-              <w:spacing w:before="0" w:after="60"/>
-              <w:keepNext/>
-              <w:jc w:val="end"/>
-            </w:pPr>
-            <w:r>
-              <w:rPr>
-                <w:rFonts w:ascii="Calibri" w:hAnsi="Calibri"/>
-                <w:sz w:val="20"/>
-              </w:rPr>
-              <w:t xml:space="default">0.240</w:t>
+              <w:t xml:space="default">2.5</w:t>
+            </w:r>
+          </w:p>
+        </w:tc>
+        <w:tc>
+          <w:tcPr>
+            <w:tcBorders>
+              <w:top w:val="single" w:space="0" w:color="D3D3D3"/>
+              <w:bottom w:val="single" w:space="0" w:color="D3D3D3"/>
+              <w:start w:val="single" w:space="0" w:color="D3D3D3"/>
+              <w:end w:val="single" w:space="0" w:color="D3D3D3"/>
+            </w:tcBorders>
+          </w:tcPr>
+          <w:p>
+            <w:pPr>
+              <w:spacing w:before="0" w:after="60"/>
+              <w:keepNext/>
+              <w:jc w:val="end"/>
+            </w:pPr>
+            <w:r>
+              <w:rPr>
+                <w:rFonts w:ascii="Calibri" w:hAnsi="Calibri"/>
+                <w:sz w:val="20"/>
+              </w:rPr>
+              <w:t xml:space="default">0.780</w:t>
             </w:r>
           </w:p>
         </w:tc>
@@ -1061,175 +1061,175 @@
                 <w:rFonts w:ascii="Calibri" w:hAnsi="Calibri"/>
                 <w:sz w:val="20"/>
               </w:rPr>
-              <w:t xml:space="default">M4_av</w:t>
-            </w:r>
-          </w:p>
-        </w:tc>
-        <w:tc>
-          <w:tcPr>
-            <w:tcBorders>
-              <w:top w:val="single" w:space="0" w:color="D3D3D3"/>
-              <w:bottom w:val="single" w:space="0" w:color="D3D3D3"/>
-              <w:start w:val="single" w:space="0" w:color="D3D3D3"/>
-              <w:end w:val="single" w:space="0" w:color="D3D3D3"/>
-            </w:tcBorders>
-          </w:tcPr>
-          <w:p>
-            <w:pPr>
-              <w:spacing w:before="0" w:after="60"/>
-              <w:keepNext/>
-              <w:jc w:val="end"/>
-            </w:pPr>
-            <w:r>
-              <w:rPr>
-                <w:rFonts w:ascii="Calibri" w:hAnsi="Calibri"/>
-                <w:sz w:val="20"/>
-              </w:rPr>
-              <w:t xml:space="default">45</w:t>
-            </w:r>
-          </w:p>
-        </w:tc>
-        <w:tc>
-          <w:tcPr>
-            <w:tcBorders>
-              <w:top w:val="single" w:space="0" w:color="D3D3D3"/>
-              <w:bottom w:val="single" w:space="0" w:color="D3D3D3"/>
-              <w:start w:val="single" w:space="0" w:color="D3D3D3"/>
-              <w:end w:val="single" w:space="0" w:color="D3D3D3"/>
-            </w:tcBorders>
-          </w:tcPr>
-          <w:p>
-            <w:pPr>
-              <w:spacing w:before="0" w:after="60"/>
-              <w:keepNext/>
-              <w:jc w:val="end"/>
-            </w:pPr>
-            <w:r>
-              <w:rPr>
-                <w:rFonts w:ascii="Calibri" w:hAnsi="Calibri"/>
-                <w:sz w:val="20"/>
-              </w:rPr>
-              <w:t xml:space="default">2.8</w:t>
-            </w:r>
-          </w:p>
-        </w:tc>
-        <w:tc>
-          <w:tcPr>
-            <w:tcBorders>
-              <w:top w:val="single" w:space="0" w:color="D3D3D3"/>
-              <w:bottom w:val="single" w:space="0" w:color="D3D3D3"/>
-              <w:start w:val="single" w:space="0" w:color="D3D3D3"/>
-              <w:end w:val="single" w:space="0" w:color="D3D3D3"/>
-            </w:tcBorders>
-          </w:tcPr>
-          <w:p>
-            <w:pPr>
-              <w:spacing w:before="0" w:after="60"/>
-              <w:keepNext/>
-              <w:jc w:val="end"/>
-            </w:pPr>
-            <w:r>
-              <w:rPr>
-                <w:rFonts w:ascii="Calibri" w:hAnsi="Calibri"/>
-                <w:sz w:val="20"/>
-              </w:rPr>
-              <w:t xml:space="default">-0.7 (2.7)</w:t>
-            </w:r>
-          </w:p>
-        </w:tc>
-        <w:tc>
-          <w:tcPr>
-            <w:tcBorders>
-              <w:top w:val="single" w:space="0" w:color="D3D3D3"/>
-              <w:bottom w:val="single" w:space="0" w:color="D3D3D3"/>
-              <w:start w:val="single" w:space="0" w:color="D3D3D3"/>
-              <w:end w:val="single" w:space="0" w:color="D3D3D3"/>
-            </w:tcBorders>
-          </w:tcPr>
-          <w:p>
-            <w:pPr>
-              <w:spacing w:before="0" w:after="60"/>
-              <w:keepNext/>
-              <w:jc w:val="end"/>
-            </w:pPr>
-            <w:r>
-              <w:rPr>
-                <w:rFonts w:ascii="Calibri" w:hAnsi="Calibri"/>
-                <w:sz w:val="20"/>
-              </w:rPr>
-              <w:t xml:space="default">-13.8 (14.2)</w:t>
-            </w:r>
-          </w:p>
-        </w:tc>
-        <w:tc>
-          <w:tcPr>
-            <w:tcBorders>
-              <w:top w:val="single" w:space="0" w:color="D3D3D3"/>
-              <w:bottom w:val="single" w:space="0" w:color="D3D3D3"/>
-              <w:start w:val="single" w:space="0" w:color="D3D3D3"/>
-              <w:end w:val="single" w:space="0" w:color="D3D3D3"/>
-            </w:tcBorders>
-          </w:tcPr>
-          <w:p>
-            <w:pPr>
-              <w:spacing w:before="0" w:after="60"/>
-              <w:keepNext/>
-              <w:jc w:val="end"/>
-            </w:pPr>
-            <w:r>
-              <w:rPr>
-                <w:rFonts w:ascii="Calibri" w:hAnsi="Calibri"/>
-                <w:sz w:val="20"/>
-              </w:rPr>
-              <w:t xml:space="default">67</w:t>
-            </w:r>
-          </w:p>
-        </w:tc>
-        <w:tc>
-          <w:tcPr>
-            <w:tcBorders>
-              <w:top w:val="single" w:space="0" w:color="D3D3D3"/>
-              <w:bottom w:val="single" w:space="0" w:color="D3D3D3"/>
-              <w:start w:val="single" w:space="0" w:color="D3D3D3"/>
-              <w:end w:val="single" w:space="0" w:color="D3D3D3"/>
-            </w:tcBorders>
-          </w:tcPr>
-          <w:p>
-            <w:pPr>
-              <w:spacing w:before="0" w:after="60"/>
-              <w:keepNext/>
-              <w:jc w:val="end"/>
-            </w:pPr>
-            <w:r>
-              <w:rPr>
-                <w:rFonts w:ascii="Calibri" w:hAnsi="Calibri"/>
-                <w:sz w:val="20"/>
-              </w:rPr>
-              <w:t xml:space="default">6.0</w:t>
-            </w:r>
-          </w:p>
-        </w:tc>
-        <w:tc>
-          <w:tcPr>
-            <w:tcBorders>
-              <w:top w:val="single" w:space="0" w:color="D3D3D3"/>
-              <w:bottom w:val="single" w:space="0" w:color="D3D3D3"/>
-              <w:start w:val="single" w:space="0" w:color="D3D3D3"/>
-              <w:end w:val="single" w:space="0" w:color="D3D3D3"/>
-            </w:tcBorders>
-          </w:tcPr>
-          <w:p>
-            <w:pPr>
-              <w:spacing w:before="0" w:after="60"/>
-              <w:keepNext/>
-              <w:jc w:val="end"/>
-            </w:pPr>
-            <w:r>
-              <w:rPr>
-                <w:rFonts w:ascii="Calibri" w:hAnsi="Calibri"/>
-                <w:sz w:val="20"/>
-              </w:rPr>
-              <w:t xml:space="default">0.300</w:t>
+              <w:t xml:space="default">M4_fqcy</w:t>
+            </w:r>
+          </w:p>
+        </w:tc>
+        <w:tc>
+          <w:tcPr>
+            <w:tcBorders>
+              <w:top w:val="single" w:space="0" w:color="D3D3D3"/>
+              <w:bottom w:val="single" w:space="0" w:color="D3D3D3"/>
+              <w:start w:val="single" w:space="0" w:color="D3D3D3"/>
+              <w:end w:val="single" w:space="0" w:color="D3D3D3"/>
+            </w:tcBorders>
+          </w:tcPr>
+          <w:p>
+            <w:pPr>
+              <w:spacing w:before="0" w:after="60"/>
+              <w:keepNext/>
+              <w:jc w:val="end"/>
+            </w:pPr>
+            <w:r>
+              <w:rPr>
+                <w:rFonts w:ascii="Calibri" w:hAnsi="Calibri"/>
+                <w:sz w:val="20"/>
+              </w:rPr>
+              <w:t xml:space="default">44</w:t>
+            </w:r>
+          </w:p>
+        </w:tc>
+        <w:tc>
+          <w:tcPr>
+            <w:tcBorders>
+              <w:top w:val="single" w:space="0" w:color="D3D3D3"/>
+              <w:bottom w:val="single" w:space="0" w:color="D3D3D3"/>
+              <w:start w:val="single" w:space="0" w:color="D3D3D3"/>
+              <w:end w:val="single" w:space="0" w:color="D3D3D3"/>
+            </w:tcBorders>
+          </w:tcPr>
+          <w:p>
+            <w:pPr>
+              <w:spacing w:before="0" w:after="60"/>
+              <w:keepNext/>
+              <w:jc w:val="end"/>
+            </w:pPr>
+            <w:r>
+              <w:rPr>
+                <w:rFonts w:ascii="Calibri" w:hAnsi="Calibri"/>
+                <w:sz w:val="20"/>
+              </w:rPr>
+              <w:t xml:space="default">1.0</w:t>
+            </w:r>
+          </w:p>
+        </w:tc>
+        <w:tc>
+          <w:tcPr>
+            <w:tcBorders>
+              <w:top w:val="single" w:space="0" w:color="D3D3D3"/>
+              <w:bottom w:val="single" w:space="0" w:color="D3D3D3"/>
+              <w:start w:val="single" w:space="0" w:color="D3D3D3"/>
+              <w:end w:val="single" w:space="0" w:color="D3D3D3"/>
+            </w:tcBorders>
+          </w:tcPr>
+          <w:p>
+            <w:pPr>
+              <w:spacing w:before="0" w:after="60"/>
+              <w:keepNext/>
+              <w:jc w:val="end"/>
+            </w:pPr>
+            <w:r>
+              <w:rPr>
+                <w:rFonts w:ascii="Calibri" w:hAnsi="Calibri"/>
+                <w:sz w:val="20"/>
+              </w:rPr>
+              <w:t xml:space="default">1.2 (1.3)</w:t>
+            </w:r>
+          </w:p>
+        </w:tc>
+        <w:tc>
+          <w:tcPr>
+            <w:tcBorders>
+              <w:top w:val="single" w:space="0" w:color="D3D3D3"/>
+              <w:bottom w:val="single" w:space="0" w:color="D3D3D3"/>
+              <w:start w:val="single" w:space="0" w:color="D3D3D3"/>
+              <w:end w:val="single" w:space="0" w:color="D3D3D3"/>
+            </w:tcBorders>
+          </w:tcPr>
+          <w:p>
+            <w:pPr>
+              <w:spacing w:before="0" w:after="60"/>
+              <w:keepNext/>
+              <w:jc w:val="end"/>
+            </w:pPr>
+            <w:r>
+              <w:rPr>
+                <w:rFonts w:ascii="Calibri" w:hAnsi="Calibri"/>
+                <w:sz w:val="20"/>
+              </w:rPr>
+              <w:t xml:space="default">2.1 (2.6)</w:t>
+            </w:r>
+          </w:p>
+        </w:tc>
+        <w:tc>
+          <w:tcPr>
+            <w:tcBorders>
+              <w:top w:val="single" w:space="0" w:color="D3D3D3"/>
+              <w:bottom w:val="single" w:space="0" w:color="D3D3D3"/>
+              <w:start w:val="single" w:space="0" w:color="D3D3D3"/>
+              <w:end w:val="single" w:space="0" w:color="D3D3D3"/>
+            </w:tcBorders>
+          </w:tcPr>
+          <w:p>
+            <w:pPr>
+              <w:spacing w:before="0" w:after="60"/>
+              <w:keepNext/>
+              <w:jc w:val="end"/>
+            </w:pPr>
+            <w:r>
+              <w:rPr>
+                <w:rFonts w:ascii="Calibri" w:hAnsi="Calibri"/>
+                <w:sz w:val="20"/>
+              </w:rPr>
+              <w:t xml:space="default">61</w:t>
+            </w:r>
+          </w:p>
+        </w:tc>
+        <w:tc>
+          <w:tcPr>
+            <w:tcBorders>
+              <w:top w:val="single" w:space="0" w:color="D3D3D3"/>
+              <w:bottom w:val="single" w:space="0" w:color="D3D3D3"/>
+              <w:start w:val="single" w:space="0" w:color="D3D3D3"/>
+              <w:end w:val="single" w:space="0" w:color="D3D3D3"/>
+            </w:tcBorders>
+          </w:tcPr>
+          <w:p>
+            <w:pPr>
+              <w:spacing w:before="0" w:after="60"/>
+              <w:keepNext/>
+              <w:jc w:val="end"/>
+            </w:pPr>
+            <w:r>
+              <w:rPr>
+                <w:rFonts w:ascii="Calibri" w:hAnsi="Calibri"/>
+                <w:sz w:val="20"/>
+              </w:rPr>
+              <w:t xml:space="default">1.7</w:t>
+            </w:r>
+          </w:p>
+        </w:tc>
+        <w:tc>
+          <w:tcPr>
+            <w:tcBorders>
+              <w:top w:val="single" w:space="0" w:color="D3D3D3"/>
+              <w:bottom w:val="single" w:space="0" w:color="D3D3D3"/>
+              <w:start w:val="single" w:space="0" w:color="D3D3D3"/>
+              <w:end w:val="single" w:space="0" w:color="D3D3D3"/>
+            </w:tcBorders>
+          </w:tcPr>
+          <w:p>
+            <w:pPr>
+              <w:spacing w:before="0" w:after="60"/>
+              <w:keepNext/>
+              <w:jc w:val="end"/>
+            </w:pPr>
+            <w:r>
+              <w:rPr>
+                <w:rFonts w:ascii="Calibri" w:hAnsi="Calibri"/>
+                <w:sz w:val="20"/>
+              </w:rPr>
+              <w:t xml:space="default">0.600</w:t>
             </w:r>
           </w:p>
         </w:tc>
@@ -1314,175 +1314,175 @@
                 <w:rFonts w:ascii="Calibri" w:hAnsi="Calibri"/>
                 <w:sz w:val="20"/>
               </w:rPr>
-              <w:t xml:space="default">M_hf</w:t>
-            </w:r>
-          </w:p>
-        </w:tc>
-        <w:tc>
-          <w:tcPr>
-            <w:tcBorders>
-              <w:top w:val="single" w:space="0" w:color="D3D3D3"/>
-              <w:bottom w:val="single" w:space="0" w:color="D3D3D3"/>
-              <w:start w:val="single" w:space="0" w:color="D3D3D3"/>
-              <w:end w:val="single" w:space="0" w:color="D3D3D3"/>
-            </w:tcBorders>
-          </w:tcPr>
-          <w:p>
-            <w:pPr>
-              <w:spacing w:before="0" w:after="60"/>
-              <w:keepNext/>
-              <w:jc w:val="end"/>
-            </w:pPr>
-            <w:r>
-              <w:rPr>
-                <w:rFonts w:ascii="Calibri" w:hAnsi="Calibri"/>
-                <w:sz w:val="20"/>
-              </w:rPr>
-              <w:t xml:space="default">27</w:t>
-            </w:r>
-          </w:p>
-        </w:tc>
-        <w:tc>
-          <w:tcPr>
-            <w:tcBorders>
-              <w:top w:val="single" w:space="0" w:color="D3D3D3"/>
-              <w:bottom w:val="single" w:space="0" w:color="D3D3D3"/>
-              <w:start w:val="single" w:space="0" w:color="D3D3D3"/>
-              <w:end w:val="single" w:space="0" w:color="D3D3D3"/>
-            </w:tcBorders>
-          </w:tcPr>
-          <w:p>
-            <w:pPr>
-              <w:spacing w:before="0" w:after="60"/>
-              <w:keepNext/>
-              <w:jc w:val="end"/>
-            </w:pPr>
-            <w:r>
-              <w:rPr>
-                <w:rFonts w:ascii="Calibri" w:hAnsi="Calibri"/>
-                <w:sz w:val="20"/>
-              </w:rPr>
-              <w:t xml:space="default">12.8</w:t>
-            </w:r>
-          </w:p>
-        </w:tc>
-        <w:tc>
-          <w:tcPr>
-            <w:tcBorders>
-              <w:top w:val="single" w:space="0" w:color="D3D3D3"/>
-              <w:bottom w:val="single" w:space="0" w:color="D3D3D3"/>
-              <w:start w:val="single" w:space="0" w:color="D3D3D3"/>
-              <w:end w:val="single" w:space="0" w:color="D3D3D3"/>
-            </w:tcBorders>
-          </w:tcPr>
-          <w:p>
-            <w:pPr>
-              <w:spacing w:before="0" w:after="60"/>
-              <w:keepNext/>
-              <w:jc w:val="end"/>
-            </w:pPr>
-            <w:r>
-              <w:rPr>
-                <w:rFonts w:ascii="Calibri" w:hAnsi="Calibri"/>
-                <w:sz w:val="20"/>
-              </w:rPr>
-              <w:t xml:space="default">-35.8 (23.0)</w:t>
-            </w:r>
-          </w:p>
-        </w:tc>
-        <w:tc>
-          <w:tcPr>
-            <w:tcBorders>
-              <w:top w:val="single" w:space="0" w:color="D3D3D3"/>
-              <w:bottom w:val="single" w:space="0" w:color="D3D3D3"/>
-              <w:start w:val="single" w:space="0" w:color="D3D3D3"/>
-              <w:end w:val="single" w:space="0" w:color="D3D3D3"/>
-            </w:tcBorders>
-          </w:tcPr>
-          <w:p>
-            <w:pPr>
-              <w:spacing w:before="0" w:after="60"/>
-              <w:keepNext/>
-              <w:jc w:val="end"/>
-            </w:pPr>
-            <w:r>
-              <w:rPr>
-                <w:rFonts w:ascii="Calibri" w:hAnsi="Calibri"/>
-                <w:sz w:val="20"/>
-              </w:rPr>
-              <w:t xml:space="default">-25.9 (13.2)</w:t>
-            </w:r>
-          </w:p>
-        </w:tc>
-        <w:tc>
-          <w:tcPr>
-            <w:tcBorders>
-              <w:top w:val="single" w:space="0" w:color="D3D3D3"/>
-              <w:bottom w:val="single" w:space="0" w:color="D3D3D3"/>
-              <w:start w:val="single" w:space="0" w:color="D3D3D3"/>
-              <w:end w:val="single" w:space="0" w:color="D3D3D3"/>
-            </w:tcBorders>
-          </w:tcPr>
-          <w:p>
-            <w:pPr>
-              <w:spacing w:before="0" w:after="60"/>
-              <w:keepNext/>
-              <w:jc w:val="end"/>
-            </w:pPr>
-            <w:r>
-              <w:rPr>
-                <w:rFonts w:ascii="Calibri" w:hAnsi="Calibri"/>
-                <w:sz w:val="20"/>
-              </w:rPr>
-              <w:t xml:space="default">67</w:t>
-            </w:r>
-          </w:p>
-        </w:tc>
-        <w:tc>
-          <w:tcPr>
-            <w:tcBorders>
-              <w:top w:val="single" w:space="0" w:color="D3D3D3"/>
-              <w:bottom w:val="single" w:space="0" w:color="D3D3D3"/>
-              <w:start w:val="single" w:space="0" w:color="D3D3D3"/>
-              <w:end w:val="single" w:space="0" w:color="D3D3D3"/>
-            </w:tcBorders>
-          </w:tcPr>
-          <w:p>
-            <w:pPr>
-              <w:spacing w:before="0" w:after="60"/>
-              <w:keepNext/>
-              <w:jc w:val="end"/>
-            </w:pPr>
-            <w:r>
-              <w:rPr>
-                <w:rFonts w:ascii="Calibri" w:hAnsi="Calibri"/>
-                <w:sz w:val="20"/>
-              </w:rPr>
-              <w:t xml:space="default">0.1</w:t>
-            </w:r>
-          </w:p>
-        </w:tc>
-        <w:tc>
-          <w:tcPr>
-            <w:tcBorders>
-              <w:top w:val="single" w:space="0" w:color="D3D3D3"/>
-              <w:bottom w:val="single" w:space="0" w:color="D3D3D3"/>
-              <w:start w:val="single" w:space="0" w:color="D3D3D3"/>
-              <w:end w:val="single" w:space="0" w:color="D3D3D3"/>
-            </w:tcBorders>
-          </w:tcPr>
-          <w:p>
-            <w:pPr>
-              <w:spacing w:before="0" w:after="60"/>
-              <w:keepNext/>
-              <w:jc w:val="end"/>
-            </w:pPr>
-            <w:r>
-              <w:rPr>
-                <w:rFonts w:ascii="Calibri" w:hAnsi="Calibri"/>
-                <w:sz w:val="20"/>
-              </w:rPr>
-              <w:t xml:space="default">0.020</w:t>
+              <w:t xml:space="default">M_temp</w:t>
+            </w:r>
+          </w:p>
+        </w:tc>
+        <w:tc>
+          <w:tcPr>
+            <w:tcBorders>
+              <w:top w:val="single" w:space="0" w:color="D3D3D3"/>
+              <w:bottom w:val="single" w:space="0" w:color="D3D3D3"/>
+              <w:start w:val="single" w:space="0" w:color="D3D3D3"/>
+              <w:end w:val="single" w:space="0" w:color="D3D3D3"/>
+            </w:tcBorders>
+          </w:tcPr>
+          <w:p>
+            <w:pPr>
+              <w:spacing w:before="0" w:after="60"/>
+              <w:keepNext/>
+              <w:jc w:val="end"/>
+            </w:pPr>
+            <w:r>
+              <w:rPr>
+                <w:rFonts w:ascii="Calibri" w:hAnsi="Calibri"/>
+                <w:sz w:val="20"/>
+              </w:rPr>
+              <w:t xml:space="default">24</w:t>
+            </w:r>
+          </w:p>
+        </w:tc>
+        <w:tc>
+          <w:tcPr>
+            <w:tcBorders>
+              <w:top w:val="single" w:space="0" w:color="D3D3D3"/>
+              <w:bottom w:val="single" w:space="0" w:color="D3D3D3"/>
+              <w:start w:val="single" w:space="0" w:color="D3D3D3"/>
+              <w:end w:val="single" w:space="0" w:color="D3D3D3"/>
+            </w:tcBorders>
+          </w:tcPr>
+          <w:p>
+            <w:pPr>
+              <w:spacing w:before="0" w:after="60"/>
+              <w:keepNext/>
+              <w:jc w:val="end"/>
+            </w:pPr>
+            <w:r>
+              <w:rPr>
+                <w:rFonts w:ascii="Calibri" w:hAnsi="Calibri"/>
+                <w:sz w:val="20"/>
+              </w:rPr>
+              <w:t xml:space="default">3.8</w:t>
+            </w:r>
+          </w:p>
+        </w:tc>
+        <w:tc>
+          <w:tcPr>
+            <w:tcBorders>
+              <w:top w:val="single" w:space="0" w:color="D3D3D3"/>
+              <w:bottom w:val="single" w:space="0" w:color="D3D3D3"/>
+              <w:start w:val="single" w:space="0" w:color="D3D3D3"/>
+              <w:end w:val="single" w:space="0" w:color="D3D3D3"/>
+            </w:tcBorders>
+          </w:tcPr>
+          <w:p>
+            <w:pPr>
+              <w:spacing w:before="0" w:after="60"/>
+              <w:keepNext/>
+              <w:jc w:val="end"/>
+            </w:pPr>
+            <w:r>
+              <w:rPr>
+                <w:rFonts w:ascii="Calibri" w:hAnsi="Calibri"/>
+                <w:sz w:val="20"/>
+              </w:rPr>
+              <w:t xml:space="default">-3.1 (8.6)</w:t>
+            </w:r>
+          </w:p>
+        </w:tc>
+        <w:tc>
+          <w:tcPr>
+            <w:tcBorders>
+              <w:top w:val="single" w:space="0" w:color="D3D3D3"/>
+              <w:bottom w:val="single" w:space="0" w:color="D3D3D3"/>
+              <w:start w:val="single" w:space="0" w:color="D3D3D3"/>
+              <w:end w:val="single" w:space="0" w:color="D3D3D3"/>
+            </w:tcBorders>
+          </w:tcPr>
+          <w:p>
+            <w:pPr>
+              <w:spacing w:before="0" w:after="60"/>
+              <w:keepNext/>
+              <w:jc w:val="end"/>
+            </w:pPr>
+            <w:r>
+              <w:rPr>
+                <w:rFonts w:ascii="Calibri" w:hAnsi="Calibri"/>
+                <w:sz w:val="20"/>
+              </w:rPr>
+              <w:t xml:space="default">-9.8 (10.3)</w:t>
+            </w:r>
+          </w:p>
+        </w:tc>
+        <w:tc>
+          <w:tcPr>
+            <w:tcBorders>
+              <w:top w:val="single" w:space="0" w:color="D3D3D3"/>
+              <w:bottom w:val="single" w:space="0" w:color="D3D3D3"/>
+              <w:start w:val="single" w:space="0" w:color="D3D3D3"/>
+              <w:end w:val="single" w:space="0" w:color="D3D3D3"/>
+            </w:tcBorders>
+          </w:tcPr>
+          <w:p>
+            <w:pPr>
+              <w:spacing w:before="0" w:after="60"/>
+              <w:keepNext/>
+              <w:jc w:val="end"/>
+            </w:pPr>
+            <w:r>
+              <w:rPr>
+                <w:rFonts w:ascii="Calibri" w:hAnsi="Calibri"/>
+                <w:sz w:val="20"/>
+              </w:rPr>
+              <w:t xml:space="default">75</w:t>
+            </w:r>
+          </w:p>
+        </w:tc>
+        <w:tc>
+          <w:tcPr>
+            <w:tcBorders>
+              <w:top w:val="single" w:space="0" w:color="D3D3D3"/>
+              <w:bottom w:val="single" w:space="0" w:color="D3D3D3"/>
+              <w:start w:val="single" w:space="0" w:color="D3D3D3"/>
+              <w:end w:val="single" w:space="0" w:color="D3D3D3"/>
+            </w:tcBorders>
+          </w:tcPr>
+          <w:p>
+            <w:pPr>
+              <w:spacing w:before="0" w:after="60"/>
+              <w:keepNext/>
+              <w:jc w:val="end"/>
+            </w:pPr>
+            <w:r>
+              <w:rPr>
+                <w:rFonts w:ascii="Calibri" w:hAnsi="Calibri"/>
+                <w:sz w:val="20"/>
+              </w:rPr>
+              <w:t xml:space="default">5.2</w:t>
+            </w:r>
+          </w:p>
+        </w:tc>
+        <w:tc>
+          <w:tcPr>
+            <w:tcBorders>
+              <w:top w:val="single" w:space="0" w:color="D3D3D3"/>
+              <w:bottom w:val="single" w:space="0" w:color="D3D3D3"/>
+              <w:start w:val="single" w:space="0" w:color="D3D3D3"/>
+              <w:end w:val="single" w:space="0" w:color="D3D3D3"/>
+            </w:tcBorders>
+          </w:tcPr>
+          <w:p>
+            <w:pPr>
+              <w:spacing w:before="0" w:after="60"/>
+              <w:keepNext/>
+              <w:jc w:val="end"/>
+            </w:pPr>
+            <w:r>
+              <w:rPr>
+                <w:rFonts w:ascii="Calibri" w:hAnsi="Calibri"/>
+                <w:sz w:val="20"/>
+              </w:rPr>
+              <w:t xml:space="default">0.120</w:t>
             </w:r>
           </w:p>
         </w:tc>
@@ -1535,175 +1535,175 @@
                 <w:rFonts w:ascii="Calibri" w:hAnsi="Calibri"/>
                 <w:sz w:val="20"/>
               </w:rPr>
-              <w:t xml:space="default">M6_fqcy</w:t>
-            </w:r>
-          </w:p>
-        </w:tc>
-        <w:tc>
-          <w:tcPr>
-            <w:tcBorders>
-              <w:top w:val="single" w:space="0" w:color="D3D3D3"/>
-              <w:bottom w:val="single" w:space="0" w:color="D3D3D3"/>
-              <w:start w:val="single" w:space="0" w:color="D3D3D3"/>
-              <w:end w:val="single" w:space="0" w:color="D3D3D3"/>
-            </w:tcBorders>
-          </w:tcPr>
-          <w:p>
-            <w:pPr>
-              <w:spacing w:before="0" w:after="60"/>
-              <w:keepNext/>
-              <w:jc w:val="end"/>
-            </w:pPr>
-            <w:r>
-              <w:rPr>
-                <w:rFonts w:ascii="Calibri" w:hAnsi="Calibri"/>
-                <w:sz w:val="20"/>
-              </w:rPr>
-              <w:t xml:space="default">27</w:t>
-            </w:r>
-          </w:p>
-        </w:tc>
-        <w:tc>
-          <w:tcPr>
-            <w:tcBorders>
-              <w:top w:val="single" w:space="0" w:color="D3D3D3"/>
-              <w:bottom w:val="single" w:space="0" w:color="D3D3D3"/>
-              <w:start w:val="single" w:space="0" w:color="D3D3D3"/>
-              <w:end w:val="single" w:space="0" w:color="D3D3D3"/>
-            </w:tcBorders>
-          </w:tcPr>
-          <w:p>
-            <w:pPr>
-              <w:spacing w:before="0" w:after="60"/>
-              <w:keepNext/>
-              <w:jc w:val="end"/>
-            </w:pPr>
-            <w:r>
-              <w:rPr>
-                <w:rFonts w:ascii="Calibri" w:hAnsi="Calibri"/>
-                <w:sz w:val="20"/>
-              </w:rPr>
-              <w:t xml:space="default">15.3</w:t>
-            </w:r>
-          </w:p>
-        </w:tc>
-        <w:tc>
-          <w:tcPr>
-            <w:tcBorders>
-              <w:top w:val="single" w:space="0" w:color="D3D3D3"/>
-              <w:bottom w:val="single" w:space="0" w:color="D3D3D3"/>
-              <w:start w:val="single" w:space="0" w:color="D3D3D3"/>
-              <w:end w:val="single" w:space="0" w:color="D3D3D3"/>
-            </w:tcBorders>
-          </w:tcPr>
-          <w:p>
-            <w:pPr>
-              <w:spacing w:before="0" w:after="60"/>
-              <w:keepNext/>
-              <w:jc w:val="end"/>
-            </w:pPr>
-            <w:r>
-              <w:rPr>
-                <w:rFonts w:ascii="Calibri" w:hAnsi="Calibri"/>
-                <w:sz w:val="20"/>
-              </w:rPr>
-              <w:t xml:space="default">-20.7 (17.2)</w:t>
-            </w:r>
-          </w:p>
-        </w:tc>
-        <w:tc>
-          <w:tcPr>
-            <w:tcBorders>
-              <w:top w:val="single" w:space="0" w:color="D3D3D3"/>
-              <w:bottom w:val="single" w:space="0" w:color="D3D3D3"/>
-              <w:start w:val="single" w:space="0" w:color="D3D3D3"/>
-              <w:end w:val="single" w:space="0" w:color="D3D3D3"/>
-            </w:tcBorders>
-          </w:tcPr>
-          <w:p>
-            <w:pPr>
-              <w:spacing w:before="0" w:after="60"/>
-              <w:keepNext/>
-              <w:jc w:val="end"/>
-            </w:pPr>
-            <w:r>
-              <w:rPr>
-                <w:rFonts w:ascii="Calibri" w:hAnsi="Calibri"/>
-                <w:sz w:val="20"/>
-              </w:rPr>
-              <w:t xml:space="default">-26.8 (16.0)</w:t>
-            </w:r>
-          </w:p>
-        </w:tc>
-        <w:tc>
-          <w:tcPr>
-            <w:tcBorders>
-              <w:top w:val="single" w:space="0" w:color="D3D3D3"/>
-              <w:bottom w:val="single" w:space="0" w:color="D3D3D3"/>
-              <w:start w:val="single" w:space="0" w:color="D3D3D3"/>
-              <w:end w:val="single" w:space="0" w:color="D3D3D3"/>
-            </w:tcBorders>
-          </w:tcPr>
-          <w:p>
-            <w:pPr>
-              <w:spacing w:before="0" w:after="60"/>
-              <w:keepNext/>
-              <w:jc w:val="end"/>
-            </w:pPr>
-            <w:r>
-              <w:rPr>
-                <w:rFonts w:ascii="Calibri" w:hAnsi="Calibri"/>
-                <w:sz w:val="20"/>
-              </w:rPr>
-              <w:t xml:space="default">63</w:t>
-            </w:r>
-          </w:p>
-        </w:tc>
-        <w:tc>
-          <w:tcPr>
-            <w:tcBorders>
-              <w:top w:val="single" w:space="0" w:color="D3D3D3"/>
-              <w:bottom w:val="single" w:space="0" w:color="D3D3D3"/>
-              <w:start w:val="single" w:space="0" w:color="D3D3D3"/>
-              <w:end w:val="single" w:space="0" w:color="D3D3D3"/>
-            </w:tcBorders>
-          </w:tcPr>
-          <w:p>
-            <w:pPr>
-              <w:spacing w:before="0" w:after="60"/>
-              <w:keepNext/>
-              <w:jc w:val="end"/>
-            </w:pPr>
-            <w:r>
-              <w:rPr>
-                <w:rFonts w:ascii="Calibri" w:hAnsi="Calibri"/>
-                <w:sz w:val="20"/>
-              </w:rPr>
-              <w:t xml:space="default">5.1</w:t>
-            </w:r>
-          </w:p>
-        </w:tc>
-        <w:tc>
-          <w:tcPr>
-            <w:tcBorders>
-              <w:top w:val="single" w:space="0" w:color="D3D3D3"/>
-              <w:bottom w:val="single" w:space="0" w:color="D3D3D3"/>
-              <w:start w:val="single" w:space="0" w:color="D3D3D3"/>
-              <w:end w:val="single" w:space="0" w:color="D3D3D3"/>
-            </w:tcBorders>
-          </w:tcPr>
-          <w:p>
-            <w:pPr>
-              <w:spacing w:before="0" w:after="60"/>
-              <w:keepNext/>
-              <w:jc w:val="end"/>
-            </w:pPr>
-            <w:r>
-              <w:rPr>
-                <w:rFonts w:ascii="Calibri" w:hAnsi="Calibri"/>
-                <w:sz w:val="20"/>
-              </w:rPr>
-              <w:t xml:space="default">0.044</w:t>
+              <w:t xml:space="default">M4_av</w:t>
+            </w:r>
+          </w:p>
+        </w:tc>
+        <w:tc>
+          <w:tcPr>
+            <w:tcBorders>
+              <w:top w:val="single" w:space="0" w:color="D3D3D3"/>
+              <w:bottom w:val="single" w:space="0" w:color="D3D3D3"/>
+              <w:start w:val="single" w:space="0" w:color="D3D3D3"/>
+              <w:end w:val="single" w:space="0" w:color="D3D3D3"/>
+            </w:tcBorders>
+          </w:tcPr>
+          <w:p>
+            <w:pPr>
+              <w:spacing w:before="0" w:after="60"/>
+              <w:keepNext/>
+              <w:jc w:val="end"/>
+            </w:pPr>
+            <w:r>
+              <w:rPr>
+                <w:rFonts w:ascii="Calibri" w:hAnsi="Calibri"/>
+                <w:sz w:val="20"/>
+              </w:rPr>
+              <w:t xml:space="default">24</w:t>
+            </w:r>
+          </w:p>
+        </w:tc>
+        <w:tc>
+          <w:tcPr>
+            <w:tcBorders>
+              <w:top w:val="single" w:space="0" w:color="D3D3D3"/>
+              <w:bottom w:val="single" w:space="0" w:color="D3D3D3"/>
+              <w:start w:val="single" w:space="0" w:color="D3D3D3"/>
+              <w:end w:val="single" w:space="0" w:color="D3D3D3"/>
+            </w:tcBorders>
+          </w:tcPr>
+          <w:p>
+            <w:pPr>
+              <w:spacing w:before="0" w:after="60"/>
+              <w:keepNext/>
+              <w:jc w:val="end"/>
+            </w:pPr>
+            <w:r>
+              <w:rPr>
+                <w:rFonts w:ascii="Calibri" w:hAnsi="Calibri"/>
+                <w:sz w:val="20"/>
+              </w:rPr>
+              <w:t xml:space="default">13.1</w:t>
+            </w:r>
+          </w:p>
+        </w:tc>
+        <w:tc>
+          <w:tcPr>
+            <w:tcBorders>
+              <w:top w:val="single" w:space="0" w:color="D3D3D3"/>
+              <w:bottom w:val="single" w:space="0" w:color="D3D3D3"/>
+              <w:start w:val="single" w:space="0" w:color="D3D3D3"/>
+              <w:end w:val="single" w:space="0" w:color="D3D3D3"/>
+            </w:tcBorders>
+          </w:tcPr>
+          <w:p>
+            <w:pPr>
+              <w:spacing w:before="0" w:after="60"/>
+              <w:keepNext/>
+              <w:jc w:val="end"/>
+            </w:pPr>
+            <w:r>
+              <w:rPr>
+                <w:rFonts w:ascii="Calibri" w:hAnsi="Calibri"/>
+                <w:sz w:val="20"/>
+              </w:rPr>
+              <w:t xml:space="default">-45.9 (46.0)</w:t>
+            </w:r>
+          </w:p>
+        </w:tc>
+        <w:tc>
+          <w:tcPr>
+            <w:tcBorders>
+              <w:top w:val="single" w:space="0" w:color="D3D3D3"/>
+              <w:bottom w:val="single" w:space="0" w:color="D3D3D3"/>
+              <w:start w:val="single" w:space="0" w:color="D3D3D3"/>
+              <w:end w:val="single" w:space="0" w:color="D3D3D3"/>
+            </w:tcBorders>
+          </w:tcPr>
+          <w:p>
+            <w:pPr>
+              <w:spacing w:before="0" w:after="60"/>
+              <w:keepNext/>
+              <w:jc w:val="end"/>
+            </w:pPr>
+            <w:r>
+              <w:rPr>
+                <w:rFonts w:ascii="Calibri" w:hAnsi="Calibri"/>
+                <w:sz w:val="20"/>
+              </w:rPr>
+              <w:t xml:space="default">-32.7 (42.2)</w:t>
+            </w:r>
+          </w:p>
+        </w:tc>
+        <w:tc>
+          <w:tcPr>
+            <w:tcBorders>
+              <w:top w:val="single" w:space="0" w:color="D3D3D3"/>
+              <w:bottom w:val="single" w:space="0" w:color="D3D3D3"/>
+              <w:start w:val="single" w:space="0" w:color="D3D3D3"/>
+              <w:end w:val="single" w:space="0" w:color="D3D3D3"/>
+            </w:tcBorders>
+          </w:tcPr>
+          <w:p>
+            <w:pPr>
+              <w:spacing w:before="0" w:after="60"/>
+              <w:keepNext/>
+              <w:jc w:val="end"/>
+            </w:pPr>
+            <w:r>
+              <w:rPr>
+                <w:rFonts w:ascii="Calibri" w:hAnsi="Calibri"/>
+                <w:sz w:val="20"/>
+              </w:rPr>
+              <w:t xml:space="default">67</w:t>
+            </w:r>
+          </w:p>
+        </w:tc>
+        <w:tc>
+          <w:tcPr>
+            <w:tcBorders>
+              <w:top w:val="single" w:space="0" w:color="D3D3D3"/>
+              <w:bottom w:val="single" w:space="0" w:color="D3D3D3"/>
+              <w:start w:val="single" w:space="0" w:color="D3D3D3"/>
+              <w:end w:val="single" w:space="0" w:color="D3D3D3"/>
+            </w:tcBorders>
+          </w:tcPr>
+          <w:p>
+            <w:pPr>
+              <w:spacing w:before="0" w:after="60"/>
+              <w:keepNext/>
+              <w:jc w:val="end"/>
+            </w:pPr>
+            <w:r>
+              <w:rPr>
+                <w:rFonts w:ascii="Calibri" w:hAnsi="Calibri"/>
+                <w:sz w:val="20"/>
+              </w:rPr>
+              <w:t xml:space="default">5.2</w:t>
+            </w:r>
+          </w:p>
+        </w:tc>
+        <w:tc>
+          <w:tcPr>
+            <w:tcBorders>
+              <w:top w:val="single" w:space="0" w:color="D3D3D3"/>
+              <w:bottom w:val="single" w:space="0" w:color="D3D3D3"/>
+              <w:start w:val="single" w:space="0" w:color="D3D3D3"/>
+              <w:end w:val="single" w:space="0" w:color="D3D3D3"/>
+            </w:tcBorders>
+          </w:tcPr>
+          <w:p>
+            <w:pPr>
+              <w:spacing w:before="0" w:after="60"/>
+              <w:keepNext/>
+              <w:jc w:val="end"/>
+            </w:pPr>
+            <w:r>
+              <w:rPr>
+                <w:rFonts w:ascii="Calibri" w:hAnsi="Calibri"/>
+                <w:sz w:val="20"/>
+              </w:rPr>
+              <w:t xml:space="default">0.080</w:t>
             </w:r>
           </w:p>
         </w:tc>
@@ -1788,175 +1788,175 @@
                 <w:rFonts w:ascii="Calibri" w:hAnsi="Calibri"/>
                 <w:sz w:val="20"/>
               </w:rPr>
-              <w:t xml:space="default">M_dt</w:t>
-            </w:r>
-          </w:p>
-        </w:tc>
-        <w:tc>
-          <w:tcPr>
-            <w:tcBorders>
-              <w:top w:val="single" w:space="0" w:color="D3D3D3"/>
-              <w:bottom w:val="single" w:space="0" w:color="D3D3D3"/>
-              <w:start w:val="single" w:space="0" w:color="D3D3D3"/>
-              <w:end w:val="single" w:space="0" w:color="D3D3D3"/>
-            </w:tcBorders>
-          </w:tcPr>
-          <w:p>
-            <w:pPr>
-              <w:spacing w:before="0" w:after="60"/>
-              <w:keepNext/>
-              <w:jc w:val="end"/>
-            </w:pPr>
-            <w:r>
-              <w:rPr>
-                <w:rFonts w:ascii="Calibri" w:hAnsi="Calibri"/>
-                <w:sz w:val="20"/>
-              </w:rPr>
-              <w:t xml:space="default">18</w:t>
-            </w:r>
-          </w:p>
-        </w:tc>
-        <w:tc>
-          <w:tcPr>
-            <w:tcBorders>
-              <w:top w:val="single" w:space="0" w:color="D3D3D3"/>
-              <w:bottom w:val="single" w:space="0" w:color="D3D3D3"/>
-              <w:start w:val="single" w:space="0" w:color="D3D3D3"/>
-              <w:end w:val="single" w:space="0" w:color="D3D3D3"/>
-            </w:tcBorders>
-          </w:tcPr>
-          <w:p>
-            <w:pPr>
-              <w:spacing w:before="0" w:after="60"/>
-              <w:keepNext/>
-              <w:jc w:val="end"/>
-            </w:pPr>
-            <w:r>
-              <w:rPr>
-                <w:rFonts w:ascii="Calibri" w:hAnsi="Calibri"/>
-                <w:sz w:val="20"/>
-              </w:rPr>
-              <w:t xml:space="default">-0.3</w:t>
-            </w:r>
-          </w:p>
-        </w:tc>
-        <w:tc>
-          <w:tcPr>
-            <w:tcBorders>
-              <w:top w:val="single" w:space="0" w:color="D3D3D3"/>
-              <w:bottom w:val="single" w:space="0" w:color="D3D3D3"/>
-              <w:start w:val="single" w:space="0" w:color="D3D3D3"/>
-              <w:end w:val="single" w:space="0" w:color="D3D3D3"/>
-            </w:tcBorders>
-          </w:tcPr>
-          <w:p>
-            <w:pPr>
-              <w:spacing w:before="0" w:after="60"/>
-              <w:keepNext/>
-              <w:jc w:val="end"/>
-            </w:pPr>
-            <w:r>
-              <w:rPr>
-                <w:rFonts w:ascii="Calibri" w:hAnsi="Calibri"/>
-                <w:sz w:val="20"/>
-              </w:rPr>
-              <w:t xml:space="default">-8.9 (7.0)</w:t>
-            </w:r>
-          </w:p>
-        </w:tc>
-        <w:tc>
-          <w:tcPr>
-            <w:tcBorders>
-              <w:top w:val="single" w:space="0" w:color="D3D3D3"/>
-              <w:bottom w:val="single" w:space="0" w:color="D3D3D3"/>
-              <w:start w:val="single" w:space="0" w:color="D3D3D3"/>
-              <w:end w:val="single" w:space="0" w:color="D3D3D3"/>
-            </w:tcBorders>
-          </w:tcPr>
-          <w:p>
-            <w:pPr>
-              <w:spacing w:before="0" w:after="60"/>
-              <w:keepNext/>
-              <w:jc w:val="end"/>
-            </w:pPr>
-            <w:r>
-              <w:rPr>
-                <w:rFonts w:ascii="Calibri" w:hAnsi="Calibri"/>
-                <w:sz w:val="20"/>
-              </w:rPr>
-              <w:t xml:space="default">-14.6 (10.8)</w:t>
-            </w:r>
-          </w:p>
-        </w:tc>
-        <w:tc>
-          <w:tcPr>
-            <w:tcBorders>
-              <w:top w:val="single" w:space="0" w:color="D3D3D3"/>
-              <w:bottom w:val="single" w:space="0" w:color="D3D3D3"/>
-              <w:start w:val="single" w:space="0" w:color="D3D3D3"/>
-              <w:end w:val="single" w:space="0" w:color="D3D3D3"/>
-            </w:tcBorders>
-          </w:tcPr>
-          <w:p>
-            <w:pPr>
-              <w:spacing w:before="0" w:after="60"/>
-              <w:keepNext/>
-              <w:jc w:val="end"/>
-            </w:pPr>
-            <w:r>
-              <w:rPr>
-                <w:rFonts w:ascii="Calibri" w:hAnsi="Calibri"/>
-                <w:sz w:val="20"/>
-              </w:rPr>
-              <w:t xml:space="default">61</w:t>
-            </w:r>
-          </w:p>
-        </w:tc>
-        <w:tc>
-          <w:tcPr>
-            <w:tcBorders>
-              <w:top w:val="single" w:space="0" w:color="D3D3D3"/>
-              <w:bottom w:val="single" w:space="0" w:color="D3D3D3"/>
-              <w:start w:val="single" w:space="0" w:color="D3D3D3"/>
-              <w:end w:val="single" w:space="0" w:color="D3D3D3"/>
-            </w:tcBorders>
-          </w:tcPr>
-          <w:p>
-            <w:pPr>
-              <w:spacing w:before="0" w:after="60"/>
-              <w:keepNext/>
-              <w:jc w:val="end"/>
-            </w:pPr>
-            <w:r>
-              <w:rPr>
-                <w:rFonts w:ascii="Calibri" w:hAnsi="Calibri"/>
-                <w:sz w:val="20"/>
-              </w:rPr>
-              <w:t xml:space="default">3.4</w:t>
-            </w:r>
-          </w:p>
-        </w:tc>
-        <w:tc>
-          <w:tcPr>
-            <w:tcBorders>
-              <w:top w:val="single" w:space="0" w:color="D3D3D3"/>
-              <w:bottom w:val="single" w:space="0" w:color="D3D3D3"/>
-              <w:start w:val="single" w:space="0" w:color="D3D3D3"/>
-              <w:end w:val="single" w:space="0" w:color="D3D3D3"/>
-            </w:tcBorders>
-          </w:tcPr>
-          <w:p>
-            <w:pPr>
-              <w:spacing w:before="0" w:after="60"/>
-              <w:keepNext/>
-              <w:jc w:val="end"/>
-            </w:pPr>
-            <w:r>
-              <w:rPr>
-                <w:rFonts w:ascii="Calibri" w:hAnsi="Calibri"/>
-                <w:sz w:val="20"/>
-              </w:rPr>
-              <w:t xml:space="default">0.300</w:t>
+              <w:t xml:space="default">M_hyd</w:t>
+            </w:r>
+          </w:p>
+        </w:tc>
+        <w:tc>
+          <w:tcPr>
+            <w:tcBorders>
+              <w:top w:val="single" w:space="0" w:color="D3D3D3"/>
+              <w:bottom w:val="single" w:space="0" w:color="D3D3D3"/>
+              <w:start w:val="single" w:space="0" w:color="D3D3D3"/>
+              <w:end w:val="single" w:space="0" w:color="D3D3D3"/>
+            </w:tcBorders>
+          </w:tcPr>
+          <w:p>
+            <w:pPr>
+              <w:spacing w:before="0" w:after="60"/>
+              <w:keepNext/>
+              <w:jc w:val="end"/>
+            </w:pPr>
+            <w:r>
+              <w:rPr>
+                <w:rFonts w:ascii="Calibri" w:hAnsi="Calibri"/>
+                <w:sz w:val="20"/>
+              </w:rPr>
+              <w:t xml:space="default">19</w:t>
+            </w:r>
+          </w:p>
+        </w:tc>
+        <w:tc>
+          <w:tcPr>
+            <w:tcBorders>
+              <w:top w:val="single" w:space="0" w:color="D3D3D3"/>
+              <w:bottom w:val="single" w:space="0" w:color="D3D3D3"/>
+              <w:start w:val="single" w:space="0" w:color="D3D3D3"/>
+              <w:end w:val="single" w:space="0" w:color="D3D3D3"/>
+            </w:tcBorders>
+          </w:tcPr>
+          <w:p>
+            <w:pPr>
+              <w:spacing w:before="0" w:after="60"/>
+              <w:keepNext/>
+              <w:jc w:val="end"/>
+            </w:pPr>
+            <w:r>
+              <w:rPr>
+                <w:rFonts w:ascii="Calibri" w:hAnsi="Calibri"/>
+                <w:sz w:val="20"/>
+              </w:rPr>
+              <w:t xml:space="default">3.7</w:t>
+            </w:r>
+          </w:p>
+        </w:tc>
+        <w:tc>
+          <w:tcPr>
+            <w:tcBorders>
+              <w:top w:val="single" w:space="0" w:color="D3D3D3"/>
+              <w:bottom w:val="single" w:space="0" w:color="D3D3D3"/>
+              <w:start w:val="single" w:space="0" w:color="D3D3D3"/>
+              <w:end w:val="single" w:space="0" w:color="D3D3D3"/>
+            </w:tcBorders>
+          </w:tcPr>
+          <w:p>
+            <w:pPr>
+              <w:spacing w:before="0" w:after="60"/>
+              <w:keepNext/>
+              <w:jc w:val="end"/>
+            </w:pPr>
+            <w:r>
+              <w:rPr>
+                <w:rFonts w:ascii="Calibri" w:hAnsi="Calibri"/>
+                <w:sz w:val="20"/>
+              </w:rPr>
+              <w:t xml:space="default">-312.3 (304.0)</w:t>
+            </w:r>
+          </w:p>
+        </w:tc>
+        <w:tc>
+          <w:tcPr>
+            <w:tcBorders>
+              <w:top w:val="single" w:space="0" w:color="D3D3D3"/>
+              <w:bottom w:val="single" w:space="0" w:color="D3D3D3"/>
+              <w:start w:val="single" w:space="0" w:color="D3D3D3"/>
+              <w:end w:val="single" w:space="0" w:color="D3D3D3"/>
+            </w:tcBorders>
+          </w:tcPr>
+          <w:p>
+            <w:pPr>
+              <w:spacing w:before="0" w:after="60"/>
+              <w:keepNext/>
+              <w:jc w:val="end"/>
+            </w:pPr>
+            <w:r>
+              <w:rPr>
+                <w:rFonts w:ascii="Calibri" w:hAnsi="Calibri"/>
+                <w:sz w:val="20"/>
+              </w:rPr>
+              <w:t xml:space="default">-3422.7 (2891.3)</w:t>
+            </w:r>
+          </w:p>
+        </w:tc>
+        <w:tc>
+          <w:tcPr>
+            <w:tcBorders>
+              <w:top w:val="single" w:space="0" w:color="D3D3D3"/>
+              <w:bottom w:val="single" w:space="0" w:color="D3D3D3"/>
+              <w:start w:val="single" w:space="0" w:color="D3D3D3"/>
+              <w:end w:val="single" w:space="0" w:color="D3D3D3"/>
+            </w:tcBorders>
+          </w:tcPr>
+          <w:p>
+            <w:pPr>
+              <w:spacing w:before="0" w:after="60"/>
+              <w:keepNext/>
+              <w:jc w:val="end"/>
+            </w:pPr>
+            <w:r>
+              <w:rPr>
+                <w:rFonts w:ascii="Calibri" w:hAnsi="Calibri"/>
+                <w:sz w:val="20"/>
+              </w:rPr>
+              <w:t xml:space="default">58</w:t>
+            </w:r>
+          </w:p>
+        </w:tc>
+        <w:tc>
+          <w:tcPr>
+            <w:tcBorders>
+              <w:top w:val="single" w:space="0" w:color="D3D3D3"/>
+              <w:bottom w:val="single" w:space="0" w:color="D3D3D3"/>
+              <w:start w:val="single" w:space="0" w:color="D3D3D3"/>
+              <w:end w:val="single" w:space="0" w:color="D3D3D3"/>
+            </w:tcBorders>
+          </w:tcPr>
+          <w:p>
+            <w:pPr>
+              <w:spacing w:before="0" w:after="60"/>
+              <w:keepNext/>
+              <w:jc w:val="end"/>
+            </w:pPr>
+            <w:r>
+              <w:rPr>
+                <w:rFonts w:ascii="Calibri" w:hAnsi="Calibri"/>
+                <w:sz w:val="20"/>
+              </w:rPr>
+              <w:t xml:space="default">0.9</w:t>
+            </w:r>
+          </w:p>
+        </w:tc>
+        <w:tc>
+          <w:tcPr>
+            <w:tcBorders>
+              <w:top w:val="single" w:space="0" w:color="D3D3D3"/>
+              <w:bottom w:val="single" w:space="0" w:color="D3D3D3"/>
+              <w:start w:val="single" w:space="0" w:color="D3D3D3"/>
+              <w:end w:val="single" w:space="0" w:color="D3D3D3"/>
+            </w:tcBorders>
+          </w:tcPr>
+          <w:p>
+            <w:pPr>
+              <w:spacing w:before="0" w:after="60"/>
+              <w:keepNext/>
+              <w:jc w:val="end"/>
+            </w:pPr>
+            <w:r>
+              <w:rPr>
+                <w:rFonts w:ascii="Calibri" w:hAnsi="Calibri"/>
+                <w:sz w:val="20"/>
+              </w:rPr>
+              <w:t xml:space="default">0.020</w:t>
             </w:r>
           </w:p>
         </w:tc>
@@ -2009,175 +2009,175 @@
                 <w:rFonts w:ascii="Calibri" w:hAnsi="Calibri"/>
                 <w:sz w:val="20"/>
               </w:rPr>
-              <w:t xml:space="default">M4_fqcy</w:t>
-            </w:r>
-          </w:p>
-        </w:tc>
-        <w:tc>
-          <w:tcPr>
-            <w:tcBorders>
-              <w:top w:val="single" w:space="0" w:color="D3D3D3"/>
-              <w:bottom w:val="single" w:space="0" w:color="D3D3D3"/>
-              <w:start w:val="single" w:space="0" w:color="D3D3D3"/>
-              <w:end w:val="single" w:space="0" w:color="D3D3D3"/>
-            </w:tcBorders>
-          </w:tcPr>
-          <w:p>
-            <w:pPr>
-              <w:spacing w:before="0" w:after="60"/>
-              <w:keepNext/>
-              <w:jc w:val="end"/>
-            </w:pPr>
-            <w:r>
-              <w:rPr>
-                <w:rFonts w:ascii="Calibri" w:hAnsi="Calibri"/>
-                <w:sz w:val="20"/>
-              </w:rPr>
-              <w:t xml:space="default">18</w:t>
-            </w:r>
-          </w:p>
-        </w:tc>
-        <w:tc>
-          <w:tcPr>
-            <w:tcBorders>
-              <w:top w:val="single" w:space="0" w:color="D3D3D3"/>
-              <w:bottom w:val="single" w:space="0" w:color="D3D3D3"/>
-              <w:start w:val="single" w:space="0" w:color="D3D3D3"/>
-              <w:end w:val="single" w:space="0" w:color="D3D3D3"/>
-            </w:tcBorders>
-          </w:tcPr>
-          <w:p>
-            <w:pPr>
-              <w:spacing w:before="0" w:after="60"/>
-              <w:keepNext/>
-              <w:jc w:val="end"/>
-            </w:pPr>
-            <w:r>
-              <w:rPr>
-                <w:rFonts w:ascii="Calibri" w:hAnsi="Calibri"/>
-                <w:sz w:val="20"/>
-              </w:rPr>
-              <w:t xml:space="default">2.8</w:t>
-            </w:r>
-          </w:p>
-        </w:tc>
-        <w:tc>
-          <w:tcPr>
-            <w:tcBorders>
-              <w:top w:val="single" w:space="0" w:color="D3D3D3"/>
-              <w:bottom w:val="single" w:space="0" w:color="D3D3D3"/>
-              <w:start w:val="single" w:space="0" w:color="D3D3D3"/>
-              <w:end w:val="single" w:space="0" w:color="D3D3D3"/>
-            </w:tcBorders>
-          </w:tcPr>
-          <w:p>
-            <w:pPr>
-              <w:spacing w:before="0" w:after="60"/>
-              <w:keepNext/>
-              <w:jc w:val="end"/>
-            </w:pPr>
-            <w:r>
-              <w:rPr>
-                <w:rFonts w:ascii="Calibri" w:hAnsi="Calibri"/>
-                <w:sz w:val="20"/>
-              </w:rPr>
-              <w:t xml:space="default">-14.2 (11.8)</w:t>
-            </w:r>
-          </w:p>
-        </w:tc>
-        <w:tc>
-          <w:tcPr>
-            <w:tcBorders>
-              <w:top w:val="single" w:space="0" w:color="D3D3D3"/>
-              <w:bottom w:val="single" w:space="0" w:color="D3D3D3"/>
-              <w:start w:val="single" w:space="0" w:color="D3D3D3"/>
-              <w:end w:val="single" w:space="0" w:color="D3D3D3"/>
-            </w:tcBorders>
-          </w:tcPr>
-          <w:p>
-            <w:pPr>
-              <w:spacing w:before="0" w:after="60"/>
-              <w:keepNext/>
-              <w:jc w:val="end"/>
-            </w:pPr>
-            <w:r>
-              <w:rPr>
-                <w:rFonts w:ascii="Calibri" w:hAnsi="Calibri"/>
-                <w:sz w:val="20"/>
-              </w:rPr>
-              <w:t xml:space="default">-11.3 (8.4)</w:t>
-            </w:r>
-          </w:p>
-        </w:tc>
-        <w:tc>
-          <w:tcPr>
-            <w:tcBorders>
-              <w:top w:val="single" w:space="0" w:color="D3D3D3"/>
-              <w:bottom w:val="single" w:space="0" w:color="D3D3D3"/>
-              <w:start w:val="single" w:space="0" w:color="D3D3D3"/>
-              <w:end w:val="single" w:space="0" w:color="D3D3D3"/>
-            </w:tcBorders>
-          </w:tcPr>
-          <w:p>
-            <w:pPr>
-              <w:spacing w:before="0" w:after="60"/>
-              <w:keepNext/>
-              <w:jc w:val="end"/>
-            </w:pPr>
-            <w:r>
-              <w:rPr>
-                <w:rFonts w:ascii="Calibri" w:hAnsi="Calibri"/>
-                <w:sz w:val="20"/>
-              </w:rPr>
-              <w:t xml:space="default">61</w:t>
-            </w:r>
-          </w:p>
-        </w:tc>
-        <w:tc>
-          <w:tcPr>
-            <w:tcBorders>
-              <w:top w:val="single" w:space="0" w:color="D3D3D3"/>
-              <w:bottom w:val="single" w:space="0" w:color="D3D3D3"/>
-              <w:start w:val="single" w:space="0" w:color="D3D3D3"/>
-              <w:end w:val="single" w:space="0" w:color="D3D3D3"/>
-            </w:tcBorders>
-          </w:tcPr>
-          <w:p>
-            <w:pPr>
-              <w:spacing w:before="0" w:after="60"/>
-              <w:keepNext/>
-              <w:jc w:val="end"/>
-            </w:pPr>
-            <w:r>
-              <w:rPr>
-                <w:rFonts w:ascii="Calibri" w:hAnsi="Calibri"/>
-                <w:sz w:val="20"/>
-              </w:rPr>
-              <w:t xml:space="default">2.1</w:t>
-            </w:r>
-          </w:p>
-        </w:tc>
-        <w:tc>
-          <w:tcPr>
-            <w:tcBorders>
-              <w:top w:val="single" w:space="0" w:color="D3D3D3"/>
-              <w:bottom w:val="single" w:space="0" w:color="D3D3D3"/>
-              <w:start w:val="single" w:space="0" w:color="D3D3D3"/>
-              <w:end w:val="single" w:space="0" w:color="D3D3D3"/>
-            </w:tcBorders>
-          </w:tcPr>
-          <w:p>
-            <w:pPr>
-              <w:spacing w:before="0" w:after="60"/>
-              <w:keepNext/>
-              <w:jc w:val="end"/>
-            </w:pPr>
-            <w:r>
-              <w:rPr>
-                <w:rFonts w:ascii="Calibri" w:hAnsi="Calibri"/>
-                <w:sz w:val="20"/>
-              </w:rPr>
-              <w:t xml:space="default">0.260</w:t>
+              <w:t xml:space="default">M7_av</w:t>
+            </w:r>
+          </w:p>
+        </w:tc>
+        <w:tc>
+          <w:tcPr>
+            <w:tcBorders>
+              <w:top w:val="single" w:space="0" w:color="D3D3D3"/>
+              <w:bottom w:val="single" w:space="0" w:color="D3D3D3"/>
+              <w:start w:val="single" w:space="0" w:color="D3D3D3"/>
+              <w:end w:val="single" w:space="0" w:color="D3D3D3"/>
+            </w:tcBorders>
+          </w:tcPr>
+          <w:p>
+            <w:pPr>
+              <w:spacing w:before="0" w:after="60"/>
+              <w:keepNext/>
+              <w:jc w:val="end"/>
+            </w:pPr>
+            <w:r>
+              <w:rPr>
+                <w:rFonts w:ascii="Calibri" w:hAnsi="Calibri"/>
+                <w:sz w:val="20"/>
+              </w:rPr>
+              <w:t xml:space="default">19</w:t>
+            </w:r>
+          </w:p>
+        </w:tc>
+        <w:tc>
+          <w:tcPr>
+            <w:tcBorders>
+              <w:top w:val="single" w:space="0" w:color="D3D3D3"/>
+              <w:bottom w:val="single" w:space="0" w:color="D3D3D3"/>
+              <w:start w:val="single" w:space="0" w:color="D3D3D3"/>
+              <w:end w:val="single" w:space="0" w:color="D3D3D3"/>
+            </w:tcBorders>
+          </w:tcPr>
+          <w:p>
+            <w:pPr>
+              <w:spacing w:before="0" w:after="60"/>
+              <w:keepNext/>
+              <w:jc w:val="end"/>
+            </w:pPr>
+            <w:r>
+              <w:rPr>
+                <w:rFonts w:ascii="Calibri" w:hAnsi="Calibri"/>
+                <w:sz w:val="20"/>
+              </w:rPr>
+              <w:t xml:space="default">16.2</w:t>
+            </w:r>
+          </w:p>
+        </w:tc>
+        <w:tc>
+          <w:tcPr>
+            <w:tcBorders>
+              <w:top w:val="single" w:space="0" w:color="D3D3D3"/>
+              <w:bottom w:val="single" w:space="0" w:color="D3D3D3"/>
+              <w:start w:val="single" w:space="0" w:color="D3D3D3"/>
+              <w:end w:val="single" w:space="0" w:color="D3D3D3"/>
+            </w:tcBorders>
+          </w:tcPr>
+          <w:p>
+            <w:pPr>
+              <w:spacing w:before="0" w:after="60"/>
+              <w:keepNext/>
+              <w:jc w:val="end"/>
+            </w:pPr>
+            <w:r>
+              <w:rPr>
+                <w:rFonts w:ascii="Calibri" w:hAnsi="Calibri"/>
+                <w:sz w:val="20"/>
+              </w:rPr>
+              <w:t xml:space="default">-37.6 (27.2)</w:t>
+            </w:r>
+          </w:p>
+        </w:tc>
+        <w:tc>
+          <w:tcPr>
+            <w:tcBorders>
+              <w:top w:val="single" w:space="0" w:color="D3D3D3"/>
+              <w:bottom w:val="single" w:space="0" w:color="D3D3D3"/>
+              <w:start w:val="single" w:space="0" w:color="D3D3D3"/>
+              <w:end w:val="single" w:space="0" w:color="D3D3D3"/>
+            </w:tcBorders>
+          </w:tcPr>
+          <w:p>
+            <w:pPr>
+              <w:spacing w:before="0" w:after="60"/>
+              <w:keepNext/>
+              <w:jc w:val="end"/>
+            </w:pPr>
+            <w:r>
+              <w:rPr>
+                <w:rFonts w:ascii="Calibri" w:hAnsi="Calibri"/>
+                <w:sz w:val="20"/>
+              </w:rPr>
+              <w:t xml:space="default">-1.4 (2.4)</w:t>
+            </w:r>
+          </w:p>
+        </w:tc>
+        <w:tc>
+          <w:tcPr>
+            <w:tcBorders>
+              <w:top w:val="single" w:space="0" w:color="D3D3D3"/>
+              <w:bottom w:val="single" w:space="0" w:color="D3D3D3"/>
+              <w:start w:val="single" w:space="0" w:color="D3D3D3"/>
+              <w:end w:val="single" w:space="0" w:color="D3D3D3"/>
+            </w:tcBorders>
+          </w:tcPr>
+          <w:p>
+            <w:pPr>
+              <w:spacing w:before="0" w:after="60"/>
+              <w:keepNext/>
+              <w:jc w:val="end"/>
+            </w:pPr>
+            <w:r>
+              <w:rPr>
+                <w:rFonts w:ascii="Calibri" w:hAnsi="Calibri"/>
+                <w:sz w:val="20"/>
+              </w:rPr>
+              <w:t xml:space="default">44</w:t>
+            </w:r>
+          </w:p>
+        </w:tc>
+        <w:tc>
+          <w:tcPr>
+            <w:tcBorders>
+              <w:top w:val="single" w:space="0" w:color="D3D3D3"/>
+              <w:bottom w:val="single" w:space="0" w:color="D3D3D3"/>
+              <w:start w:val="single" w:space="0" w:color="D3D3D3"/>
+              <w:end w:val="single" w:space="0" w:color="D3D3D3"/>
+            </w:tcBorders>
+          </w:tcPr>
+          <w:p>
+            <w:pPr>
+              <w:spacing w:before="0" w:after="60"/>
+              <w:keepNext/>
+              <w:jc w:val="end"/>
+            </w:pPr>
+            <w:r>
+              <w:rPr>
+                <w:rFonts w:ascii="Calibri" w:hAnsi="Calibri"/>
+                <w:sz w:val="20"/>
+              </w:rPr>
+              <w:t xml:space="default">1.0</w:t>
+            </w:r>
+          </w:p>
+        </w:tc>
+        <w:tc>
+          <w:tcPr>
+            <w:tcBorders>
+              <w:top w:val="single" w:space="0" w:color="D3D3D3"/>
+              <w:bottom w:val="single" w:space="0" w:color="D3D3D3"/>
+              <w:start w:val="single" w:space="0" w:color="D3D3D3"/>
+              <w:end w:val="single" w:space="0" w:color="D3D3D3"/>
+            </w:tcBorders>
+          </w:tcPr>
+          <w:p>
+            <w:pPr>
+              <w:spacing w:before="0" w:after="60"/>
+              <w:keepNext/>
+              <w:jc w:val="end"/>
+            </w:pPr>
+            <w:r>
+              <w:rPr>
+                <w:rFonts w:ascii="Calibri" w:hAnsi="Calibri"/>
+                <w:sz w:val="20"/>
+              </w:rPr>
+              <w:t xml:space="default">0.500</w:t>
             </w:r>
           </w:p>
         </w:tc>
@@ -2262,151 +2262,151 @@
                 <w:rFonts w:ascii="Calibri" w:hAnsi="Calibri"/>
                 <w:sz w:val="20"/>
               </w:rPr>
-              <w:t xml:space="default">M_the</w:t>
-            </w:r>
-          </w:p>
-        </w:tc>
-        <w:tc>
-          <w:tcPr>
-            <w:tcBorders>
-              <w:top w:val="single" w:space="0" w:color="D3D3D3"/>
-              <w:bottom w:val="single" w:space="0" w:color="D3D3D3"/>
-              <w:start w:val="single" w:space="0" w:color="D3D3D3"/>
-              <w:end w:val="single" w:space="0" w:color="D3D3D3"/>
-            </w:tcBorders>
-          </w:tcPr>
-          <w:p>
-            <w:pPr>
-              <w:spacing w:before="0" w:after="60"/>
-              <w:keepNext/>
-              <w:jc w:val="end"/>
-            </w:pPr>
-            <w:r>
-              <w:rPr>
-                <w:rFonts w:ascii="Calibri" w:hAnsi="Calibri"/>
-                <w:sz w:val="20"/>
-              </w:rPr>
-              <w:t xml:space="default">58</w:t>
-            </w:r>
-          </w:p>
-        </w:tc>
-        <w:tc>
-          <w:tcPr>
-            <w:tcBorders>
-              <w:top w:val="single" w:space="0" w:color="D3D3D3"/>
-              <w:bottom w:val="single" w:space="0" w:color="D3D3D3"/>
-              <w:start w:val="single" w:space="0" w:color="D3D3D3"/>
-              <w:end w:val="single" w:space="0" w:color="D3D3D3"/>
-            </w:tcBorders>
-          </w:tcPr>
-          <w:p>
-            <w:pPr>
-              <w:spacing w:before="0" w:after="60"/>
-              <w:keepNext/>
-              <w:jc w:val="end"/>
-            </w:pPr>
-            <w:r>
-              <w:rPr>
-                <w:rFonts w:ascii="Calibri" w:hAnsi="Calibri"/>
-                <w:sz w:val="20"/>
-              </w:rPr>
-              <w:t xml:space="default">11.3</w:t>
-            </w:r>
-          </w:p>
-        </w:tc>
-        <w:tc>
-          <w:tcPr>
-            <w:tcBorders>
-              <w:top w:val="single" w:space="0" w:color="D3D3D3"/>
-              <w:bottom w:val="single" w:space="0" w:color="D3D3D3"/>
-              <w:start w:val="single" w:space="0" w:color="D3D3D3"/>
-              <w:end w:val="single" w:space="0" w:color="D3D3D3"/>
-            </w:tcBorders>
-          </w:tcPr>
-          <w:p>
-            <w:pPr>
-              <w:spacing w:before="0" w:after="60"/>
-              <w:keepNext/>
-              <w:jc w:val="end"/>
-            </w:pPr>
-            <w:r>
-              <w:rPr>
-                <w:rFonts w:ascii="Calibri" w:hAnsi="Calibri"/>
-                <w:sz w:val="20"/>
-              </w:rPr>
-              <w:t xml:space="default">6.1 (6.0)</w:t>
-            </w:r>
-          </w:p>
-        </w:tc>
-        <w:tc>
-          <w:tcPr>
-            <w:tcBorders>
-              <w:top w:val="single" w:space="0" w:color="D3D3D3"/>
-              <w:bottom w:val="single" w:space="0" w:color="D3D3D3"/>
-              <w:start w:val="single" w:space="0" w:color="D3D3D3"/>
-              <w:end w:val="single" w:space="0" w:color="D3D3D3"/>
-            </w:tcBorders>
-          </w:tcPr>
-          <w:p>
-            <w:pPr>
-              <w:spacing w:before="0" w:after="60"/>
-              <w:keepNext/>
-              <w:jc w:val="end"/>
-            </w:pPr>
-            <w:r>
-              <w:rPr>
-                <w:rFonts w:ascii="Calibri" w:hAnsi="Calibri"/>
-                <w:sz w:val="20"/>
-              </w:rPr>
-              <w:t xml:space="default">6.2 (6.0)</w:t>
-            </w:r>
-          </w:p>
-        </w:tc>
-        <w:tc>
-          <w:tcPr>
-            <w:tcBorders>
-              <w:top w:val="single" w:space="0" w:color="D3D3D3"/>
-              <w:bottom w:val="single" w:space="0" w:color="D3D3D3"/>
-              <w:start w:val="single" w:space="0" w:color="D3D3D3"/>
-              <w:end w:val="single" w:space="0" w:color="D3D3D3"/>
-            </w:tcBorders>
-          </w:tcPr>
-          <w:p>
-            <w:pPr>
-              <w:spacing w:before="0" w:after="60"/>
-              <w:keepNext/>
-              <w:jc w:val="end"/>
-            </w:pPr>
-            <w:r>
-              <w:rPr>
-                <w:rFonts w:ascii="Calibri" w:hAnsi="Calibri"/>
-                <w:sz w:val="20"/>
-              </w:rPr>
-              <w:t xml:space="default">60</w:t>
-            </w:r>
-          </w:p>
-        </w:tc>
-        <w:tc>
-          <w:tcPr>
-            <w:tcBorders>
-              <w:top w:val="single" w:space="0" w:color="D3D3D3"/>
-              <w:bottom w:val="single" w:space="0" w:color="D3D3D3"/>
-              <w:start w:val="single" w:space="0" w:color="D3D3D3"/>
-              <w:end w:val="single" w:space="0" w:color="D3D3D3"/>
-            </w:tcBorders>
-          </w:tcPr>
-          <w:p>
-            <w:pPr>
-              <w:spacing w:before="0" w:after="60"/>
-              <w:keepNext/>
-              <w:jc w:val="end"/>
-            </w:pPr>
-            <w:r>
-              <w:rPr>
-                <w:rFonts w:ascii="Calibri" w:hAnsi="Calibri"/>
-                <w:sz w:val="20"/>
-              </w:rPr>
-              <w:t xml:space="default">1.3</w:t>
+              <w:t xml:space="default">M_hav</w:t>
+            </w:r>
+          </w:p>
+        </w:tc>
+        <w:tc>
+          <w:tcPr>
+            <w:tcBorders>
+              <w:top w:val="single" w:space="0" w:color="D3D3D3"/>
+              <w:bottom w:val="single" w:space="0" w:color="D3D3D3"/>
+              <w:start w:val="single" w:space="0" w:color="D3D3D3"/>
+              <w:end w:val="single" w:space="0" w:color="D3D3D3"/>
+            </w:tcBorders>
+          </w:tcPr>
+          <w:p>
+            <w:pPr>
+              <w:spacing w:before="0" w:after="60"/>
+              <w:keepNext/>
+              <w:jc w:val="end"/>
+            </w:pPr>
+            <w:r>
+              <w:rPr>
+                <w:rFonts w:ascii="Calibri" w:hAnsi="Calibri"/>
+                <w:sz w:val="20"/>
+              </w:rPr>
+              <w:t xml:space="default">57</w:t>
+            </w:r>
+          </w:p>
+        </w:tc>
+        <w:tc>
+          <w:tcPr>
+            <w:tcBorders>
+              <w:top w:val="single" w:space="0" w:color="D3D3D3"/>
+              <w:bottom w:val="single" w:space="0" w:color="D3D3D3"/>
+              <w:start w:val="single" w:space="0" w:color="D3D3D3"/>
+              <w:end w:val="single" w:space="0" w:color="D3D3D3"/>
+            </w:tcBorders>
+          </w:tcPr>
+          <w:p>
+            <w:pPr>
+              <w:spacing w:before="0" w:after="60"/>
+              <w:keepNext/>
+              <w:jc w:val="end"/>
+            </w:pPr>
+            <w:r>
+              <w:rPr>
+                <w:rFonts w:ascii="Calibri" w:hAnsi="Calibri"/>
+                <w:sz w:val="20"/>
+              </w:rPr>
+              <w:t xml:space="default">29.0</w:t>
+            </w:r>
+          </w:p>
+        </w:tc>
+        <w:tc>
+          <w:tcPr>
+            <w:tcBorders>
+              <w:top w:val="single" w:space="0" w:color="D3D3D3"/>
+              <w:bottom w:val="single" w:space="0" w:color="D3D3D3"/>
+              <w:start w:val="single" w:space="0" w:color="D3D3D3"/>
+              <w:end w:val="single" w:space="0" w:color="D3D3D3"/>
+            </w:tcBorders>
+          </w:tcPr>
+          <w:p>
+            <w:pPr>
+              <w:spacing w:before="0" w:after="60"/>
+              <w:keepNext/>
+              <w:jc w:val="end"/>
+            </w:pPr>
+            <w:r>
+              <w:rPr>
+                <w:rFonts w:ascii="Calibri" w:hAnsi="Calibri"/>
+                <w:sz w:val="20"/>
+              </w:rPr>
+              <w:t xml:space="default">28.9 (21.1)</w:t>
+            </w:r>
+          </w:p>
+        </w:tc>
+        <w:tc>
+          <w:tcPr>
+            <w:tcBorders>
+              <w:top w:val="single" w:space="0" w:color="D3D3D3"/>
+              <w:bottom w:val="single" w:space="0" w:color="D3D3D3"/>
+              <w:start w:val="single" w:space="0" w:color="D3D3D3"/>
+              <w:end w:val="single" w:space="0" w:color="D3D3D3"/>
+            </w:tcBorders>
+          </w:tcPr>
+          <w:p>
+            <w:pPr>
+              <w:spacing w:before="0" w:after="60"/>
+              <w:keepNext/>
+              <w:jc w:val="end"/>
+            </w:pPr>
+            <w:r>
+              <w:rPr>
+                <w:rFonts w:ascii="Calibri" w:hAnsi="Calibri"/>
+                <w:sz w:val="20"/>
+              </w:rPr>
+              <w:t xml:space="default">16.0 (8.9)</w:t>
+            </w:r>
+          </w:p>
+        </w:tc>
+        <w:tc>
+          <w:tcPr>
+            <w:tcBorders>
+              <w:top w:val="single" w:space="0" w:color="D3D3D3"/>
+              <w:bottom w:val="single" w:space="0" w:color="D3D3D3"/>
+              <w:start w:val="single" w:space="0" w:color="D3D3D3"/>
+              <w:end w:val="single" w:space="0" w:color="D3D3D3"/>
+            </w:tcBorders>
+          </w:tcPr>
+          <w:p>
+            <w:pPr>
+              <w:spacing w:before="0" w:after="60"/>
+              <w:keepNext/>
+              <w:jc w:val="end"/>
+            </w:pPr>
+            <w:r>
+              <w:rPr>
+                <w:rFonts w:ascii="Calibri" w:hAnsi="Calibri"/>
+                <w:sz w:val="20"/>
+              </w:rPr>
+              <w:t xml:space="default">68</w:t>
+            </w:r>
+          </w:p>
+        </w:tc>
+        <w:tc>
+          <w:tcPr>
+            <w:tcBorders>
+              <w:top w:val="single" w:space="0" w:color="D3D3D3"/>
+              <w:bottom w:val="single" w:space="0" w:color="D3D3D3"/>
+              <w:start w:val="single" w:space="0" w:color="D3D3D3"/>
+              <w:end w:val="single" w:space="0" w:color="D3D3D3"/>
+            </w:tcBorders>
+          </w:tcPr>
+          <w:p>
+            <w:pPr>
+              <w:spacing w:before="0" w:after="60"/>
+              <w:keepNext/>
+              <w:jc w:val="end"/>
+            </w:pPr>
+            <w:r>
+              <w:rPr>
+                <w:rFonts w:ascii="Calibri" w:hAnsi="Calibri"/>
+                <w:sz w:val="20"/>
+              </w:rPr>
+              <w:t xml:space="default">4.7</w:t>
             </w:r>
           </w:p>
         </w:tc>
@@ -2483,175 +2483,175 @@
                 <w:rFonts w:ascii="Calibri" w:hAnsi="Calibri"/>
                 <w:sz w:val="20"/>
               </w:rPr>
-              <w:t xml:space="default">M6_av</w:t>
-            </w:r>
-          </w:p>
-        </w:tc>
-        <w:tc>
-          <w:tcPr>
-            <w:tcBorders>
-              <w:top w:val="single" w:space="0" w:color="D3D3D3"/>
-              <w:bottom w:val="single" w:space="0" w:color="D3D3D3"/>
-              <w:start w:val="single" w:space="0" w:color="D3D3D3"/>
-              <w:end w:val="single" w:space="0" w:color="D3D3D3"/>
-            </w:tcBorders>
-          </w:tcPr>
-          <w:p>
-            <w:pPr>
-              <w:spacing w:before="0" w:after="60"/>
-              <w:keepNext/>
-              <w:jc w:val="end"/>
-            </w:pPr>
-            <w:r>
-              <w:rPr>
-                <w:rFonts w:ascii="Calibri" w:hAnsi="Calibri"/>
-                <w:sz w:val="20"/>
-              </w:rPr>
-              <w:t xml:space="default">58</w:t>
-            </w:r>
-          </w:p>
-        </w:tc>
-        <w:tc>
-          <w:tcPr>
-            <w:tcBorders>
-              <w:top w:val="single" w:space="0" w:color="D3D3D3"/>
-              <w:bottom w:val="single" w:space="0" w:color="D3D3D3"/>
-              <w:start w:val="single" w:space="0" w:color="D3D3D3"/>
-              <w:end w:val="single" w:space="0" w:color="D3D3D3"/>
-            </w:tcBorders>
-          </w:tcPr>
-          <w:p>
-            <w:pPr>
-              <w:spacing w:before="0" w:after="60"/>
-              <w:keepNext/>
-              <w:jc w:val="end"/>
-            </w:pPr>
-            <w:r>
-              <w:rPr>
-                <w:rFonts w:ascii="Calibri" w:hAnsi="Calibri"/>
-                <w:sz w:val="20"/>
-              </w:rPr>
-              <w:t xml:space="default">11.5</w:t>
-            </w:r>
-          </w:p>
-        </w:tc>
-        <w:tc>
-          <w:tcPr>
-            <w:tcBorders>
-              <w:top w:val="single" w:space="0" w:color="D3D3D3"/>
-              <w:bottom w:val="single" w:space="0" w:color="D3D3D3"/>
-              <w:start w:val="single" w:space="0" w:color="D3D3D3"/>
-              <w:end w:val="single" w:space="0" w:color="D3D3D3"/>
-            </w:tcBorders>
-          </w:tcPr>
-          <w:p>
-            <w:pPr>
-              <w:spacing w:before="0" w:after="60"/>
-              <w:keepNext/>
-              <w:jc w:val="end"/>
-            </w:pPr>
-            <w:r>
-              <w:rPr>
-                <w:rFonts w:ascii="Calibri" w:hAnsi="Calibri"/>
-                <w:sz w:val="20"/>
-              </w:rPr>
-              <w:t xml:space="default">-3.3 (8.2)</w:t>
-            </w:r>
-          </w:p>
-        </w:tc>
-        <w:tc>
-          <w:tcPr>
-            <w:tcBorders>
-              <w:top w:val="single" w:space="0" w:color="D3D3D3"/>
-              <w:bottom w:val="single" w:space="0" w:color="D3D3D3"/>
-              <w:start w:val="single" w:space="0" w:color="D3D3D3"/>
-              <w:end w:val="single" w:space="0" w:color="D3D3D3"/>
-            </w:tcBorders>
-          </w:tcPr>
-          <w:p>
-            <w:pPr>
-              <w:spacing w:before="0" w:after="60"/>
-              <w:keepNext/>
-              <w:jc w:val="end"/>
-            </w:pPr>
-            <w:r>
-              <w:rPr>
-                <w:rFonts w:ascii="Calibri" w:hAnsi="Calibri"/>
-                <w:sz w:val="20"/>
-              </w:rPr>
-              <w:t xml:space="default">-20.6 (12.7)</w:t>
-            </w:r>
-          </w:p>
-        </w:tc>
-        <w:tc>
-          <w:tcPr>
-            <w:tcBorders>
-              <w:top w:val="single" w:space="0" w:color="D3D3D3"/>
-              <w:bottom w:val="single" w:space="0" w:color="D3D3D3"/>
-              <w:start w:val="single" w:space="0" w:color="D3D3D3"/>
-              <w:end w:val="single" w:space="0" w:color="D3D3D3"/>
-            </w:tcBorders>
-          </w:tcPr>
-          <w:p>
-            <w:pPr>
-              <w:spacing w:before="0" w:after="60"/>
-              <w:keepNext/>
-              <w:jc w:val="end"/>
-            </w:pPr>
-            <w:r>
-              <w:rPr>
-                <w:rFonts w:ascii="Calibri" w:hAnsi="Calibri"/>
-                <w:sz w:val="20"/>
-              </w:rPr>
-              <w:t xml:space="default">72</w:t>
-            </w:r>
-          </w:p>
-        </w:tc>
-        <w:tc>
-          <w:tcPr>
-            <w:tcBorders>
-              <w:top w:val="single" w:space="0" w:color="D3D3D3"/>
-              <w:bottom w:val="single" w:space="0" w:color="D3D3D3"/>
-              <w:start w:val="single" w:space="0" w:color="D3D3D3"/>
-              <w:end w:val="single" w:space="0" w:color="D3D3D3"/>
-            </w:tcBorders>
-          </w:tcPr>
-          <w:p>
-            <w:pPr>
-              <w:spacing w:before="0" w:after="60"/>
-              <w:keepNext/>
-              <w:jc w:val="end"/>
-            </w:pPr>
-            <w:r>
-              <w:rPr>
-                <w:rFonts w:ascii="Calibri" w:hAnsi="Calibri"/>
-                <w:sz w:val="20"/>
-              </w:rPr>
-              <w:t xml:space="default">1.3</w:t>
-            </w:r>
-          </w:p>
-        </w:tc>
-        <w:tc>
-          <w:tcPr>
-            <w:tcBorders>
-              <w:top w:val="single" w:space="0" w:color="D3D3D3"/>
-              <w:bottom w:val="single" w:space="0" w:color="D3D3D3"/>
-              <w:start w:val="single" w:space="0" w:color="D3D3D3"/>
-              <w:end w:val="single" w:space="0" w:color="D3D3D3"/>
-            </w:tcBorders>
-          </w:tcPr>
-          <w:p>
-            <w:pPr>
-              <w:spacing w:before="0" w:after="60"/>
-              <w:keepNext/>
-              <w:jc w:val="end"/>
-            </w:pPr>
-            <w:r>
-              <w:rPr>
-                <w:rFonts w:ascii="Calibri" w:hAnsi="Calibri"/>
-                <w:sz w:val="20"/>
-              </w:rPr>
-              <w:t xml:space="default">0.100</w:t>
+              <w:t xml:space="default">M4_av</w:t>
+            </w:r>
+          </w:p>
+        </w:tc>
+        <w:tc>
+          <w:tcPr>
+            <w:tcBorders>
+              <w:top w:val="single" w:space="0" w:color="D3D3D3"/>
+              <w:bottom w:val="single" w:space="0" w:color="D3D3D3"/>
+              <w:start w:val="single" w:space="0" w:color="D3D3D3"/>
+              <w:end w:val="single" w:space="0" w:color="D3D3D3"/>
+            </w:tcBorders>
+          </w:tcPr>
+          <w:p>
+            <w:pPr>
+              <w:spacing w:before="0" w:after="60"/>
+              <w:keepNext/>
+              <w:jc w:val="end"/>
+            </w:pPr>
+            <w:r>
+              <w:rPr>
+                <w:rFonts w:ascii="Calibri" w:hAnsi="Calibri"/>
+                <w:sz w:val="20"/>
+              </w:rPr>
+              <w:t xml:space="default">57</w:t>
+            </w:r>
+          </w:p>
+        </w:tc>
+        <w:tc>
+          <w:tcPr>
+            <w:tcBorders>
+              <w:top w:val="single" w:space="0" w:color="D3D3D3"/>
+              <w:bottom w:val="single" w:space="0" w:color="D3D3D3"/>
+              <w:start w:val="single" w:space="0" w:color="D3D3D3"/>
+              <w:end w:val="single" w:space="0" w:color="D3D3D3"/>
+            </w:tcBorders>
+          </w:tcPr>
+          <w:p>
+            <w:pPr>
+              <w:spacing w:before="0" w:after="60"/>
+              <w:keepNext/>
+              <w:jc w:val="end"/>
+            </w:pPr>
+            <w:r>
+              <w:rPr>
+                <w:rFonts w:ascii="Calibri" w:hAnsi="Calibri"/>
+                <w:sz w:val="20"/>
+              </w:rPr>
+              <w:t xml:space="default">30.1</w:t>
+            </w:r>
+          </w:p>
+        </w:tc>
+        <w:tc>
+          <w:tcPr>
+            <w:tcBorders>
+              <w:top w:val="single" w:space="0" w:color="D3D3D3"/>
+              <w:bottom w:val="single" w:space="0" w:color="D3D3D3"/>
+              <w:start w:val="single" w:space="0" w:color="D3D3D3"/>
+              <w:end w:val="single" w:space="0" w:color="D3D3D3"/>
+            </w:tcBorders>
+          </w:tcPr>
+          <w:p>
+            <w:pPr>
+              <w:spacing w:before="0" w:after="60"/>
+              <w:keepNext/>
+              <w:jc w:val="end"/>
+            </w:pPr>
+            <w:r>
+              <w:rPr>
+                <w:rFonts w:ascii="Calibri" w:hAnsi="Calibri"/>
+                <w:sz w:val="20"/>
+              </w:rPr>
+              <w:t xml:space="default">22.9 (17.0)</w:t>
+            </w:r>
+          </w:p>
+        </w:tc>
+        <w:tc>
+          <w:tcPr>
+            <w:tcBorders>
+              <w:top w:val="single" w:space="0" w:color="D3D3D3"/>
+              <w:bottom w:val="single" w:space="0" w:color="D3D3D3"/>
+              <w:start w:val="single" w:space="0" w:color="D3D3D3"/>
+              <w:end w:val="single" w:space="0" w:color="D3D3D3"/>
+            </w:tcBorders>
+          </w:tcPr>
+          <w:p>
+            <w:pPr>
+              <w:spacing w:before="0" w:after="60"/>
+              <w:keepNext/>
+              <w:jc w:val="end"/>
+            </w:pPr>
+            <w:r>
+              <w:rPr>
+                <w:rFonts w:ascii="Calibri" w:hAnsi="Calibri"/>
+                <w:sz w:val="20"/>
+              </w:rPr>
+              <w:t xml:space="default">20.1 (12.0)</w:t>
+            </w:r>
+          </w:p>
+        </w:tc>
+        <w:tc>
+          <w:tcPr>
+            <w:tcBorders>
+              <w:top w:val="single" w:space="0" w:color="D3D3D3"/>
+              <w:bottom w:val="single" w:space="0" w:color="D3D3D3"/>
+              <w:start w:val="single" w:space="0" w:color="D3D3D3"/>
+              <w:end w:val="single" w:space="0" w:color="D3D3D3"/>
+            </w:tcBorders>
+          </w:tcPr>
+          <w:p>
+            <w:pPr>
+              <w:spacing w:before="0" w:after="60"/>
+              <w:keepNext/>
+              <w:jc w:val="end"/>
+            </w:pPr>
+            <w:r>
+              <w:rPr>
+                <w:rFonts w:ascii="Calibri" w:hAnsi="Calibri"/>
+                <w:sz w:val="20"/>
+              </w:rPr>
+              <w:t xml:space="default">68</w:t>
+            </w:r>
+          </w:p>
+        </w:tc>
+        <w:tc>
+          <w:tcPr>
+            <w:tcBorders>
+              <w:top w:val="single" w:space="0" w:color="D3D3D3"/>
+              <w:bottom w:val="single" w:space="0" w:color="D3D3D3"/>
+              <w:start w:val="single" w:space="0" w:color="D3D3D3"/>
+              <w:end w:val="single" w:space="0" w:color="D3D3D3"/>
+            </w:tcBorders>
+          </w:tcPr>
+          <w:p>
+            <w:pPr>
+              <w:spacing w:before="0" w:after="60"/>
+              <w:keepNext/>
+              <w:jc w:val="end"/>
+            </w:pPr>
+            <w:r>
+              <w:rPr>
+                <w:rFonts w:ascii="Calibri" w:hAnsi="Calibri"/>
+                <w:sz w:val="20"/>
+              </w:rPr>
+              <w:t xml:space="default">5.4</w:t>
+            </w:r>
+          </w:p>
+        </w:tc>
+        <w:tc>
+          <w:tcPr>
+            <w:tcBorders>
+              <w:top w:val="single" w:space="0" w:color="D3D3D3"/>
+              <w:bottom w:val="single" w:space="0" w:color="D3D3D3"/>
+              <w:start w:val="single" w:space="0" w:color="D3D3D3"/>
+              <w:end w:val="single" w:space="0" w:color="D3D3D3"/>
+            </w:tcBorders>
+          </w:tcPr>
+          <w:p>
+            <w:pPr>
+              <w:spacing w:before="0" w:after="60"/>
+              <w:keepNext/>
+              <w:jc w:val="end"/>
+            </w:pPr>
+            <w:r>
+              <w:rPr>
+                <w:rFonts w:ascii="Calibri" w:hAnsi="Calibri"/>
+                <w:sz w:val="20"/>
+              </w:rPr>
+              <w:t xml:space="default">0.020</w:t>
             </w:r>
           </w:p>
         </w:tc>

--- a/Supplementary_Table_S12.docx
+++ b/Supplementary_Table_S12.docx
@@ -49,7 +49,7 @@
           <w:sz w:val="24"/>
           <w:color w:val="333333"/>
         </w:rPr>
-        <w:t xml:space="default">Cross-validation and circular-shift test of the selected GAMs</w:t>
+        <w:t xml:space="default">Propagation of age and sampling uncertainty to the combined GAMs</w:t>
       </w:r>
     </w:p>
     <w:p>
@@ -65,7 +65,7 @@
           <w:sz w:val="20"/>
           <w:color w:val="333333"/>
         </w:rPr>
-        <w:t xml:space="default">Reference model: counts_norm_sv ~ s(age)</w:t>
+        <w:t xml:space="default">300 replicates per scenario; candidates M1-M4</w:t>
       </w:r>
     </w:p>
     <w:tbl xmlns:w="http://schemas.openxmlformats.org/wordprocessingml/2006/main" xmlns:wp="http://schemas.openxmlformats.org/drawingml/2006/wordprocessingDrawing" xmlns:r="http://schemas.openxmlformats.org/officeDocument/2006/relationships" xmlns:w14="http://schemas.microsoft.com/office/word/2010/wordml">
@@ -104,7 +104,7 @@
                 <w:rFonts w:ascii="Calibri" w:hAnsi="Calibri"/>
                 <w:sz w:val="20"/>
               </w:rPr>
-              <w:t xml:space="default">Type</w:t>
+              <w:t xml:space="default">Scenario</w:t>
             </w:r>
           </w:p>
         </w:tc>
@@ -119,14 +119,14 @@
             <w:pPr>
               <w:spacing w:before="0" w:after="60"/>
               <w:keepNext/>
-              <w:jc w:val="start"/>
-            </w:pPr>
-            <w:r>
-              <w:rPr>
-                <w:rFonts w:ascii="Calibri" w:hAnsi="Calibri"/>
-                <w:sz w:val="20"/>
-              </w:rPr>
-              <w:t xml:space="default">Model</w:t>
+              <w:jc w:val="end"/>
+            </w:pPr>
+            <w:r>
+              <w:rPr>
+                <w:rFonts w:ascii="Calibri" w:hAnsi="Calibri"/>
+                <w:sz w:val="20"/>
+              </w:rPr>
+              <w:t xml:space="default">Replicates</w:t>
             </w:r>
           </w:p>
         </w:tc>
@@ -141,14 +141,14 @@
             <w:pPr>
               <w:spacing w:before="0" w:after="60"/>
               <w:keepNext/>
-              <w:jc w:val="end"/>
-            </w:pPr>
-            <w:r>
-              <w:rPr>
-                <w:rFonts w:ascii="Calibri" w:hAnsi="Calibri"/>
-                <w:sz w:val="20"/>
-              </w:rPr>
-              <w:t xml:space="default">n</w:t>
+              <w:jc w:val="start"/>
+            </w:pPr>
+            <w:r>
+              <w:rPr>
+                <w:rFonts w:ascii="Calibri" w:hAnsi="Calibri"/>
+                <w:sz w:val="20"/>
+              </w:rPr>
+              <w:t xml:space="default">Top model (share)</w:t>
             </w:r>
           </w:p>
         </w:tc>
@@ -170,7 +170,7 @@
                 <w:rFonts w:ascii="Calibri" w:hAnsi="Calibri"/>
                 <w:sz w:val="20"/>
               </w:rPr>
-              <w:t xml:space="default">ΔAIC vs s(age)</w:t>
+              <w:t xml:space="default">dAIC vs s(age) &gt; 2 (%)</w:t>
             </w:r>
           </w:p>
         </w:tc>
@@ -185,14 +185,14 @@
             <w:pPr>
               <w:spacing w:before="0" w:after="60"/>
               <w:keepNext/>
-              <w:jc w:val="end"/>
-            </w:pPr>
-            <w:r>
-              <w:rPr>
-                <w:rFonts w:ascii="Calibri" w:hAnsi="Calibri"/>
-                <w:sz w:val="20"/>
-              </w:rPr>
-              <w:t xml:space="default">LOO ΔELPD (SE)</w:t>
+              <w:jc w:val="start"/>
+            </w:pPr>
+            <w:r>
+              <w:rPr>
+                <w:rFonts w:ascii="Calibri" w:hAnsi="Calibri"/>
+                <w:sz w:val="20"/>
+              </w:rPr>
+              <w:t xml:space="default">dAIC vs s(age), median [95 %]</w:t>
             </w:r>
           </w:p>
         </w:tc>
@@ -214,7 +214,7 @@
                 <w:rFonts w:ascii="Calibri" w:hAnsi="Calibri"/>
                 <w:sz w:val="20"/>
               </w:rPr>
-              <w:t xml:space="default">h-block ΔELPD (SE)</w:t>
+              <w:t xml:space="default">s(Hur100_av) p &lt; 0.05 (%)</w:t>
             </w:r>
           </w:p>
         </w:tc>
@@ -236,7 +236,7 @@
                 <w:rFonts w:ascii="Calibri" w:hAnsi="Calibri"/>
                 <w:sz w:val="20"/>
               </w:rPr>
-              <w:t xml:space="default">Centuries better (%)</w:t>
+              <w:t xml:space="default">s(GMHT) p &lt; 0.05 (%)</w:t>
             </w:r>
           </w:p>
         </w:tc>
@@ -258,7 +258,7 @@
                 <w:rFonts w:ascii="Calibri" w:hAnsi="Calibri"/>
                 <w:sz w:val="20"/>
               </w:rPr>
-              <w:t xml:space="default">Worst century (ka)</w:t>
+              <w:t xml:space="default">s(dT_raw) p &lt; 0.05 (%)</w:t>
             </w:r>
           </w:p>
         </w:tc>
@@ -281,7 +281,7 @@
                 <w:rFonts w:ascii="Calibri" w:hAnsi="Calibri"/>
                 <w:sz w:val="20"/>
               </w:rPr>
-              <w:t xml:space="default">Shift-test p</w:t>
+              <w:t xml:space="default">s(Hur100_fqcy) p &lt; 0.05 (%)</w:t>
             </w:r>
           </w:p>
         </w:tc>
@@ -342,7 +342,31 @@
                 <w:rFonts w:ascii="Calibri" w:hAnsi="Calibri"/>
                 <w:sz w:val="20"/>
               </w:rPr>
-              <w:t xml:space="default">Marginal</w:t>
+              <w:t xml:space="default">Age</w:t>
+            </w:r>
+          </w:p>
+        </w:tc>
+        <w:tc>
+          <w:tcPr>
+            <w:tcBorders>
+              <w:top w:val="single" w:space="0" w:color="D3D3D3"/>
+              <w:bottom w:val="single" w:space="0" w:color="D3D3D3"/>
+              <w:start w:val="single" w:space="0" w:color="D3D3D3"/>
+              <w:end w:val="single" w:space="0" w:color="D3D3D3"/>
+            </w:tcBorders>
+          </w:tcPr>
+          <w:p>
+            <w:pPr>
+              <w:spacing w:before="0" w:after="60"/>
+              <w:keepNext/>
+              <w:jc w:val="end"/>
+            </w:pPr>
+            <w:r>
+              <w:rPr>
+                <w:rFonts w:ascii="Calibri" w:hAnsi="Calibri"/>
+                <w:sz w:val="20"/>
+              </w:rPr>
+              <w:t xml:space="default">298</w:t>
             </w:r>
           </w:p>
         </w:tc>
@@ -366,175 +390,151 @@
                 <w:rFonts w:ascii="Calibri" w:hAnsi="Calibri"/>
                 <w:sz w:val="20"/>
               </w:rPr>
-              <w:t xml:space="default">M_hav</w:t>
-            </w:r>
-          </w:p>
-        </w:tc>
-        <w:tc>
-          <w:tcPr>
-            <w:tcBorders>
-              <w:top w:val="single" w:space="0" w:color="D3D3D3"/>
-              <w:bottom w:val="single" w:space="0" w:color="D3D3D3"/>
-              <w:start w:val="single" w:space="0" w:color="D3D3D3"/>
-              <w:end w:val="single" w:space="0" w:color="D3D3D3"/>
-            </w:tcBorders>
-          </w:tcPr>
-          <w:p>
-            <w:pPr>
-              <w:spacing w:before="0" w:after="60"/>
-              <w:keepNext/>
-              <w:jc w:val="end"/>
-            </w:pPr>
-            <w:r>
-              <w:rPr>
-                <w:rFonts w:ascii="Calibri" w:hAnsi="Calibri"/>
-                <w:sz w:val="20"/>
-              </w:rPr>
-              <w:t xml:space="default">31</w:t>
-            </w:r>
-          </w:p>
-        </w:tc>
-        <w:tc>
-          <w:tcPr>
-            <w:tcBorders>
-              <w:top w:val="single" w:space="0" w:color="D3D3D3"/>
-              <w:bottom w:val="single" w:space="0" w:color="D3D3D3"/>
-              <w:start w:val="single" w:space="0" w:color="D3D3D3"/>
-              <w:end w:val="single" w:space="0" w:color="D3D3D3"/>
-            </w:tcBorders>
-          </w:tcPr>
-          <w:p>
-            <w:pPr>
-              <w:spacing w:before="0" w:after="60"/>
-              <w:keepNext/>
-              <w:jc w:val="end"/>
-            </w:pPr>
-            <w:r>
-              <w:rPr>
-                <w:rFonts w:ascii="Calibri" w:hAnsi="Calibri"/>
-                <w:sz w:val="20"/>
-              </w:rPr>
-              <w:t xml:space="default">37.7</w:t>
-            </w:r>
-          </w:p>
-        </w:tc>
-        <w:tc>
-          <w:tcPr>
-            <w:tcBorders>
-              <w:top w:val="single" w:space="0" w:color="D3D3D3"/>
-              <w:bottom w:val="single" w:space="0" w:color="D3D3D3"/>
-              <w:start w:val="single" w:space="0" w:color="D3D3D3"/>
-              <w:end w:val="single" w:space="0" w:color="D3D3D3"/>
-            </w:tcBorders>
-          </w:tcPr>
-          <w:p>
-            <w:pPr>
-              <w:spacing w:before="0" w:after="60"/>
-              <w:keepNext/>
-              <w:jc w:val="end"/>
-            </w:pPr>
-            <w:r>
-              <w:rPr>
-                <w:rFonts w:ascii="Calibri" w:hAnsi="Calibri"/>
-                <w:sz w:val="20"/>
-              </w:rPr>
-              <w:t xml:space="default">72.1 (60.2)</w:t>
-            </w:r>
-          </w:p>
-        </w:tc>
-        <w:tc>
-          <w:tcPr>
-            <w:tcBorders>
-              <w:top w:val="single" w:space="0" w:color="D3D3D3"/>
-              <w:bottom w:val="single" w:space="0" w:color="D3D3D3"/>
-              <w:start w:val="single" w:space="0" w:color="D3D3D3"/>
-              <w:end w:val="single" w:space="0" w:color="D3D3D3"/>
-            </w:tcBorders>
-          </w:tcPr>
-          <w:p>
-            <w:pPr>
-              <w:spacing w:before="0" w:after="60"/>
-              <w:keepNext/>
-              <w:jc w:val="end"/>
-            </w:pPr>
-            <w:r>
-              <w:rPr>
-                <w:rFonts w:ascii="Calibri" w:hAnsi="Calibri"/>
-                <w:sz w:val="20"/>
-              </w:rPr>
-              <w:t xml:space="default">133.4 (102.3)</w:t>
-            </w:r>
-          </w:p>
-        </w:tc>
-        <w:tc>
-          <w:tcPr>
-            <w:tcBorders>
-              <w:top w:val="single" w:space="0" w:color="D3D3D3"/>
-              <w:bottom w:val="single" w:space="0" w:color="D3D3D3"/>
-              <w:start w:val="single" w:space="0" w:color="D3D3D3"/>
-              <w:end w:val="single" w:space="0" w:color="D3D3D3"/>
-            </w:tcBorders>
-          </w:tcPr>
-          <w:p>
-            <w:pPr>
-              <w:spacing w:before="0" w:after="60"/>
-              <w:keepNext/>
-              <w:jc w:val="end"/>
-            </w:pPr>
-            <w:r>
-              <w:rPr>
-                <w:rFonts w:ascii="Calibri" w:hAnsi="Calibri"/>
-                <w:sz w:val="20"/>
-              </w:rPr>
-              <w:t xml:space="default">87</w:t>
-            </w:r>
-          </w:p>
-        </w:tc>
-        <w:tc>
-          <w:tcPr>
-            <w:tcBorders>
-              <w:top w:val="single" w:space="0" w:color="D3D3D3"/>
-              <w:bottom w:val="single" w:space="0" w:color="D3D3D3"/>
-              <w:start w:val="single" w:space="0" w:color="D3D3D3"/>
-              <w:end w:val="single" w:space="0" w:color="D3D3D3"/>
-            </w:tcBorders>
-          </w:tcPr>
-          <w:p>
-            <w:pPr>
-              <w:spacing w:before="0" w:after="60"/>
-              <w:keepNext/>
-              <w:jc w:val="end"/>
-            </w:pPr>
-            <w:r>
-              <w:rPr>
-                <w:rFonts w:ascii="Calibri" w:hAnsi="Calibri"/>
-                <w:sz w:val="20"/>
-              </w:rPr>
-              <w:t xml:space="default">3.7</w:t>
-            </w:r>
-          </w:p>
-        </w:tc>
-        <w:tc>
-          <w:tcPr>
-            <w:tcBorders>
-              <w:top w:val="single" w:space="0" w:color="D3D3D3"/>
-              <w:bottom w:val="single" w:space="0" w:color="D3D3D3"/>
-              <w:start w:val="single" w:space="0" w:color="D3D3D3"/>
-              <w:end w:val="single" w:space="0" w:color="D3D3D3"/>
-            </w:tcBorders>
-          </w:tcPr>
-          <w:p>
-            <w:pPr>
-              <w:spacing w:before="0" w:after="60"/>
-              <w:keepNext/>
-              <w:jc w:val="end"/>
-            </w:pPr>
-            <w:r>
-              <w:rPr>
-                <w:rFonts w:ascii="Calibri" w:hAnsi="Calibri"/>
-                <w:sz w:val="20"/>
-              </w:rPr>
-              <w:t xml:space="default">0.020</w:t>
+              <w:t xml:space="default">M4_av (61 %)</w:t>
+            </w:r>
+          </w:p>
+        </w:tc>
+        <w:tc>
+          <w:tcPr>
+            <w:tcBorders>
+              <w:top w:val="single" w:space="0" w:color="D3D3D3"/>
+              <w:bottom w:val="single" w:space="0" w:color="D3D3D3"/>
+              <w:start w:val="single" w:space="0" w:color="D3D3D3"/>
+              <w:end w:val="single" w:space="0" w:color="D3D3D3"/>
+            </w:tcBorders>
+          </w:tcPr>
+          <w:p>
+            <w:pPr>
+              <w:spacing w:before="0" w:after="60"/>
+              <w:keepNext/>
+              <w:jc w:val="end"/>
+            </w:pPr>
+            <w:r>
+              <w:rPr>
+                <w:rFonts w:ascii="Calibri" w:hAnsi="Calibri"/>
+                <w:sz w:val="20"/>
+              </w:rPr>
+              <w:t xml:space="default">100</w:t>
+            </w:r>
+          </w:p>
+        </w:tc>
+        <w:tc>
+          <w:tcPr>
+            <w:tcBorders>
+              <w:top w:val="single" w:space="0" w:color="D3D3D3"/>
+              <w:bottom w:val="single" w:space="0" w:color="D3D3D3"/>
+              <w:start w:val="single" w:space="0" w:color="D3D3D3"/>
+              <w:end w:val="single" w:space="0" w:color="D3D3D3"/>
+            </w:tcBorders>
+          </w:tcPr>
+          <w:p>
+            <w:pPr>
+              <w:spacing w:before="0" w:after="60"/>
+              <w:keepNext/>
+              <w:jc w:val="start"/>
+            </w:pPr>
+            <w:r>
+              <w:rPr>
+                <w:rFonts w:ascii="Calibri" w:hAnsi="Calibri"/>
+                <w:sz w:val="20"/>
+              </w:rPr>
+              <w:t xml:space="default">28.6 [18.0, 56.8]</w:t>
+            </w:r>
+          </w:p>
+        </w:tc>
+        <w:tc>
+          <w:tcPr>
+            <w:tcBorders>
+              <w:top w:val="single" w:space="0" w:color="D3D3D3"/>
+              <w:bottom w:val="single" w:space="0" w:color="D3D3D3"/>
+              <w:start w:val="single" w:space="0" w:color="D3D3D3"/>
+              <w:end w:val="single" w:space="0" w:color="D3D3D3"/>
+            </w:tcBorders>
+          </w:tcPr>
+          <w:p>
+            <w:pPr>
+              <w:spacing w:before="0" w:after="60"/>
+              <w:keepNext/>
+              <w:jc w:val="end"/>
+            </w:pPr>
+            <w:r>
+              <w:rPr>
+                <w:rFonts w:ascii="Calibri" w:hAnsi="Calibri"/>
+                <w:sz w:val="20"/>
+              </w:rPr>
+              <w:t xml:space="default">99</w:t>
+            </w:r>
+          </w:p>
+        </w:tc>
+        <w:tc>
+          <w:tcPr>
+            <w:tcBorders>
+              <w:top w:val="single" w:space="0" w:color="D3D3D3"/>
+              <w:bottom w:val="single" w:space="0" w:color="D3D3D3"/>
+              <w:start w:val="single" w:space="0" w:color="D3D3D3"/>
+              <w:end w:val="single" w:space="0" w:color="D3D3D3"/>
+            </w:tcBorders>
+          </w:tcPr>
+          <w:p>
+            <w:pPr>
+              <w:spacing w:before="0" w:after="60"/>
+              <w:keepNext/>
+              <w:jc w:val="end"/>
+            </w:pPr>
+            <w:r>
+              <w:rPr>
+                <w:rFonts w:ascii="Calibri" w:hAnsi="Calibri"/>
+                <w:sz w:val="20"/>
+              </w:rPr>
+              <w:t xml:space="default">100</w:t>
+            </w:r>
+          </w:p>
+        </w:tc>
+        <w:tc>
+          <w:tcPr>
+            <w:tcBorders>
+              <w:top w:val="single" w:space="0" w:color="D3D3D3"/>
+              <w:bottom w:val="single" w:space="0" w:color="D3D3D3"/>
+              <w:start w:val="single" w:space="0" w:color="D3D3D3"/>
+              <w:end w:val="single" w:space="0" w:color="D3D3D3"/>
+            </w:tcBorders>
+          </w:tcPr>
+          <w:p>
+            <w:pPr>
+              <w:spacing w:before="0" w:after="60"/>
+              <w:keepNext/>
+              <w:jc w:val="end"/>
+            </w:pPr>
+            <w:r>
+              <w:rPr>
+                <w:rFonts w:ascii="Calibri" w:hAnsi="Calibri"/>
+                <w:sz w:val="20"/>
+              </w:rPr>
+              <w:t xml:space="default">48</w:t>
+            </w:r>
+          </w:p>
+        </w:tc>
+        <w:tc>
+          <w:tcPr>
+            <w:tcBorders>
+              <w:top w:val="single" w:space="0" w:color="D3D3D3"/>
+              <w:bottom w:val="single" w:space="0" w:color="D3D3D3"/>
+              <w:start w:val="single" w:space="0" w:color="D3D3D3"/>
+              <w:end w:val="single" w:space="0" w:color="D3D3D3"/>
+            </w:tcBorders>
+          </w:tcPr>
+          <w:p>
+            <w:pPr>
+              <w:spacing w:before="0" w:after="60"/>
+              <w:keepNext/>
+              <w:jc w:val="end"/>
+            </w:pPr>
+            <w:r>
+              <w:rPr>
+                <w:rFonts w:ascii="Calibri" w:hAnsi="Calibri"/>
+                <w:sz w:val="20"/>
+              </w:rPr>
+              <w:t xml:space="default">53</w:t>
             </w:r>
           </w:p>
         </w:tc>
@@ -563,7 +563,31 @@
                 <w:rFonts w:ascii="Calibri" w:hAnsi="Calibri"/>
                 <w:sz w:val="20"/>
               </w:rPr>
-              <w:t xml:space="default">Combined</w:t>
+              <w:t xml:space="default">Sampling</w:t>
+            </w:r>
+          </w:p>
+        </w:tc>
+        <w:tc>
+          <w:tcPr>
+            <w:tcBorders>
+              <w:top w:val="single" w:space="0" w:color="D3D3D3"/>
+              <w:bottom w:val="single" w:space="0" w:color="D3D3D3"/>
+              <w:start w:val="single" w:space="0" w:color="D3D3D3"/>
+              <w:end w:val="single" w:space="0" w:color="D3D3D3"/>
+            </w:tcBorders>
+          </w:tcPr>
+          <w:p>
+            <w:pPr>
+              <w:spacing w:before="0" w:after="60"/>
+              <w:keepNext/>
+              <w:jc w:val="end"/>
+            </w:pPr>
+            <w:r>
+              <w:rPr>
+                <w:rFonts w:ascii="Calibri" w:hAnsi="Calibri"/>
+                <w:sz w:val="20"/>
+              </w:rPr>
+              <w:t xml:space="default">300</w:t>
             </w:r>
           </w:p>
         </w:tc>
@@ -587,175 +611,151 @@
                 <w:rFonts w:ascii="Calibri" w:hAnsi="Calibri"/>
                 <w:sz w:val="20"/>
               </w:rPr>
-              <w:t xml:space="default">M4_av</w:t>
-            </w:r>
-          </w:p>
-        </w:tc>
-        <w:tc>
-          <w:tcPr>
-            <w:tcBorders>
-              <w:top w:val="single" w:space="0" w:color="D3D3D3"/>
-              <w:bottom w:val="single" w:space="0" w:color="D3D3D3"/>
-              <w:start w:val="single" w:space="0" w:color="D3D3D3"/>
-              <w:end w:val="single" w:space="0" w:color="D3D3D3"/>
-            </w:tcBorders>
-          </w:tcPr>
-          <w:p>
-            <w:pPr>
-              <w:spacing w:before="0" w:after="60"/>
-              <w:keepNext/>
-              <w:jc w:val="end"/>
-            </w:pPr>
-            <w:r>
-              <w:rPr>
-                <w:rFonts w:ascii="Calibri" w:hAnsi="Calibri"/>
-                <w:sz w:val="20"/>
-              </w:rPr>
-              <w:t xml:space="default">31</w:t>
-            </w:r>
-          </w:p>
-        </w:tc>
-        <w:tc>
-          <w:tcPr>
-            <w:tcBorders>
-              <w:top w:val="single" w:space="0" w:color="D3D3D3"/>
-              <w:bottom w:val="single" w:space="0" w:color="D3D3D3"/>
-              <w:start w:val="single" w:space="0" w:color="D3D3D3"/>
-              <w:end w:val="single" w:space="0" w:color="D3D3D3"/>
-            </w:tcBorders>
-          </w:tcPr>
-          <w:p>
-            <w:pPr>
-              <w:spacing w:before="0" w:after="60"/>
-              <w:keepNext/>
-              <w:jc w:val="end"/>
-            </w:pPr>
-            <w:r>
-              <w:rPr>
-                <w:rFonts w:ascii="Calibri" w:hAnsi="Calibri"/>
-                <w:sz w:val="20"/>
-              </w:rPr>
-              <w:t xml:space="default">39.5</w:t>
-            </w:r>
-          </w:p>
-        </w:tc>
-        <w:tc>
-          <w:tcPr>
-            <w:tcBorders>
-              <w:top w:val="single" w:space="0" w:color="D3D3D3"/>
-              <w:bottom w:val="single" w:space="0" w:color="D3D3D3"/>
-              <w:start w:val="single" w:space="0" w:color="D3D3D3"/>
-              <w:end w:val="single" w:space="0" w:color="D3D3D3"/>
-            </w:tcBorders>
-          </w:tcPr>
-          <w:p>
-            <w:pPr>
-              <w:spacing w:before="0" w:after="60"/>
-              <w:keepNext/>
-              <w:jc w:val="end"/>
-            </w:pPr>
-            <w:r>
-              <w:rPr>
-                <w:rFonts w:ascii="Calibri" w:hAnsi="Calibri"/>
-                <w:sz w:val="20"/>
-              </w:rPr>
-              <w:t xml:space="default">50.2 (36.9)</w:t>
-            </w:r>
-          </w:p>
-        </w:tc>
-        <w:tc>
-          <w:tcPr>
-            <w:tcBorders>
-              <w:top w:val="single" w:space="0" w:color="D3D3D3"/>
-              <w:bottom w:val="single" w:space="0" w:color="D3D3D3"/>
-              <w:start w:val="single" w:space="0" w:color="D3D3D3"/>
-              <w:end w:val="single" w:space="0" w:color="D3D3D3"/>
-            </w:tcBorders>
-          </w:tcPr>
-          <w:p>
-            <w:pPr>
-              <w:spacing w:before="0" w:after="60"/>
-              <w:keepNext/>
-              <w:jc w:val="end"/>
-            </w:pPr>
-            <w:r>
-              <w:rPr>
-                <w:rFonts w:ascii="Calibri" w:hAnsi="Calibri"/>
-                <w:sz w:val="20"/>
-              </w:rPr>
-              <w:t xml:space="default">36.4 (22.0)</w:t>
-            </w:r>
-          </w:p>
-        </w:tc>
-        <w:tc>
-          <w:tcPr>
-            <w:tcBorders>
-              <w:top w:val="single" w:space="0" w:color="D3D3D3"/>
-              <w:bottom w:val="single" w:space="0" w:color="D3D3D3"/>
-              <w:start w:val="single" w:space="0" w:color="D3D3D3"/>
-              <w:end w:val="single" w:space="0" w:color="D3D3D3"/>
-            </w:tcBorders>
-          </w:tcPr>
-          <w:p>
-            <w:pPr>
-              <w:spacing w:before="0" w:after="60"/>
-              <w:keepNext/>
-              <w:jc w:val="end"/>
-            </w:pPr>
-            <w:r>
-              <w:rPr>
-                <w:rFonts w:ascii="Calibri" w:hAnsi="Calibri"/>
-                <w:sz w:val="20"/>
-              </w:rPr>
-              <w:t xml:space="default">87</w:t>
-            </w:r>
-          </w:p>
-        </w:tc>
-        <w:tc>
-          <w:tcPr>
-            <w:tcBorders>
-              <w:top w:val="single" w:space="0" w:color="D3D3D3"/>
-              <w:bottom w:val="single" w:space="0" w:color="D3D3D3"/>
-              <w:start w:val="single" w:space="0" w:color="D3D3D3"/>
-              <w:end w:val="single" w:space="0" w:color="D3D3D3"/>
-            </w:tcBorders>
-          </w:tcPr>
-          <w:p>
-            <w:pPr>
-              <w:spacing w:before="0" w:after="60"/>
-              <w:keepNext/>
-              <w:jc w:val="end"/>
-            </w:pPr>
-            <w:r>
-              <w:rPr>
-                <w:rFonts w:ascii="Calibri" w:hAnsi="Calibri"/>
-                <w:sz w:val="20"/>
-              </w:rPr>
-              <w:t xml:space="default">3.7</w:t>
-            </w:r>
-          </w:p>
-        </w:tc>
-        <w:tc>
-          <w:tcPr>
-            <w:tcBorders>
-              <w:top w:val="single" w:space="0" w:color="D3D3D3"/>
-              <w:bottom w:val="single" w:space="0" w:color="D3D3D3"/>
-              <w:start w:val="single" w:space="0" w:color="D3D3D3"/>
-              <w:end w:val="single" w:space="0" w:color="D3D3D3"/>
-            </w:tcBorders>
-          </w:tcPr>
-          <w:p>
-            <w:pPr>
-              <w:spacing w:before="0" w:after="60"/>
-              <w:keepNext/>
-              <w:jc w:val="end"/>
-            </w:pPr>
-            <w:r>
-              <w:rPr>
-                <w:rFonts w:ascii="Calibri" w:hAnsi="Calibri"/>
-                <w:sz w:val="20"/>
-              </w:rPr>
-              <w:t xml:space="default">0.020</w:t>
+              <w:t xml:space="default">M4_av (81 %)</w:t>
+            </w:r>
+          </w:p>
+        </w:tc>
+        <w:tc>
+          <w:tcPr>
+            <w:tcBorders>
+              <w:top w:val="single" w:space="0" w:color="D3D3D3"/>
+              <w:bottom w:val="single" w:space="0" w:color="D3D3D3"/>
+              <w:start w:val="single" w:space="0" w:color="D3D3D3"/>
+              <w:end w:val="single" w:space="0" w:color="D3D3D3"/>
+            </w:tcBorders>
+          </w:tcPr>
+          <w:p>
+            <w:pPr>
+              <w:spacing w:before="0" w:after="60"/>
+              <w:keepNext/>
+              <w:jc w:val="end"/>
+            </w:pPr>
+            <w:r>
+              <w:rPr>
+                <w:rFonts w:ascii="Calibri" w:hAnsi="Calibri"/>
+                <w:sz w:val="20"/>
+              </w:rPr>
+              <w:t xml:space="default">92</w:t>
+            </w:r>
+          </w:p>
+        </w:tc>
+        <w:tc>
+          <w:tcPr>
+            <w:tcBorders>
+              <w:top w:val="single" w:space="0" w:color="D3D3D3"/>
+              <w:bottom w:val="single" w:space="0" w:color="D3D3D3"/>
+              <w:start w:val="single" w:space="0" w:color="D3D3D3"/>
+              <w:end w:val="single" w:space="0" w:color="D3D3D3"/>
+            </w:tcBorders>
+          </w:tcPr>
+          <w:p>
+            <w:pPr>
+              <w:spacing w:before="0" w:after="60"/>
+              <w:keepNext/>
+              <w:jc w:val="start"/>
+            </w:pPr>
+            <w:r>
+              <w:rPr>
+                <w:rFonts w:ascii="Calibri" w:hAnsi="Calibri"/>
+                <w:sz w:val="20"/>
+              </w:rPr>
+              <w:t xml:space="default">10.5 [0.0, 33.2]</w:t>
+            </w:r>
+          </w:p>
+        </w:tc>
+        <w:tc>
+          <w:tcPr>
+            <w:tcBorders>
+              <w:top w:val="single" w:space="0" w:color="D3D3D3"/>
+              <w:bottom w:val="single" w:space="0" w:color="D3D3D3"/>
+              <w:start w:val="single" w:space="0" w:color="D3D3D3"/>
+              <w:end w:val="single" w:space="0" w:color="D3D3D3"/>
+            </w:tcBorders>
+          </w:tcPr>
+          <w:p>
+            <w:pPr>
+              <w:spacing w:before="0" w:after="60"/>
+              <w:keepNext/>
+              <w:jc w:val="end"/>
+            </w:pPr>
+            <w:r>
+              <w:rPr>
+                <w:rFonts w:ascii="Calibri" w:hAnsi="Calibri"/>
+                <w:sz w:val="20"/>
+              </w:rPr>
+              <w:t xml:space="default">73</w:t>
+            </w:r>
+          </w:p>
+        </w:tc>
+        <w:tc>
+          <w:tcPr>
+            <w:tcBorders>
+              <w:top w:val="single" w:space="0" w:color="D3D3D3"/>
+              <w:bottom w:val="single" w:space="0" w:color="D3D3D3"/>
+              <w:start w:val="single" w:space="0" w:color="D3D3D3"/>
+              <w:end w:val="single" w:space="0" w:color="D3D3D3"/>
+            </w:tcBorders>
+          </w:tcPr>
+          <w:p>
+            <w:pPr>
+              <w:spacing w:before="0" w:after="60"/>
+              <w:keepNext/>
+              <w:jc w:val="end"/>
+            </w:pPr>
+            <w:r>
+              <w:rPr>
+                <w:rFonts w:ascii="Calibri" w:hAnsi="Calibri"/>
+                <w:sz w:val="20"/>
+              </w:rPr>
+              <w:t xml:space="default">81</w:t>
+            </w:r>
+          </w:p>
+        </w:tc>
+        <w:tc>
+          <w:tcPr>
+            <w:tcBorders>
+              <w:top w:val="single" w:space="0" w:color="D3D3D3"/>
+              <w:bottom w:val="single" w:space="0" w:color="D3D3D3"/>
+              <w:start w:val="single" w:space="0" w:color="D3D3D3"/>
+              <w:end w:val="single" w:space="0" w:color="D3D3D3"/>
+            </w:tcBorders>
+          </w:tcPr>
+          <w:p>
+            <w:pPr>
+              <w:spacing w:before="0" w:after="60"/>
+              <w:keepNext/>
+              <w:jc w:val="end"/>
+            </w:pPr>
+            <w:r>
+              <w:rPr>
+                <w:rFonts w:ascii="Calibri" w:hAnsi="Calibri"/>
+                <w:sz w:val="20"/>
+              </w:rPr>
+              <w:t xml:space="default">22</w:t>
+            </w:r>
+          </w:p>
+        </w:tc>
+        <w:tc>
+          <w:tcPr>
+            <w:tcBorders>
+              <w:top w:val="single" w:space="0" w:color="D3D3D3"/>
+              <w:bottom w:val="single" w:space="0" w:color="D3D3D3"/>
+              <w:start w:val="single" w:space="0" w:color="D3D3D3"/>
+              <w:end w:val="single" w:space="0" w:color="D3D3D3"/>
+            </w:tcBorders>
+          </w:tcPr>
+          <w:p>
+            <w:pPr>
+              <w:spacing w:before="0" w:after="60"/>
+              <w:keepNext/>
+              <w:jc w:val="end"/>
+            </w:pPr>
+            <w:r>
+              <w:rPr>
+                <w:rFonts w:ascii="Calibri" w:hAnsi="Calibri"/>
+                <w:sz w:val="20"/>
+              </w:rPr>
+              <w:t xml:space="default">13</w:t>
             </w:r>
           </w:p>
         </w:tc>
@@ -767,27 +767,216 @@
         <w:tc>
           <w:tcPr>
             <w:tcBorders>
-              <w:top w:val="single" w:sz="16" w:space="0" w:color="D3D3D3"/>
-              <w:bottom w:val="single" w:sz="16" w:space="0" w:color="D3D3D3"/>
-              <w:start w:val="single" w:space="0" w:color="D3D3D3"/>
-              <w:end w:val="single" w:space="0" w:color="D3D3D3"/>
-            </w:tcBorders>
-            <w:tcMar>
-              <w:top w:w="25" w:type="dxa"/>
-            </w:tcMar>
-            <w:gridSpan w:val="9"/>
-          </w:tcPr>
-          <w:p>
-            <w:pPr>
-              <w:spacing w:before="0" w:after="60"/>
-              <w:keepNext/>
-            </w:pPr>
-            <w:r>
-              <w:rPr>
-                <w:rFonts w:ascii="Calibri" w:hAnsi="Calibri"/>
-                <w:sz w:val="20"/>
-              </w:rPr>
-              <w:t xml:space="default">Florida</w:t>
+              <w:top w:val="single" w:space="0" w:color="D3D3D3"/>
+              <w:bottom w:val="single" w:space="0" w:color="D3D3D3"/>
+              <w:start w:val="single" w:space="0" w:color="D3D3D3"/>
+              <w:end w:val="single" w:space="0" w:color="D3D3D3"/>
+            </w:tcBorders>
+          </w:tcPr>
+          <w:p>
+            <w:pPr>
+              <w:spacing w:before="0" w:after="60"/>
+              <w:keepNext/>
+              <w:jc w:val="center"/>
+            </w:pPr>
+            <w:r>
+              <w:rPr>
+                <w:rFonts w:ascii="Calibri" w:hAnsi="Calibri"/>
+                <w:sz w:val="20"/>
+              </w:rPr>
+              <w:t xml:space="default">Both</w:t>
+            </w:r>
+          </w:p>
+        </w:tc>
+        <w:tc>
+          <w:tcPr>
+            <w:tcBorders>
+              <w:top w:val="single" w:space="0" w:color="D3D3D3"/>
+              <w:bottom w:val="single" w:space="0" w:color="D3D3D3"/>
+              <w:start w:val="single" w:space="0" w:color="D3D3D3"/>
+              <w:end w:val="single" w:space="0" w:color="D3D3D3"/>
+            </w:tcBorders>
+          </w:tcPr>
+          <w:p>
+            <w:pPr>
+              <w:spacing w:before="0" w:after="60"/>
+              <w:keepNext/>
+              <w:jc w:val="end"/>
+            </w:pPr>
+            <w:r>
+              <w:rPr>
+                <w:rFonts w:ascii="Calibri" w:hAnsi="Calibri"/>
+                <w:sz w:val="20"/>
+              </w:rPr>
+              <w:t xml:space="default">300</w:t>
+            </w:r>
+          </w:p>
+        </w:tc>
+        <w:tc>
+          <w:tcPr>
+            <w:tcBorders>
+              <w:top w:val="single" w:space="0" w:color="D3D3D3"/>
+              <w:bottom w:val="single" w:space="0" w:color="D3D3D3"/>
+              <w:start w:val="single" w:space="0" w:color="D3D3D3"/>
+              <w:end w:val="single" w:space="0" w:color="D3D3D3"/>
+            </w:tcBorders>
+          </w:tcPr>
+          <w:p>
+            <w:pPr>
+              <w:spacing w:before="0" w:after="60"/>
+              <w:keepNext/>
+              <w:jc w:val="start"/>
+            </w:pPr>
+            <w:r>
+              <w:rPr>
+                <w:rFonts w:ascii="Calibri" w:hAnsi="Calibri"/>
+                <w:sz w:val="20"/>
+              </w:rPr>
+              <w:t xml:space="default">M4_av (71 %)</w:t>
+            </w:r>
+          </w:p>
+        </w:tc>
+        <w:tc>
+          <w:tcPr>
+            <w:tcBorders>
+              <w:top w:val="single" w:space="0" w:color="D3D3D3"/>
+              <w:bottom w:val="single" w:space="0" w:color="D3D3D3"/>
+              <w:start w:val="single" w:space="0" w:color="D3D3D3"/>
+              <w:end w:val="single" w:space="0" w:color="D3D3D3"/>
+            </w:tcBorders>
+          </w:tcPr>
+          <w:p>
+            <w:pPr>
+              <w:spacing w:before="0" w:after="60"/>
+              <w:keepNext/>
+              <w:jc w:val="end"/>
+            </w:pPr>
+            <w:r>
+              <w:rPr>
+                <w:rFonts w:ascii="Calibri" w:hAnsi="Calibri"/>
+                <w:sz w:val="20"/>
+              </w:rPr>
+              <w:t xml:space="default">89</w:t>
+            </w:r>
+          </w:p>
+        </w:tc>
+        <w:tc>
+          <w:tcPr>
+            <w:tcBorders>
+              <w:top w:val="single" w:space="0" w:color="D3D3D3"/>
+              <w:bottom w:val="single" w:space="0" w:color="D3D3D3"/>
+              <w:start w:val="single" w:space="0" w:color="D3D3D3"/>
+              <w:end w:val="single" w:space="0" w:color="D3D3D3"/>
+            </w:tcBorders>
+          </w:tcPr>
+          <w:p>
+            <w:pPr>
+              <w:spacing w:before="0" w:after="60"/>
+              <w:keepNext/>
+              <w:jc w:val="start"/>
+            </w:pPr>
+            <w:r>
+              <w:rPr>
+                <w:rFonts w:ascii="Calibri" w:hAnsi="Calibri"/>
+                <w:sz w:val="20"/>
+              </w:rPr>
+              <w:t xml:space="default">11.3 [0.0, 37.3]</w:t>
+            </w:r>
+          </w:p>
+        </w:tc>
+        <w:tc>
+          <w:tcPr>
+            <w:tcBorders>
+              <w:top w:val="single" w:space="0" w:color="D3D3D3"/>
+              <w:bottom w:val="single" w:space="0" w:color="D3D3D3"/>
+              <w:start w:val="single" w:space="0" w:color="D3D3D3"/>
+              <w:end w:val="single" w:space="0" w:color="D3D3D3"/>
+            </w:tcBorders>
+          </w:tcPr>
+          <w:p>
+            <w:pPr>
+              <w:spacing w:before="0" w:after="60"/>
+              <w:keepNext/>
+              <w:jc w:val="end"/>
+            </w:pPr>
+            <w:r>
+              <w:rPr>
+                <w:rFonts w:ascii="Calibri" w:hAnsi="Calibri"/>
+                <w:sz w:val="20"/>
+              </w:rPr>
+              <w:t xml:space="default">69</w:t>
+            </w:r>
+          </w:p>
+        </w:tc>
+        <w:tc>
+          <w:tcPr>
+            <w:tcBorders>
+              <w:top w:val="single" w:space="0" w:color="D3D3D3"/>
+              <w:bottom w:val="single" w:space="0" w:color="D3D3D3"/>
+              <w:start w:val="single" w:space="0" w:color="D3D3D3"/>
+              <w:end w:val="single" w:space="0" w:color="D3D3D3"/>
+            </w:tcBorders>
+          </w:tcPr>
+          <w:p>
+            <w:pPr>
+              <w:spacing w:before="0" w:after="60"/>
+              <w:keepNext/>
+              <w:jc w:val="end"/>
+            </w:pPr>
+            <w:r>
+              <w:rPr>
+                <w:rFonts w:ascii="Calibri" w:hAnsi="Calibri"/>
+                <w:sz w:val="20"/>
+              </w:rPr>
+              <w:t xml:space="default">77</w:t>
+            </w:r>
+          </w:p>
+        </w:tc>
+        <w:tc>
+          <w:tcPr>
+            <w:tcBorders>
+              <w:top w:val="single" w:space="0" w:color="D3D3D3"/>
+              <w:bottom w:val="single" w:space="0" w:color="D3D3D3"/>
+              <w:start w:val="single" w:space="0" w:color="D3D3D3"/>
+              <w:end w:val="single" w:space="0" w:color="D3D3D3"/>
+            </w:tcBorders>
+          </w:tcPr>
+          <w:p>
+            <w:pPr>
+              <w:spacing w:before="0" w:after="60"/>
+              <w:keepNext/>
+              <w:jc w:val="end"/>
+            </w:pPr>
+            <w:r>
+              <w:rPr>
+                <w:rFonts w:ascii="Calibri" w:hAnsi="Calibri"/>
+                <w:sz w:val="20"/>
+              </w:rPr>
+              <w:t xml:space="default">21</w:t>
+            </w:r>
+          </w:p>
+        </w:tc>
+        <w:tc>
+          <w:tcPr>
+            <w:tcBorders>
+              <w:top w:val="single" w:space="0" w:color="D3D3D3"/>
+              <w:bottom w:val="single" w:space="0" w:color="D3D3D3"/>
+              <w:start w:val="single" w:space="0" w:color="D3D3D3"/>
+              <w:end w:val="single" w:space="0" w:color="D3D3D3"/>
+            </w:tcBorders>
+          </w:tcPr>
+          <w:p>
+            <w:pPr>
+              <w:spacing w:before="0" w:after="60"/>
+              <w:keepNext/>
+              <w:jc w:val="end"/>
+            </w:pPr>
+            <w:r>
+              <w:rPr>
+                <w:rFonts w:ascii="Calibri" w:hAnsi="Calibri"/>
+                <w:sz w:val="20"/>
+              </w:rPr>
+              <w:t xml:space="default">22</w:t>
             </w:r>
           </w:p>
         </w:tc>
@@ -799,216 +988,27 @@
         <w:tc>
           <w:tcPr>
             <w:tcBorders>
-              <w:top w:val="single" w:space="0" w:color="D3D3D3"/>
-              <w:bottom w:val="single" w:space="0" w:color="D3D3D3"/>
-              <w:start w:val="single" w:space="0" w:color="D3D3D3"/>
-              <w:end w:val="single" w:space="0" w:color="D3D3D3"/>
-            </w:tcBorders>
-          </w:tcPr>
-          <w:p>
-            <w:pPr>
-              <w:spacing w:before="0" w:after="60"/>
-              <w:keepNext/>
-              <w:jc w:val="center"/>
-            </w:pPr>
-            <w:r>
-              <w:rPr>
-                <w:rFonts w:ascii="Calibri" w:hAnsi="Calibri"/>
-                <w:sz w:val="20"/>
-              </w:rPr>
-              <w:t xml:space="default">Marginal</w:t>
-            </w:r>
-          </w:p>
-        </w:tc>
-        <w:tc>
-          <w:tcPr>
-            <w:tcBorders>
-              <w:top w:val="single" w:space="0" w:color="D3D3D3"/>
-              <w:bottom w:val="single" w:space="0" w:color="D3D3D3"/>
-              <w:start w:val="single" w:space="0" w:color="D3D3D3"/>
-              <w:end w:val="single" w:space="0" w:color="D3D3D3"/>
-            </w:tcBorders>
-          </w:tcPr>
-          <w:p>
-            <w:pPr>
-              <w:spacing w:before="0" w:after="60"/>
-              <w:keepNext/>
-              <w:jc w:val="start"/>
-            </w:pPr>
-            <w:r>
-              <w:rPr>
-                <w:rFonts w:ascii="Calibri" w:hAnsi="Calibri"/>
-                <w:sz w:val="20"/>
-              </w:rPr>
-              <w:t xml:space="default">M_hyd</w:t>
-            </w:r>
-          </w:p>
-        </w:tc>
-        <w:tc>
-          <w:tcPr>
-            <w:tcBorders>
-              <w:top w:val="single" w:space="0" w:color="D3D3D3"/>
-              <w:bottom w:val="single" w:space="0" w:color="D3D3D3"/>
-              <w:start w:val="single" w:space="0" w:color="D3D3D3"/>
-              <w:end w:val="single" w:space="0" w:color="D3D3D3"/>
-            </w:tcBorders>
-          </w:tcPr>
-          <w:p>
-            <w:pPr>
-              <w:spacing w:before="0" w:after="60"/>
-              <w:keepNext/>
-              <w:jc w:val="end"/>
-            </w:pPr>
-            <w:r>
-              <w:rPr>
-                <w:rFonts w:ascii="Calibri" w:hAnsi="Calibri"/>
-                <w:sz w:val="20"/>
-              </w:rPr>
-              <w:t xml:space="default">44</w:t>
-            </w:r>
-          </w:p>
-        </w:tc>
-        <w:tc>
-          <w:tcPr>
-            <w:tcBorders>
-              <w:top w:val="single" w:space="0" w:color="D3D3D3"/>
-              <w:bottom w:val="single" w:space="0" w:color="D3D3D3"/>
-              <w:start w:val="single" w:space="0" w:color="D3D3D3"/>
-              <w:end w:val="single" w:space="0" w:color="D3D3D3"/>
-            </w:tcBorders>
-          </w:tcPr>
-          <w:p>
-            <w:pPr>
-              <w:spacing w:before="0" w:after="60"/>
-              <w:keepNext/>
-              <w:jc w:val="end"/>
-            </w:pPr>
-            <w:r>
-              <w:rPr>
-                <w:rFonts w:ascii="Calibri" w:hAnsi="Calibri"/>
-                <w:sz w:val="20"/>
-              </w:rPr>
-              <w:t xml:space="default">-0.6</w:t>
-            </w:r>
-          </w:p>
-        </w:tc>
-        <w:tc>
-          <w:tcPr>
-            <w:tcBorders>
-              <w:top w:val="single" w:space="0" w:color="D3D3D3"/>
-              <w:bottom w:val="single" w:space="0" w:color="D3D3D3"/>
-              <w:start w:val="single" w:space="0" w:color="D3D3D3"/>
-              <w:end w:val="single" w:space="0" w:color="D3D3D3"/>
-            </w:tcBorders>
-          </w:tcPr>
-          <w:p>
-            <w:pPr>
-              <w:spacing w:before="0" w:after="60"/>
-              <w:keepNext/>
-              <w:jc w:val="end"/>
-            </w:pPr>
-            <w:r>
-              <w:rPr>
-                <w:rFonts w:ascii="Calibri" w:hAnsi="Calibri"/>
-                <w:sz w:val="20"/>
-              </w:rPr>
-              <w:t xml:space="default">-2.7 (1.7)</w:t>
-            </w:r>
-          </w:p>
-        </w:tc>
-        <w:tc>
-          <w:tcPr>
-            <w:tcBorders>
-              <w:top w:val="single" w:space="0" w:color="D3D3D3"/>
-              <w:bottom w:val="single" w:space="0" w:color="D3D3D3"/>
-              <w:start w:val="single" w:space="0" w:color="D3D3D3"/>
-              <w:end w:val="single" w:space="0" w:color="D3D3D3"/>
-            </w:tcBorders>
-          </w:tcPr>
-          <w:p>
-            <w:pPr>
-              <w:spacing w:before="0" w:after="60"/>
-              <w:keepNext/>
-              <w:jc w:val="end"/>
-            </w:pPr>
-            <w:r>
-              <w:rPr>
-                <w:rFonts w:ascii="Calibri" w:hAnsi="Calibri"/>
-                <w:sz w:val="20"/>
-              </w:rPr>
-              <w:t xml:space="default">-4.2 (3.1)</w:t>
-            </w:r>
-          </w:p>
-        </w:tc>
-        <w:tc>
-          <w:tcPr>
-            <w:tcBorders>
-              <w:top w:val="single" w:space="0" w:color="D3D3D3"/>
-              <w:bottom w:val="single" w:space="0" w:color="D3D3D3"/>
-              <w:start w:val="single" w:space="0" w:color="D3D3D3"/>
-              <w:end w:val="single" w:space="0" w:color="D3D3D3"/>
-            </w:tcBorders>
-          </w:tcPr>
-          <w:p>
-            <w:pPr>
-              <w:spacing w:before="0" w:after="60"/>
-              <w:keepNext/>
-              <w:jc w:val="end"/>
-            </w:pPr>
-            <w:r>
-              <w:rPr>
-                <w:rFonts w:ascii="Calibri" w:hAnsi="Calibri"/>
-                <w:sz w:val="20"/>
-              </w:rPr>
-              <w:t xml:space="default">45</w:t>
-            </w:r>
-          </w:p>
-        </w:tc>
-        <w:tc>
-          <w:tcPr>
-            <w:tcBorders>
-              <w:top w:val="single" w:space="0" w:color="D3D3D3"/>
-              <w:bottom w:val="single" w:space="0" w:color="D3D3D3"/>
-              <w:start w:val="single" w:space="0" w:color="D3D3D3"/>
-              <w:end w:val="single" w:space="0" w:color="D3D3D3"/>
-            </w:tcBorders>
-          </w:tcPr>
-          <w:p>
-            <w:pPr>
-              <w:spacing w:before="0" w:after="60"/>
-              <w:keepNext/>
-              <w:jc w:val="end"/>
-            </w:pPr>
-            <w:r>
-              <w:rPr>
-                <w:rFonts w:ascii="Calibri" w:hAnsi="Calibri"/>
-                <w:sz w:val="20"/>
-              </w:rPr>
-              <w:t xml:space="default">2.5</w:t>
-            </w:r>
-          </w:p>
-        </w:tc>
-        <w:tc>
-          <w:tcPr>
-            <w:tcBorders>
-              <w:top w:val="single" w:space="0" w:color="D3D3D3"/>
-              <w:bottom w:val="single" w:space="0" w:color="D3D3D3"/>
-              <w:start w:val="single" w:space="0" w:color="D3D3D3"/>
-              <w:end w:val="single" w:space="0" w:color="D3D3D3"/>
-            </w:tcBorders>
-          </w:tcPr>
-          <w:p>
-            <w:pPr>
-              <w:spacing w:before="0" w:after="60"/>
-              <w:keepNext/>
-              <w:jc w:val="end"/>
-            </w:pPr>
-            <w:r>
-              <w:rPr>
-                <w:rFonts w:ascii="Calibri" w:hAnsi="Calibri"/>
-                <w:sz w:val="20"/>
-              </w:rPr>
-              <w:t xml:space="default">0.780</w:t>
+              <w:top w:val="single" w:sz="16" w:space="0" w:color="D3D3D3"/>
+              <w:bottom w:val="single" w:sz="16" w:space="0" w:color="D3D3D3"/>
+              <w:start w:val="single" w:space="0" w:color="D3D3D3"/>
+              <w:end w:val="single" w:space="0" w:color="D3D3D3"/>
+            </w:tcBorders>
+            <w:tcMar>
+              <w:top w:w="25" w:type="dxa"/>
+            </w:tcMar>
+            <w:gridSpan w:val="9"/>
+          </w:tcPr>
+          <w:p>
+            <w:pPr>
+              <w:spacing w:before="0" w:after="60"/>
+              <w:keepNext/>
+            </w:pPr>
+            <w:r>
+              <w:rPr>
+                <w:rFonts w:ascii="Calibri" w:hAnsi="Calibri"/>
+                <w:sz w:val="20"/>
+              </w:rPr>
+              <w:t xml:space="default">Florida</w:t>
             </w:r>
           </w:p>
         </w:tc>
@@ -1037,7 +1037,31 @@
                 <w:rFonts w:ascii="Calibri" w:hAnsi="Calibri"/>
                 <w:sz w:val="20"/>
               </w:rPr>
-              <w:t xml:space="default">Combined</w:t>
+              <w:t xml:space="default">Age</w:t>
+            </w:r>
+          </w:p>
+        </w:tc>
+        <w:tc>
+          <w:tcPr>
+            <w:tcBorders>
+              <w:top w:val="single" w:space="0" w:color="D3D3D3"/>
+              <w:bottom w:val="single" w:space="0" w:color="D3D3D3"/>
+              <w:start w:val="single" w:space="0" w:color="D3D3D3"/>
+              <w:end w:val="single" w:space="0" w:color="D3D3D3"/>
+            </w:tcBorders>
+          </w:tcPr>
+          <w:p>
+            <w:pPr>
+              <w:spacing w:before="0" w:after="60"/>
+              <w:keepNext/>
+              <w:jc w:val="end"/>
+            </w:pPr>
+            <w:r>
+              <w:rPr>
+                <w:rFonts w:ascii="Calibri" w:hAnsi="Calibri"/>
+                <w:sz w:val="20"/>
+              </w:rPr>
+              <w:t xml:space="default">298</w:t>
             </w:r>
           </w:p>
         </w:tc>
@@ -1061,175 +1085,151 @@
                 <w:rFonts w:ascii="Calibri" w:hAnsi="Calibri"/>
                 <w:sz w:val="20"/>
               </w:rPr>
-              <w:t xml:space="default">M4_fqcy</w:t>
-            </w:r>
-          </w:p>
-        </w:tc>
-        <w:tc>
-          <w:tcPr>
-            <w:tcBorders>
-              <w:top w:val="single" w:space="0" w:color="D3D3D3"/>
-              <w:bottom w:val="single" w:space="0" w:color="D3D3D3"/>
-              <w:start w:val="single" w:space="0" w:color="D3D3D3"/>
-              <w:end w:val="single" w:space="0" w:color="D3D3D3"/>
-            </w:tcBorders>
-          </w:tcPr>
-          <w:p>
-            <w:pPr>
-              <w:spacing w:before="0" w:after="60"/>
-              <w:keepNext/>
-              <w:jc w:val="end"/>
-            </w:pPr>
-            <w:r>
-              <w:rPr>
-                <w:rFonts w:ascii="Calibri" w:hAnsi="Calibri"/>
-                <w:sz w:val="20"/>
-              </w:rPr>
-              <w:t xml:space="default">44</w:t>
-            </w:r>
-          </w:p>
-        </w:tc>
-        <w:tc>
-          <w:tcPr>
-            <w:tcBorders>
-              <w:top w:val="single" w:space="0" w:color="D3D3D3"/>
-              <w:bottom w:val="single" w:space="0" w:color="D3D3D3"/>
-              <w:start w:val="single" w:space="0" w:color="D3D3D3"/>
-              <w:end w:val="single" w:space="0" w:color="D3D3D3"/>
-            </w:tcBorders>
-          </w:tcPr>
-          <w:p>
-            <w:pPr>
-              <w:spacing w:before="0" w:after="60"/>
-              <w:keepNext/>
-              <w:jc w:val="end"/>
-            </w:pPr>
-            <w:r>
-              <w:rPr>
-                <w:rFonts w:ascii="Calibri" w:hAnsi="Calibri"/>
-                <w:sz w:val="20"/>
-              </w:rPr>
-              <w:t xml:space="default">1.0</w:t>
-            </w:r>
-          </w:p>
-        </w:tc>
-        <w:tc>
-          <w:tcPr>
-            <w:tcBorders>
-              <w:top w:val="single" w:space="0" w:color="D3D3D3"/>
-              <w:bottom w:val="single" w:space="0" w:color="D3D3D3"/>
-              <w:start w:val="single" w:space="0" w:color="D3D3D3"/>
-              <w:end w:val="single" w:space="0" w:color="D3D3D3"/>
-            </w:tcBorders>
-          </w:tcPr>
-          <w:p>
-            <w:pPr>
-              <w:spacing w:before="0" w:after="60"/>
-              <w:keepNext/>
-              <w:jc w:val="end"/>
-            </w:pPr>
-            <w:r>
-              <w:rPr>
-                <w:rFonts w:ascii="Calibri" w:hAnsi="Calibri"/>
-                <w:sz w:val="20"/>
-              </w:rPr>
-              <w:t xml:space="default">1.2 (1.3)</w:t>
-            </w:r>
-          </w:p>
-        </w:tc>
-        <w:tc>
-          <w:tcPr>
-            <w:tcBorders>
-              <w:top w:val="single" w:space="0" w:color="D3D3D3"/>
-              <w:bottom w:val="single" w:space="0" w:color="D3D3D3"/>
-              <w:start w:val="single" w:space="0" w:color="D3D3D3"/>
-              <w:end w:val="single" w:space="0" w:color="D3D3D3"/>
-            </w:tcBorders>
-          </w:tcPr>
-          <w:p>
-            <w:pPr>
-              <w:spacing w:before="0" w:after="60"/>
-              <w:keepNext/>
-              <w:jc w:val="end"/>
-            </w:pPr>
-            <w:r>
-              <w:rPr>
-                <w:rFonts w:ascii="Calibri" w:hAnsi="Calibri"/>
-                <w:sz w:val="20"/>
-              </w:rPr>
-              <w:t xml:space="default">2.1 (2.6)</w:t>
-            </w:r>
-          </w:p>
-        </w:tc>
-        <w:tc>
-          <w:tcPr>
-            <w:tcBorders>
-              <w:top w:val="single" w:space="0" w:color="D3D3D3"/>
-              <w:bottom w:val="single" w:space="0" w:color="D3D3D3"/>
-              <w:start w:val="single" w:space="0" w:color="D3D3D3"/>
-              <w:end w:val="single" w:space="0" w:color="D3D3D3"/>
-            </w:tcBorders>
-          </w:tcPr>
-          <w:p>
-            <w:pPr>
-              <w:spacing w:before="0" w:after="60"/>
-              <w:keepNext/>
-              <w:jc w:val="end"/>
-            </w:pPr>
-            <w:r>
-              <w:rPr>
-                <w:rFonts w:ascii="Calibri" w:hAnsi="Calibri"/>
-                <w:sz w:val="20"/>
-              </w:rPr>
-              <w:t xml:space="default">61</w:t>
-            </w:r>
-          </w:p>
-        </w:tc>
-        <w:tc>
-          <w:tcPr>
-            <w:tcBorders>
-              <w:top w:val="single" w:space="0" w:color="D3D3D3"/>
-              <w:bottom w:val="single" w:space="0" w:color="D3D3D3"/>
-              <w:start w:val="single" w:space="0" w:color="D3D3D3"/>
-              <w:end w:val="single" w:space="0" w:color="D3D3D3"/>
-            </w:tcBorders>
-          </w:tcPr>
-          <w:p>
-            <w:pPr>
-              <w:spacing w:before="0" w:after="60"/>
-              <w:keepNext/>
-              <w:jc w:val="end"/>
-            </w:pPr>
-            <w:r>
-              <w:rPr>
-                <w:rFonts w:ascii="Calibri" w:hAnsi="Calibri"/>
-                <w:sz w:val="20"/>
-              </w:rPr>
-              <w:t xml:space="default">1.7</w:t>
-            </w:r>
-          </w:p>
-        </w:tc>
-        <w:tc>
-          <w:tcPr>
-            <w:tcBorders>
-              <w:top w:val="single" w:space="0" w:color="D3D3D3"/>
-              <w:bottom w:val="single" w:space="0" w:color="D3D3D3"/>
-              <w:start w:val="single" w:space="0" w:color="D3D3D3"/>
-              <w:end w:val="single" w:space="0" w:color="D3D3D3"/>
-            </w:tcBorders>
-          </w:tcPr>
-          <w:p>
-            <w:pPr>
-              <w:spacing w:before="0" w:after="60"/>
-              <w:keepNext/>
-              <w:jc w:val="end"/>
-            </w:pPr>
-            <w:r>
-              <w:rPr>
-                <w:rFonts w:ascii="Calibri" w:hAnsi="Calibri"/>
-                <w:sz w:val="20"/>
-              </w:rPr>
-              <w:t xml:space="default">0.600</w:t>
+              <w:t xml:space="default">M4_fqcy (77 %)</w:t>
+            </w:r>
+          </w:p>
+        </w:tc>
+        <w:tc>
+          <w:tcPr>
+            <w:tcBorders>
+              <w:top w:val="single" w:space="0" w:color="D3D3D3"/>
+              <w:bottom w:val="single" w:space="0" w:color="D3D3D3"/>
+              <w:start w:val="single" w:space="0" w:color="D3D3D3"/>
+              <w:end w:val="single" w:space="0" w:color="D3D3D3"/>
+            </w:tcBorders>
+          </w:tcPr>
+          <w:p>
+            <w:pPr>
+              <w:spacing w:before="0" w:after="60"/>
+              <w:keepNext/>
+              <w:jc w:val="end"/>
+            </w:pPr>
+            <w:r>
+              <w:rPr>
+                <w:rFonts w:ascii="Calibri" w:hAnsi="Calibri"/>
+                <w:sz w:val="20"/>
+              </w:rPr>
+              <w:t xml:space="default">65</w:t>
+            </w:r>
+          </w:p>
+        </w:tc>
+        <w:tc>
+          <w:tcPr>
+            <w:tcBorders>
+              <w:top w:val="single" w:space="0" w:color="D3D3D3"/>
+              <w:bottom w:val="single" w:space="0" w:color="D3D3D3"/>
+              <w:start w:val="single" w:space="0" w:color="D3D3D3"/>
+              <w:end w:val="single" w:space="0" w:color="D3D3D3"/>
+            </w:tcBorders>
+          </w:tcPr>
+          <w:p>
+            <w:pPr>
+              <w:spacing w:before="0" w:after="60"/>
+              <w:keepNext/>
+              <w:jc w:val="start"/>
+            </w:pPr>
+            <w:r>
+              <w:rPr>
+                <w:rFonts w:ascii="Calibri" w:hAnsi="Calibri"/>
+                <w:sz w:val="20"/>
+              </w:rPr>
+              <w:t xml:space="default">3.7 [0.0, 14.6]</w:t>
+            </w:r>
+          </w:p>
+        </w:tc>
+        <w:tc>
+          <w:tcPr>
+            <w:tcBorders>
+              <w:top w:val="single" w:space="0" w:color="D3D3D3"/>
+              <w:bottom w:val="single" w:space="0" w:color="D3D3D3"/>
+              <w:start w:val="single" w:space="0" w:color="D3D3D3"/>
+              <w:end w:val="single" w:space="0" w:color="D3D3D3"/>
+            </w:tcBorders>
+          </w:tcPr>
+          <w:p>
+            <w:pPr>
+              <w:spacing w:before="0" w:after="60"/>
+              <w:keepNext/>
+              <w:jc w:val="end"/>
+            </w:pPr>
+            <w:r>
+              <w:rPr>
+                <w:rFonts w:ascii="Calibri" w:hAnsi="Calibri"/>
+                <w:sz w:val="20"/>
+              </w:rPr>
+              <w:t xml:space="default">10</w:t>
+            </w:r>
+          </w:p>
+        </w:tc>
+        <w:tc>
+          <w:tcPr>
+            <w:tcBorders>
+              <w:top w:val="single" w:space="0" w:color="D3D3D3"/>
+              <w:bottom w:val="single" w:space="0" w:color="D3D3D3"/>
+              <w:start w:val="single" w:space="0" w:color="D3D3D3"/>
+              <w:end w:val="single" w:space="0" w:color="D3D3D3"/>
+            </w:tcBorders>
+          </w:tcPr>
+          <w:p>
+            <w:pPr>
+              <w:spacing w:before="0" w:after="60"/>
+              <w:keepNext/>
+              <w:jc w:val="end"/>
+            </w:pPr>
+            <w:r>
+              <w:rPr>
+                <w:rFonts w:ascii="Calibri" w:hAnsi="Calibri"/>
+                <w:sz w:val="20"/>
+              </w:rPr>
+              <w:t xml:space="default">5</w:t>
+            </w:r>
+          </w:p>
+        </w:tc>
+        <w:tc>
+          <w:tcPr>
+            <w:tcBorders>
+              <w:top w:val="single" w:space="0" w:color="D3D3D3"/>
+              <w:bottom w:val="single" w:space="0" w:color="D3D3D3"/>
+              <w:start w:val="single" w:space="0" w:color="D3D3D3"/>
+              <w:end w:val="single" w:space="0" w:color="D3D3D3"/>
+            </w:tcBorders>
+          </w:tcPr>
+          <w:p>
+            <w:pPr>
+              <w:spacing w:before="0" w:after="60"/>
+              <w:keepNext/>
+              <w:jc w:val="end"/>
+            </w:pPr>
+            <w:r>
+              <w:rPr>
+                <w:rFonts w:ascii="Calibri" w:hAnsi="Calibri"/>
+                <w:sz w:val="20"/>
+              </w:rPr>
+              <w:t xml:space="default">1</w:t>
+            </w:r>
+          </w:p>
+        </w:tc>
+        <w:tc>
+          <w:tcPr>
+            <w:tcBorders>
+              <w:top w:val="single" w:space="0" w:color="D3D3D3"/>
+              <w:bottom w:val="single" w:space="0" w:color="D3D3D3"/>
+              <w:start w:val="single" w:space="0" w:color="D3D3D3"/>
+              <w:end w:val="single" w:space="0" w:color="D3D3D3"/>
+            </w:tcBorders>
+          </w:tcPr>
+          <w:p>
+            <w:pPr>
+              <w:spacing w:before="0" w:after="60"/>
+              <w:keepNext/>
+              <w:jc w:val="end"/>
+            </w:pPr>
+            <w:r>
+              <w:rPr>
+                <w:rFonts w:ascii="Calibri" w:hAnsi="Calibri"/>
+                <w:sz w:val="20"/>
+              </w:rPr>
+              <w:t xml:space="default">65</w:t>
             </w:r>
           </w:p>
         </w:tc>
@@ -1241,27 +1241,216 @@
         <w:tc>
           <w:tcPr>
             <w:tcBorders>
-              <w:top w:val="single" w:sz="16" w:space="0" w:color="D3D3D3"/>
-              <w:bottom w:val="single" w:sz="16" w:space="0" w:color="D3D3D3"/>
-              <w:start w:val="single" w:space="0" w:color="D3D3D3"/>
-              <w:end w:val="single" w:space="0" w:color="D3D3D3"/>
-            </w:tcBorders>
-            <w:tcMar>
-              <w:top w:w="25" w:type="dxa"/>
-            </w:tcMar>
-            <w:gridSpan w:val="9"/>
-          </w:tcPr>
-          <w:p>
-            <w:pPr>
-              <w:spacing w:before="0" w:after="60"/>
-              <w:keepNext/>
-            </w:pPr>
-            <w:r>
-              <w:rPr>
-                <w:rFonts w:ascii="Calibri" w:hAnsi="Calibri"/>
-                <w:sz w:val="20"/>
-              </w:rPr>
-              <w:t xml:space="default">Belize</w:t>
+              <w:top w:val="single" w:space="0" w:color="D3D3D3"/>
+              <w:bottom w:val="single" w:space="0" w:color="D3D3D3"/>
+              <w:start w:val="single" w:space="0" w:color="D3D3D3"/>
+              <w:end w:val="single" w:space="0" w:color="D3D3D3"/>
+            </w:tcBorders>
+          </w:tcPr>
+          <w:p>
+            <w:pPr>
+              <w:spacing w:before="0" w:after="60"/>
+              <w:keepNext/>
+              <w:jc w:val="center"/>
+            </w:pPr>
+            <w:r>
+              <w:rPr>
+                <w:rFonts w:ascii="Calibri" w:hAnsi="Calibri"/>
+                <w:sz w:val="20"/>
+              </w:rPr>
+              <w:t xml:space="default">Sampling</w:t>
+            </w:r>
+          </w:p>
+        </w:tc>
+        <w:tc>
+          <w:tcPr>
+            <w:tcBorders>
+              <w:top w:val="single" w:space="0" w:color="D3D3D3"/>
+              <w:bottom w:val="single" w:space="0" w:color="D3D3D3"/>
+              <w:start w:val="single" w:space="0" w:color="D3D3D3"/>
+              <w:end w:val="single" w:space="0" w:color="D3D3D3"/>
+            </w:tcBorders>
+          </w:tcPr>
+          <w:p>
+            <w:pPr>
+              <w:spacing w:before="0" w:after="60"/>
+              <w:keepNext/>
+              <w:jc w:val="end"/>
+            </w:pPr>
+            <w:r>
+              <w:rPr>
+                <w:rFonts w:ascii="Calibri" w:hAnsi="Calibri"/>
+                <w:sz w:val="20"/>
+              </w:rPr>
+              <w:t xml:space="default">300</w:t>
+            </w:r>
+          </w:p>
+        </w:tc>
+        <w:tc>
+          <w:tcPr>
+            <w:tcBorders>
+              <w:top w:val="single" w:space="0" w:color="D3D3D3"/>
+              <w:bottom w:val="single" w:space="0" w:color="D3D3D3"/>
+              <w:start w:val="single" w:space="0" w:color="D3D3D3"/>
+              <w:end w:val="single" w:space="0" w:color="D3D3D3"/>
+            </w:tcBorders>
+          </w:tcPr>
+          <w:p>
+            <w:pPr>
+              <w:spacing w:before="0" w:after="60"/>
+              <w:keepNext/>
+              <w:jc w:val="start"/>
+            </w:pPr>
+            <w:r>
+              <w:rPr>
+                <w:rFonts w:ascii="Calibri" w:hAnsi="Calibri"/>
+                <w:sz w:val="20"/>
+              </w:rPr>
+              <w:t xml:space="default">M4_fqcy (40 %)</w:t>
+            </w:r>
+          </w:p>
+        </w:tc>
+        <w:tc>
+          <w:tcPr>
+            <w:tcBorders>
+              <w:top w:val="single" w:space="0" w:color="D3D3D3"/>
+              <w:bottom w:val="single" w:space="0" w:color="D3D3D3"/>
+              <w:start w:val="single" w:space="0" w:color="D3D3D3"/>
+              <w:end w:val="single" w:space="0" w:color="D3D3D3"/>
+            </w:tcBorders>
+          </w:tcPr>
+          <w:p>
+            <w:pPr>
+              <w:spacing w:before="0" w:after="60"/>
+              <w:keepNext/>
+              <w:jc w:val="end"/>
+            </w:pPr>
+            <w:r>
+              <w:rPr>
+                <w:rFonts w:ascii="Calibri" w:hAnsi="Calibri"/>
+                <w:sz w:val="20"/>
+              </w:rPr>
+              <w:t xml:space="default">26</w:t>
+            </w:r>
+          </w:p>
+        </w:tc>
+        <w:tc>
+          <w:tcPr>
+            <w:tcBorders>
+              <w:top w:val="single" w:space="0" w:color="D3D3D3"/>
+              <w:bottom w:val="single" w:space="0" w:color="D3D3D3"/>
+              <w:start w:val="single" w:space="0" w:color="D3D3D3"/>
+              <w:end w:val="single" w:space="0" w:color="D3D3D3"/>
+            </w:tcBorders>
+          </w:tcPr>
+          <w:p>
+            <w:pPr>
+              <w:spacing w:before="0" w:after="60"/>
+              <w:keepNext/>
+              <w:jc w:val="start"/>
+            </w:pPr>
+            <w:r>
+              <w:rPr>
+                <w:rFonts w:ascii="Calibri" w:hAnsi="Calibri"/>
+                <w:sz w:val="20"/>
+              </w:rPr>
+              <w:t xml:space="default">0.1 [0.0, 9.2]</w:t>
+            </w:r>
+          </w:p>
+        </w:tc>
+        <w:tc>
+          <w:tcPr>
+            <w:tcBorders>
+              <w:top w:val="single" w:space="0" w:color="D3D3D3"/>
+              <w:bottom w:val="single" w:space="0" w:color="D3D3D3"/>
+              <w:start w:val="single" w:space="0" w:color="D3D3D3"/>
+              <w:end w:val="single" w:space="0" w:color="D3D3D3"/>
+            </w:tcBorders>
+          </w:tcPr>
+          <w:p>
+            <w:pPr>
+              <w:spacing w:before="0" w:after="60"/>
+              <w:keepNext/>
+              <w:jc w:val="end"/>
+            </w:pPr>
+            <w:r>
+              <w:rPr>
+                <w:rFonts w:ascii="Calibri" w:hAnsi="Calibri"/>
+                <w:sz w:val="20"/>
+              </w:rPr>
+              <w:t xml:space="default">11</w:t>
+            </w:r>
+          </w:p>
+        </w:tc>
+        <w:tc>
+          <w:tcPr>
+            <w:tcBorders>
+              <w:top w:val="single" w:space="0" w:color="D3D3D3"/>
+              <w:bottom w:val="single" w:space="0" w:color="D3D3D3"/>
+              <w:start w:val="single" w:space="0" w:color="D3D3D3"/>
+              <w:end w:val="single" w:space="0" w:color="D3D3D3"/>
+            </w:tcBorders>
+          </w:tcPr>
+          <w:p>
+            <w:pPr>
+              <w:spacing w:before="0" w:after="60"/>
+              <w:keepNext/>
+              <w:jc w:val="end"/>
+            </w:pPr>
+            <w:r>
+              <w:rPr>
+                <w:rFonts w:ascii="Calibri" w:hAnsi="Calibri"/>
+                <w:sz w:val="20"/>
+              </w:rPr>
+              <w:t xml:space="default">2</w:t>
+            </w:r>
+          </w:p>
+        </w:tc>
+        <w:tc>
+          <w:tcPr>
+            <w:tcBorders>
+              <w:top w:val="single" w:space="0" w:color="D3D3D3"/>
+              <w:bottom w:val="single" w:space="0" w:color="D3D3D3"/>
+              <w:start w:val="single" w:space="0" w:color="D3D3D3"/>
+              <w:end w:val="single" w:space="0" w:color="D3D3D3"/>
+            </w:tcBorders>
+          </w:tcPr>
+          <w:p>
+            <w:pPr>
+              <w:spacing w:before="0" w:after="60"/>
+              <w:keepNext/>
+              <w:jc w:val="end"/>
+            </w:pPr>
+            <w:r>
+              <w:rPr>
+                <w:rFonts w:ascii="Calibri" w:hAnsi="Calibri"/>
+                <w:sz w:val="20"/>
+              </w:rPr>
+              <w:t xml:space="default">7</w:t>
+            </w:r>
+          </w:p>
+        </w:tc>
+        <w:tc>
+          <w:tcPr>
+            <w:tcBorders>
+              <w:top w:val="single" w:space="0" w:color="D3D3D3"/>
+              <w:bottom w:val="single" w:space="0" w:color="D3D3D3"/>
+              <w:start w:val="single" w:space="0" w:color="D3D3D3"/>
+              <w:end w:val="single" w:space="0" w:color="D3D3D3"/>
+            </w:tcBorders>
+          </w:tcPr>
+          <w:p>
+            <w:pPr>
+              <w:spacing w:before="0" w:after="60"/>
+              <w:keepNext/>
+              <w:jc w:val="end"/>
+            </w:pPr>
+            <w:r>
+              <w:rPr>
+                <w:rFonts w:ascii="Calibri" w:hAnsi="Calibri"/>
+                <w:sz w:val="20"/>
+              </w:rPr>
+              <w:t xml:space="default">18</w:t>
             </w:r>
           </w:p>
         </w:tc>
@@ -1290,7 +1479,31 @@
                 <w:rFonts w:ascii="Calibri" w:hAnsi="Calibri"/>
                 <w:sz w:val="20"/>
               </w:rPr>
-              <w:t xml:space="default">Marginal</w:t>
+              <w:t xml:space="default">Both</w:t>
+            </w:r>
+          </w:p>
+        </w:tc>
+        <w:tc>
+          <w:tcPr>
+            <w:tcBorders>
+              <w:top w:val="single" w:space="0" w:color="D3D3D3"/>
+              <w:bottom w:val="single" w:space="0" w:color="D3D3D3"/>
+              <w:start w:val="single" w:space="0" w:color="D3D3D3"/>
+              <w:end w:val="single" w:space="0" w:color="D3D3D3"/>
+            </w:tcBorders>
+          </w:tcPr>
+          <w:p>
+            <w:pPr>
+              <w:spacing w:before="0" w:after="60"/>
+              <w:keepNext/>
+              <w:jc w:val="end"/>
+            </w:pPr>
+            <w:r>
+              <w:rPr>
+                <w:rFonts w:ascii="Calibri" w:hAnsi="Calibri"/>
+                <w:sz w:val="20"/>
+              </w:rPr>
+              <w:t xml:space="default">300</w:t>
             </w:r>
           </w:p>
         </w:tc>
@@ -1314,175 +1527,151 @@
                 <w:rFonts w:ascii="Calibri" w:hAnsi="Calibri"/>
                 <w:sz w:val="20"/>
               </w:rPr>
-              <w:t xml:space="default">M_temp</w:t>
-            </w:r>
-          </w:p>
-        </w:tc>
-        <w:tc>
-          <w:tcPr>
-            <w:tcBorders>
-              <w:top w:val="single" w:space="0" w:color="D3D3D3"/>
-              <w:bottom w:val="single" w:space="0" w:color="D3D3D3"/>
-              <w:start w:val="single" w:space="0" w:color="D3D3D3"/>
-              <w:end w:val="single" w:space="0" w:color="D3D3D3"/>
-            </w:tcBorders>
-          </w:tcPr>
-          <w:p>
-            <w:pPr>
-              <w:spacing w:before="0" w:after="60"/>
-              <w:keepNext/>
-              <w:jc w:val="end"/>
-            </w:pPr>
-            <w:r>
-              <w:rPr>
-                <w:rFonts w:ascii="Calibri" w:hAnsi="Calibri"/>
-                <w:sz w:val="20"/>
-              </w:rPr>
-              <w:t xml:space="default">24</w:t>
-            </w:r>
-          </w:p>
-        </w:tc>
-        <w:tc>
-          <w:tcPr>
-            <w:tcBorders>
-              <w:top w:val="single" w:space="0" w:color="D3D3D3"/>
-              <w:bottom w:val="single" w:space="0" w:color="D3D3D3"/>
-              <w:start w:val="single" w:space="0" w:color="D3D3D3"/>
-              <w:end w:val="single" w:space="0" w:color="D3D3D3"/>
-            </w:tcBorders>
-          </w:tcPr>
-          <w:p>
-            <w:pPr>
-              <w:spacing w:before="0" w:after="60"/>
-              <w:keepNext/>
-              <w:jc w:val="end"/>
-            </w:pPr>
-            <w:r>
-              <w:rPr>
-                <w:rFonts w:ascii="Calibri" w:hAnsi="Calibri"/>
-                <w:sz w:val="20"/>
-              </w:rPr>
-              <w:t xml:space="default">3.8</w:t>
-            </w:r>
-          </w:p>
-        </w:tc>
-        <w:tc>
-          <w:tcPr>
-            <w:tcBorders>
-              <w:top w:val="single" w:space="0" w:color="D3D3D3"/>
-              <w:bottom w:val="single" w:space="0" w:color="D3D3D3"/>
-              <w:start w:val="single" w:space="0" w:color="D3D3D3"/>
-              <w:end w:val="single" w:space="0" w:color="D3D3D3"/>
-            </w:tcBorders>
-          </w:tcPr>
-          <w:p>
-            <w:pPr>
-              <w:spacing w:before="0" w:after="60"/>
-              <w:keepNext/>
-              <w:jc w:val="end"/>
-            </w:pPr>
-            <w:r>
-              <w:rPr>
-                <w:rFonts w:ascii="Calibri" w:hAnsi="Calibri"/>
-                <w:sz w:val="20"/>
-              </w:rPr>
-              <w:t xml:space="default">-3.1 (8.6)</w:t>
-            </w:r>
-          </w:p>
-        </w:tc>
-        <w:tc>
-          <w:tcPr>
-            <w:tcBorders>
-              <w:top w:val="single" w:space="0" w:color="D3D3D3"/>
-              <w:bottom w:val="single" w:space="0" w:color="D3D3D3"/>
-              <w:start w:val="single" w:space="0" w:color="D3D3D3"/>
-              <w:end w:val="single" w:space="0" w:color="D3D3D3"/>
-            </w:tcBorders>
-          </w:tcPr>
-          <w:p>
-            <w:pPr>
-              <w:spacing w:before="0" w:after="60"/>
-              <w:keepNext/>
-              <w:jc w:val="end"/>
-            </w:pPr>
-            <w:r>
-              <w:rPr>
-                <w:rFonts w:ascii="Calibri" w:hAnsi="Calibri"/>
-                <w:sz w:val="20"/>
-              </w:rPr>
-              <w:t xml:space="default">-9.8 (10.3)</w:t>
-            </w:r>
-          </w:p>
-        </w:tc>
-        <w:tc>
-          <w:tcPr>
-            <w:tcBorders>
-              <w:top w:val="single" w:space="0" w:color="D3D3D3"/>
-              <w:bottom w:val="single" w:space="0" w:color="D3D3D3"/>
-              <w:start w:val="single" w:space="0" w:color="D3D3D3"/>
-              <w:end w:val="single" w:space="0" w:color="D3D3D3"/>
-            </w:tcBorders>
-          </w:tcPr>
-          <w:p>
-            <w:pPr>
-              <w:spacing w:before="0" w:after="60"/>
-              <w:keepNext/>
-              <w:jc w:val="end"/>
-            </w:pPr>
-            <w:r>
-              <w:rPr>
-                <w:rFonts w:ascii="Calibri" w:hAnsi="Calibri"/>
-                <w:sz w:val="20"/>
-              </w:rPr>
-              <w:t xml:space="default">75</w:t>
-            </w:r>
-          </w:p>
-        </w:tc>
-        <w:tc>
-          <w:tcPr>
-            <w:tcBorders>
-              <w:top w:val="single" w:space="0" w:color="D3D3D3"/>
-              <w:bottom w:val="single" w:space="0" w:color="D3D3D3"/>
-              <w:start w:val="single" w:space="0" w:color="D3D3D3"/>
-              <w:end w:val="single" w:space="0" w:color="D3D3D3"/>
-            </w:tcBorders>
-          </w:tcPr>
-          <w:p>
-            <w:pPr>
-              <w:spacing w:before="0" w:after="60"/>
-              <w:keepNext/>
-              <w:jc w:val="end"/>
-            </w:pPr>
-            <w:r>
-              <w:rPr>
-                <w:rFonts w:ascii="Calibri" w:hAnsi="Calibri"/>
-                <w:sz w:val="20"/>
-              </w:rPr>
-              <w:t xml:space="default">5.2</w:t>
-            </w:r>
-          </w:p>
-        </w:tc>
-        <w:tc>
-          <w:tcPr>
-            <w:tcBorders>
-              <w:top w:val="single" w:space="0" w:color="D3D3D3"/>
-              <w:bottom w:val="single" w:space="0" w:color="D3D3D3"/>
-              <w:start w:val="single" w:space="0" w:color="D3D3D3"/>
-              <w:end w:val="single" w:space="0" w:color="D3D3D3"/>
-            </w:tcBorders>
-          </w:tcPr>
-          <w:p>
-            <w:pPr>
-              <w:spacing w:before="0" w:after="60"/>
-              <w:keepNext/>
-              <w:jc w:val="end"/>
-            </w:pPr>
-            <w:r>
-              <w:rPr>
-                <w:rFonts w:ascii="Calibri" w:hAnsi="Calibri"/>
-                <w:sz w:val="20"/>
-              </w:rPr>
-              <w:t xml:space="default">0.120</w:t>
+              <w:t xml:space="default">M4_fqcy (47 %)</w:t>
+            </w:r>
+          </w:p>
+        </w:tc>
+        <w:tc>
+          <w:tcPr>
+            <w:tcBorders>
+              <w:top w:val="single" w:space="0" w:color="D3D3D3"/>
+              <w:bottom w:val="single" w:space="0" w:color="D3D3D3"/>
+              <w:start w:val="single" w:space="0" w:color="D3D3D3"/>
+              <w:end w:val="single" w:space="0" w:color="D3D3D3"/>
+            </w:tcBorders>
+          </w:tcPr>
+          <w:p>
+            <w:pPr>
+              <w:spacing w:before="0" w:after="60"/>
+              <w:keepNext/>
+              <w:jc w:val="end"/>
+            </w:pPr>
+            <w:r>
+              <w:rPr>
+                <w:rFonts w:ascii="Calibri" w:hAnsi="Calibri"/>
+                <w:sz w:val="20"/>
+              </w:rPr>
+              <w:t xml:space="default">36</w:t>
+            </w:r>
+          </w:p>
+        </w:tc>
+        <w:tc>
+          <w:tcPr>
+            <w:tcBorders>
+              <w:top w:val="single" w:space="0" w:color="D3D3D3"/>
+              <w:bottom w:val="single" w:space="0" w:color="D3D3D3"/>
+              <w:start w:val="single" w:space="0" w:color="D3D3D3"/>
+              <w:end w:val="single" w:space="0" w:color="D3D3D3"/>
+            </w:tcBorders>
+          </w:tcPr>
+          <w:p>
+            <w:pPr>
+              <w:spacing w:before="0" w:after="60"/>
+              <w:keepNext/>
+              <w:jc w:val="start"/>
+            </w:pPr>
+            <w:r>
+              <w:rPr>
+                <w:rFonts w:ascii="Calibri" w:hAnsi="Calibri"/>
+                <w:sz w:val="20"/>
+              </w:rPr>
+              <w:t xml:space="default">0.6 [0.0, 14.4]</w:t>
+            </w:r>
+          </w:p>
+        </w:tc>
+        <w:tc>
+          <w:tcPr>
+            <w:tcBorders>
+              <w:top w:val="single" w:space="0" w:color="D3D3D3"/>
+              <w:bottom w:val="single" w:space="0" w:color="D3D3D3"/>
+              <w:start w:val="single" w:space="0" w:color="D3D3D3"/>
+              <w:end w:val="single" w:space="0" w:color="D3D3D3"/>
+            </w:tcBorders>
+          </w:tcPr>
+          <w:p>
+            <w:pPr>
+              <w:spacing w:before="0" w:after="60"/>
+              <w:keepNext/>
+              <w:jc w:val="end"/>
+            </w:pPr>
+            <w:r>
+              <w:rPr>
+                <w:rFonts w:ascii="Calibri" w:hAnsi="Calibri"/>
+                <w:sz w:val="20"/>
+              </w:rPr>
+              <w:t xml:space="default">13</w:t>
+            </w:r>
+          </w:p>
+        </w:tc>
+        <w:tc>
+          <w:tcPr>
+            <w:tcBorders>
+              <w:top w:val="single" w:space="0" w:color="D3D3D3"/>
+              <w:bottom w:val="single" w:space="0" w:color="D3D3D3"/>
+              <w:start w:val="single" w:space="0" w:color="D3D3D3"/>
+              <w:end w:val="single" w:space="0" w:color="D3D3D3"/>
+            </w:tcBorders>
+          </w:tcPr>
+          <w:p>
+            <w:pPr>
+              <w:spacing w:before="0" w:after="60"/>
+              <w:keepNext/>
+              <w:jc w:val="end"/>
+            </w:pPr>
+            <w:r>
+              <w:rPr>
+                <w:rFonts w:ascii="Calibri" w:hAnsi="Calibri"/>
+                <w:sz w:val="20"/>
+              </w:rPr>
+              <w:t xml:space="default">6</w:t>
+            </w:r>
+          </w:p>
+        </w:tc>
+        <w:tc>
+          <w:tcPr>
+            <w:tcBorders>
+              <w:top w:val="single" w:space="0" w:color="D3D3D3"/>
+              <w:bottom w:val="single" w:space="0" w:color="D3D3D3"/>
+              <w:start w:val="single" w:space="0" w:color="D3D3D3"/>
+              <w:end w:val="single" w:space="0" w:color="D3D3D3"/>
+            </w:tcBorders>
+          </w:tcPr>
+          <w:p>
+            <w:pPr>
+              <w:spacing w:before="0" w:after="60"/>
+              <w:keepNext/>
+              <w:jc w:val="end"/>
+            </w:pPr>
+            <w:r>
+              <w:rPr>
+                <w:rFonts w:ascii="Calibri" w:hAnsi="Calibri"/>
+                <w:sz w:val="20"/>
+              </w:rPr>
+              <w:t xml:space="default">5</w:t>
+            </w:r>
+          </w:p>
+        </w:tc>
+        <w:tc>
+          <w:tcPr>
+            <w:tcBorders>
+              <w:top w:val="single" w:space="0" w:color="D3D3D3"/>
+              <w:bottom w:val="single" w:space="0" w:color="D3D3D3"/>
+              <w:start w:val="single" w:space="0" w:color="D3D3D3"/>
+              <w:end w:val="single" w:space="0" w:color="D3D3D3"/>
+            </w:tcBorders>
+          </w:tcPr>
+          <w:p>
+            <w:pPr>
+              <w:spacing w:before="0" w:after="60"/>
+              <w:keepNext/>
+              <w:jc w:val="end"/>
+            </w:pPr>
+            <w:r>
+              <w:rPr>
+                <w:rFonts w:ascii="Calibri" w:hAnsi="Calibri"/>
+                <w:sz w:val="20"/>
+              </w:rPr>
+              <w:t xml:space="default">32</w:t>
             </w:r>
           </w:p>
         </w:tc>
@@ -1494,216 +1683,27 @@
         <w:tc>
           <w:tcPr>
             <w:tcBorders>
-              <w:top w:val="single" w:space="0" w:color="D3D3D3"/>
-              <w:bottom w:val="single" w:space="0" w:color="D3D3D3"/>
-              <w:start w:val="single" w:space="0" w:color="D3D3D3"/>
-              <w:end w:val="single" w:space="0" w:color="D3D3D3"/>
-            </w:tcBorders>
-          </w:tcPr>
-          <w:p>
-            <w:pPr>
-              <w:spacing w:before="0" w:after="60"/>
-              <w:keepNext/>
-              <w:jc w:val="center"/>
-            </w:pPr>
-            <w:r>
-              <w:rPr>
-                <w:rFonts w:ascii="Calibri" w:hAnsi="Calibri"/>
-                <w:sz w:val="20"/>
-              </w:rPr>
-              <w:t xml:space="default">Combined</w:t>
-            </w:r>
-          </w:p>
-        </w:tc>
-        <w:tc>
-          <w:tcPr>
-            <w:tcBorders>
-              <w:top w:val="single" w:space="0" w:color="D3D3D3"/>
-              <w:bottom w:val="single" w:space="0" w:color="D3D3D3"/>
-              <w:start w:val="single" w:space="0" w:color="D3D3D3"/>
-              <w:end w:val="single" w:space="0" w:color="D3D3D3"/>
-            </w:tcBorders>
-          </w:tcPr>
-          <w:p>
-            <w:pPr>
-              <w:spacing w:before="0" w:after="60"/>
-              <w:keepNext/>
-              <w:jc w:val="start"/>
-            </w:pPr>
-            <w:r>
-              <w:rPr>
-                <w:rFonts w:ascii="Calibri" w:hAnsi="Calibri"/>
-                <w:sz w:val="20"/>
-              </w:rPr>
-              <w:t xml:space="default">M4_av</w:t>
-            </w:r>
-          </w:p>
-        </w:tc>
-        <w:tc>
-          <w:tcPr>
-            <w:tcBorders>
-              <w:top w:val="single" w:space="0" w:color="D3D3D3"/>
-              <w:bottom w:val="single" w:space="0" w:color="D3D3D3"/>
-              <w:start w:val="single" w:space="0" w:color="D3D3D3"/>
-              <w:end w:val="single" w:space="0" w:color="D3D3D3"/>
-            </w:tcBorders>
-          </w:tcPr>
-          <w:p>
-            <w:pPr>
-              <w:spacing w:before="0" w:after="60"/>
-              <w:keepNext/>
-              <w:jc w:val="end"/>
-            </w:pPr>
-            <w:r>
-              <w:rPr>
-                <w:rFonts w:ascii="Calibri" w:hAnsi="Calibri"/>
-                <w:sz w:val="20"/>
-              </w:rPr>
-              <w:t xml:space="default">24</w:t>
-            </w:r>
-          </w:p>
-        </w:tc>
-        <w:tc>
-          <w:tcPr>
-            <w:tcBorders>
-              <w:top w:val="single" w:space="0" w:color="D3D3D3"/>
-              <w:bottom w:val="single" w:space="0" w:color="D3D3D3"/>
-              <w:start w:val="single" w:space="0" w:color="D3D3D3"/>
-              <w:end w:val="single" w:space="0" w:color="D3D3D3"/>
-            </w:tcBorders>
-          </w:tcPr>
-          <w:p>
-            <w:pPr>
-              <w:spacing w:before="0" w:after="60"/>
-              <w:keepNext/>
-              <w:jc w:val="end"/>
-            </w:pPr>
-            <w:r>
-              <w:rPr>
-                <w:rFonts w:ascii="Calibri" w:hAnsi="Calibri"/>
-                <w:sz w:val="20"/>
-              </w:rPr>
-              <w:t xml:space="default">13.1</w:t>
-            </w:r>
-          </w:p>
-        </w:tc>
-        <w:tc>
-          <w:tcPr>
-            <w:tcBorders>
-              <w:top w:val="single" w:space="0" w:color="D3D3D3"/>
-              <w:bottom w:val="single" w:space="0" w:color="D3D3D3"/>
-              <w:start w:val="single" w:space="0" w:color="D3D3D3"/>
-              <w:end w:val="single" w:space="0" w:color="D3D3D3"/>
-            </w:tcBorders>
-          </w:tcPr>
-          <w:p>
-            <w:pPr>
-              <w:spacing w:before="0" w:after="60"/>
-              <w:keepNext/>
-              <w:jc w:val="end"/>
-            </w:pPr>
-            <w:r>
-              <w:rPr>
-                <w:rFonts w:ascii="Calibri" w:hAnsi="Calibri"/>
-                <w:sz w:val="20"/>
-              </w:rPr>
-              <w:t xml:space="default">-45.9 (46.0)</w:t>
-            </w:r>
-          </w:p>
-        </w:tc>
-        <w:tc>
-          <w:tcPr>
-            <w:tcBorders>
-              <w:top w:val="single" w:space="0" w:color="D3D3D3"/>
-              <w:bottom w:val="single" w:space="0" w:color="D3D3D3"/>
-              <w:start w:val="single" w:space="0" w:color="D3D3D3"/>
-              <w:end w:val="single" w:space="0" w:color="D3D3D3"/>
-            </w:tcBorders>
-          </w:tcPr>
-          <w:p>
-            <w:pPr>
-              <w:spacing w:before="0" w:after="60"/>
-              <w:keepNext/>
-              <w:jc w:val="end"/>
-            </w:pPr>
-            <w:r>
-              <w:rPr>
-                <w:rFonts w:ascii="Calibri" w:hAnsi="Calibri"/>
-                <w:sz w:val="20"/>
-              </w:rPr>
-              <w:t xml:space="default">-32.7 (42.2)</w:t>
-            </w:r>
-          </w:p>
-        </w:tc>
-        <w:tc>
-          <w:tcPr>
-            <w:tcBorders>
-              <w:top w:val="single" w:space="0" w:color="D3D3D3"/>
-              <w:bottom w:val="single" w:space="0" w:color="D3D3D3"/>
-              <w:start w:val="single" w:space="0" w:color="D3D3D3"/>
-              <w:end w:val="single" w:space="0" w:color="D3D3D3"/>
-            </w:tcBorders>
-          </w:tcPr>
-          <w:p>
-            <w:pPr>
-              <w:spacing w:before="0" w:after="60"/>
-              <w:keepNext/>
-              <w:jc w:val="end"/>
-            </w:pPr>
-            <w:r>
-              <w:rPr>
-                <w:rFonts w:ascii="Calibri" w:hAnsi="Calibri"/>
-                <w:sz w:val="20"/>
-              </w:rPr>
-              <w:t xml:space="default">67</w:t>
-            </w:r>
-          </w:p>
-        </w:tc>
-        <w:tc>
-          <w:tcPr>
-            <w:tcBorders>
-              <w:top w:val="single" w:space="0" w:color="D3D3D3"/>
-              <w:bottom w:val="single" w:space="0" w:color="D3D3D3"/>
-              <w:start w:val="single" w:space="0" w:color="D3D3D3"/>
-              <w:end w:val="single" w:space="0" w:color="D3D3D3"/>
-            </w:tcBorders>
-          </w:tcPr>
-          <w:p>
-            <w:pPr>
-              <w:spacing w:before="0" w:after="60"/>
-              <w:keepNext/>
-              <w:jc w:val="end"/>
-            </w:pPr>
-            <w:r>
-              <w:rPr>
-                <w:rFonts w:ascii="Calibri" w:hAnsi="Calibri"/>
-                <w:sz w:val="20"/>
-              </w:rPr>
-              <w:t xml:space="default">5.2</w:t>
-            </w:r>
-          </w:p>
-        </w:tc>
-        <w:tc>
-          <w:tcPr>
-            <w:tcBorders>
-              <w:top w:val="single" w:space="0" w:color="D3D3D3"/>
-              <w:bottom w:val="single" w:space="0" w:color="D3D3D3"/>
-              <w:start w:val="single" w:space="0" w:color="D3D3D3"/>
-              <w:end w:val="single" w:space="0" w:color="D3D3D3"/>
-            </w:tcBorders>
-          </w:tcPr>
-          <w:p>
-            <w:pPr>
-              <w:spacing w:before="0" w:after="60"/>
-              <w:keepNext/>
-              <w:jc w:val="end"/>
-            </w:pPr>
-            <w:r>
-              <w:rPr>
-                <w:rFonts w:ascii="Calibri" w:hAnsi="Calibri"/>
-                <w:sz w:val="20"/>
-              </w:rPr>
-              <w:t xml:space="default">0.080</w:t>
+              <w:top w:val="single" w:sz="16" w:space="0" w:color="D3D3D3"/>
+              <w:bottom w:val="single" w:sz="16" w:space="0" w:color="D3D3D3"/>
+              <w:start w:val="single" w:space="0" w:color="D3D3D3"/>
+              <w:end w:val="single" w:space="0" w:color="D3D3D3"/>
+            </w:tcBorders>
+            <w:tcMar>
+              <w:top w:w="25" w:type="dxa"/>
+            </w:tcMar>
+            <w:gridSpan w:val="9"/>
+          </w:tcPr>
+          <w:p>
+            <w:pPr>
+              <w:spacing w:before="0" w:after="60"/>
+              <w:keepNext/>
+            </w:pPr>
+            <w:r>
+              <w:rPr>
+                <w:rFonts w:ascii="Calibri" w:hAnsi="Calibri"/>
+                <w:sz w:val="20"/>
+              </w:rPr>
+              <w:t xml:space="default">Belize</w:t>
             </w:r>
           </w:p>
         </w:tc>
@@ -1715,27 +1715,216 @@
         <w:tc>
           <w:tcPr>
             <w:tcBorders>
-              <w:top w:val="single" w:sz="16" w:space="0" w:color="D3D3D3"/>
-              <w:bottom w:val="single" w:sz="16" w:space="0" w:color="D3D3D3"/>
-              <w:start w:val="single" w:space="0" w:color="D3D3D3"/>
-              <w:end w:val="single" w:space="0" w:color="D3D3D3"/>
-            </w:tcBorders>
-            <w:tcMar>
-              <w:top w:w="25" w:type="dxa"/>
-            </w:tcMar>
-            <w:gridSpan w:val="9"/>
-          </w:tcPr>
-          <w:p>
-            <w:pPr>
-              <w:spacing w:before="0" w:after="60"/>
-              <w:keepNext/>
-            </w:pPr>
-            <w:r>
-              <w:rPr>
-                <w:rFonts w:ascii="Calibri" w:hAnsi="Calibri"/>
-                <w:sz w:val="20"/>
-              </w:rPr>
-              <w:t xml:space="default">Saint Croix</w:t>
+              <w:top w:val="single" w:space="0" w:color="D3D3D3"/>
+              <w:bottom w:val="single" w:space="0" w:color="D3D3D3"/>
+              <w:start w:val="single" w:space="0" w:color="D3D3D3"/>
+              <w:end w:val="single" w:space="0" w:color="D3D3D3"/>
+            </w:tcBorders>
+          </w:tcPr>
+          <w:p>
+            <w:pPr>
+              <w:spacing w:before="0" w:after="60"/>
+              <w:keepNext/>
+              <w:jc w:val="center"/>
+            </w:pPr>
+            <w:r>
+              <w:rPr>
+                <w:rFonts w:ascii="Calibri" w:hAnsi="Calibri"/>
+                <w:sz w:val="20"/>
+              </w:rPr>
+              <w:t xml:space="default">Age</w:t>
+            </w:r>
+          </w:p>
+        </w:tc>
+        <w:tc>
+          <w:tcPr>
+            <w:tcBorders>
+              <w:top w:val="single" w:space="0" w:color="D3D3D3"/>
+              <w:bottom w:val="single" w:space="0" w:color="D3D3D3"/>
+              <w:start w:val="single" w:space="0" w:color="D3D3D3"/>
+              <w:end w:val="single" w:space="0" w:color="D3D3D3"/>
+            </w:tcBorders>
+          </w:tcPr>
+          <w:p>
+            <w:pPr>
+              <w:spacing w:before="0" w:after="60"/>
+              <w:keepNext/>
+              <w:jc w:val="end"/>
+            </w:pPr>
+            <w:r>
+              <w:rPr>
+                <w:rFonts w:ascii="Calibri" w:hAnsi="Calibri"/>
+                <w:sz w:val="20"/>
+              </w:rPr>
+              <w:t xml:space="default">298</w:t>
+            </w:r>
+          </w:p>
+        </w:tc>
+        <w:tc>
+          <w:tcPr>
+            <w:tcBorders>
+              <w:top w:val="single" w:space="0" w:color="D3D3D3"/>
+              <w:bottom w:val="single" w:space="0" w:color="D3D3D3"/>
+              <w:start w:val="single" w:space="0" w:color="D3D3D3"/>
+              <w:end w:val="single" w:space="0" w:color="D3D3D3"/>
+            </w:tcBorders>
+          </w:tcPr>
+          <w:p>
+            <w:pPr>
+              <w:spacing w:before="0" w:after="60"/>
+              <w:keepNext/>
+              <w:jc w:val="start"/>
+            </w:pPr>
+            <w:r>
+              <w:rPr>
+                <w:rFonts w:ascii="Calibri" w:hAnsi="Calibri"/>
+                <w:sz w:val="20"/>
+              </w:rPr>
+              <w:t xml:space="default">M4_fqcy (46 %)</w:t>
+            </w:r>
+          </w:p>
+        </w:tc>
+        <w:tc>
+          <w:tcPr>
+            <w:tcBorders>
+              <w:top w:val="single" w:space="0" w:color="D3D3D3"/>
+              <w:bottom w:val="single" w:space="0" w:color="D3D3D3"/>
+              <w:start w:val="single" w:space="0" w:color="D3D3D3"/>
+              <w:end w:val="single" w:space="0" w:color="D3D3D3"/>
+            </w:tcBorders>
+          </w:tcPr>
+          <w:p>
+            <w:pPr>
+              <w:spacing w:before="0" w:after="60"/>
+              <w:keepNext/>
+              <w:jc w:val="end"/>
+            </w:pPr>
+            <w:r>
+              <w:rPr>
+                <w:rFonts w:ascii="Calibri" w:hAnsi="Calibri"/>
+                <w:sz w:val="20"/>
+              </w:rPr>
+              <w:t xml:space="default">95</w:t>
+            </w:r>
+          </w:p>
+        </w:tc>
+        <w:tc>
+          <w:tcPr>
+            <w:tcBorders>
+              <w:top w:val="single" w:space="0" w:color="D3D3D3"/>
+              <w:bottom w:val="single" w:space="0" w:color="D3D3D3"/>
+              <w:start w:val="single" w:space="0" w:color="D3D3D3"/>
+              <w:end w:val="single" w:space="0" w:color="D3D3D3"/>
+            </w:tcBorders>
+          </w:tcPr>
+          <w:p>
+            <w:pPr>
+              <w:spacing w:before="0" w:after="60"/>
+              <w:keepNext/>
+              <w:jc w:val="start"/>
+            </w:pPr>
+            <w:r>
+              <w:rPr>
+                <w:rFonts w:ascii="Calibri" w:hAnsi="Calibri"/>
+                <w:sz w:val="20"/>
+              </w:rPr>
+              <w:t xml:space="default">7.7 [1.3, 21.3]</w:t>
+            </w:r>
+          </w:p>
+        </w:tc>
+        <w:tc>
+          <w:tcPr>
+            <w:tcBorders>
+              <w:top w:val="single" w:space="0" w:color="D3D3D3"/>
+              <w:bottom w:val="single" w:space="0" w:color="D3D3D3"/>
+              <w:start w:val="single" w:space="0" w:color="D3D3D3"/>
+              <w:end w:val="single" w:space="0" w:color="D3D3D3"/>
+            </w:tcBorders>
+          </w:tcPr>
+          <w:p>
+            <w:pPr>
+              <w:spacing w:before="0" w:after="60"/>
+              <w:keepNext/>
+              <w:jc w:val="end"/>
+            </w:pPr>
+            <w:r>
+              <w:rPr>
+                <w:rFonts w:ascii="Calibri" w:hAnsi="Calibri"/>
+                <w:sz w:val="20"/>
+              </w:rPr>
+              <w:t xml:space="default">2</w:t>
+            </w:r>
+          </w:p>
+        </w:tc>
+        <w:tc>
+          <w:tcPr>
+            <w:tcBorders>
+              <w:top w:val="single" w:space="0" w:color="D3D3D3"/>
+              <w:bottom w:val="single" w:space="0" w:color="D3D3D3"/>
+              <w:start w:val="single" w:space="0" w:color="D3D3D3"/>
+              <w:end w:val="single" w:space="0" w:color="D3D3D3"/>
+            </w:tcBorders>
+          </w:tcPr>
+          <w:p>
+            <w:pPr>
+              <w:spacing w:before="0" w:after="60"/>
+              <w:keepNext/>
+              <w:jc w:val="end"/>
+            </w:pPr>
+            <w:r>
+              <w:rPr>
+                <w:rFonts w:ascii="Calibri" w:hAnsi="Calibri"/>
+                <w:sz w:val="20"/>
+              </w:rPr>
+              <w:t xml:space="default">98</w:t>
+            </w:r>
+          </w:p>
+        </w:tc>
+        <w:tc>
+          <w:tcPr>
+            <w:tcBorders>
+              <w:top w:val="single" w:space="0" w:color="D3D3D3"/>
+              <w:bottom w:val="single" w:space="0" w:color="D3D3D3"/>
+              <w:start w:val="single" w:space="0" w:color="D3D3D3"/>
+              <w:end w:val="single" w:space="0" w:color="D3D3D3"/>
+            </w:tcBorders>
+          </w:tcPr>
+          <w:p>
+            <w:pPr>
+              <w:spacing w:before="0" w:after="60"/>
+              <w:keepNext/>
+              <w:jc w:val="end"/>
+            </w:pPr>
+            <w:r>
+              <w:rPr>
+                <w:rFonts w:ascii="Calibri" w:hAnsi="Calibri"/>
+                <w:sz w:val="20"/>
+              </w:rPr>
+              <w:t xml:space="default">48</w:t>
+            </w:r>
+          </w:p>
+        </w:tc>
+        <w:tc>
+          <w:tcPr>
+            <w:tcBorders>
+              <w:top w:val="single" w:space="0" w:color="D3D3D3"/>
+              <w:bottom w:val="single" w:space="0" w:color="D3D3D3"/>
+              <w:start w:val="single" w:space="0" w:color="D3D3D3"/>
+              <w:end w:val="single" w:space="0" w:color="D3D3D3"/>
+            </w:tcBorders>
+          </w:tcPr>
+          <w:p>
+            <w:pPr>
+              <w:spacing w:before="0" w:after="60"/>
+              <w:keepNext/>
+              <w:jc w:val="end"/>
+            </w:pPr>
+            <w:r>
+              <w:rPr>
+                <w:rFonts w:ascii="Calibri" w:hAnsi="Calibri"/>
+                <w:sz w:val="20"/>
+              </w:rPr>
+              <w:t xml:space="default">4</w:t>
             </w:r>
           </w:p>
         </w:tc>
@@ -1764,7 +1953,31 @@
                 <w:rFonts w:ascii="Calibri" w:hAnsi="Calibri"/>
                 <w:sz w:val="20"/>
               </w:rPr>
-              <w:t xml:space="default">Marginal</w:t>
+              <w:t xml:space="default">Sampling</w:t>
+            </w:r>
+          </w:p>
+        </w:tc>
+        <w:tc>
+          <w:tcPr>
+            <w:tcBorders>
+              <w:top w:val="single" w:space="0" w:color="D3D3D3"/>
+              <w:bottom w:val="single" w:space="0" w:color="D3D3D3"/>
+              <w:start w:val="single" w:space="0" w:color="D3D3D3"/>
+              <w:end w:val="single" w:space="0" w:color="D3D3D3"/>
+            </w:tcBorders>
+          </w:tcPr>
+          <w:p>
+            <w:pPr>
+              <w:spacing w:before="0" w:after="60"/>
+              <w:keepNext/>
+              <w:jc w:val="end"/>
+            </w:pPr>
+            <w:r>
+              <w:rPr>
+                <w:rFonts w:ascii="Calibri" w:hAnsi="Calibri"/>
+                <w:sz w:val="20"/>
+              </w:rPr>
+              <w:t xml:space="default">300</w:t>
             </w:r>
           </w:p>
         </w:tc>
@@ -1788,7 +2001,103 @@
                 <w:rFonts w:ascii="Calibri" w:hAnsi="Calibri"/>
                 <w:sz w:val="20"/>
               </w:rPr>
-              <w:t xml:space="default">M_hyd</w:t>
+              <w:t xml:space="default">M4_fqcy (34 %)</w:t>
+            </w:r>
+          </w:p>
+        </w:tc>
+        <w:tc>
+          <w:tcPr>
+            <w:tcBorders>
+              <w:top w:val="single" w:space="0" w:color="D3D3D3"/>
+              <w:bottom w:val="single" w:space="0" w:color="D3D3D3"/>
+              <w:start w:val="single" w:space="0" w:color="D3D3D3"/>
+              <w:end w:val="single" w:space="0" w:color="D3D3D3"/>
+            </w:tcBorders>
+          </w:tcPr>
+          <w:p>
+            <w:pPr>
+              <w:spacing w:before="0" w:after="60"/>
+              <w:keepNext/>
+              <w:jc w:val="end"/>
+            </w:pPr>
+            <w:r>
+              <w:rPr>
+                <w:rFonts w:ascii="Calibri" w:hAnsi="Calibri"/>
+                <w:sz w:val="20"/>
+              </w:rPr>
+              <w:t xml:space="default">59</w:t>
+            </w:r>
+          </w:p>
+        </w:tc>
+        <w:tc>
+          <w:tcPr>
+            <w:tcBorders>
+              <w:top w:val="single" w:space="0" w:color="D3D3D3"/>
+              <w:bottom w:val="single" w:space="0" w:color="D3D3D3"/>
+              <w:start w:val="single" w:space="0" w:color="D3D3D3"/>
+              <w:end w:val="single" w:space="0" w:color="D3D3D3"/>
+            </w:tcBorders>
+          </w:tcPr>
+          <w:p>
+            <w:pPr>
+              <w:spacing w:before="0" w:after="60"/>
+              <w:keepNext/>
+              <w:jc w:val="start"/>
+            </w:pPr>
+            <w:r>
+              <w:rPr>
+                <w:rFonts w:ascii="Calibri" w:hAnsi="Calibri"/>
+                <w:sz w:val="20"/>
+              </w:rPr>
+              <w:t xml:space="default">3.1 [0.0, 20.5]</w:t>
+            </w:r>
+          </w:p>
+        </w:tc>
+        <w:tc>
+          <w:tcPr>
+            <w:tcBorders>
+              <w:top w:val="single" w:space="0" w:color="D3D3D3"/>
+              <w:bottom w:val="single" w:space="0" w:color="D3D3D3"/>
+              <w:start w:val="single" w:space="0" w:color="D3D3D3"/>
+              <w:end w:val="single" w:space="0" w:color="D3D3D3"/>
+            </w:tcBorders>
+          </w:tcPr>
+          <w:p>
+            <w:pPr>
+              <w:spacing w:before="0" w:after="60"/>
+              <w:keepNext/>
+              <w:jc w:val="end"/>
+            </w:pPr>
+            <w:r>
+              <w:rPr>
+                <w:rFonts w:ascii="Calibri" w:hAnsi="Calibri"/>
+                <w:sz w:val="20"/>
+              </w:rPr>
+              <w:t xml:space="default">16</w:t>
+            </w:r>
+          </w:p>
+        </w:tc>
+        <w:tc>
+          <w:tcPr>
+            <w:tcBorders>
+              <w:top w:val="single" w:space="0" w:color="D3D3D3"/>
+              <w:bottom w:val="single" w:space="0" w:color="D3D3D3"/>
+              <w:start w:val="single" w:space="0" w:color="D3D3D3"/>
+              <w:end w:val="single" w:space="0" w:color="D3D3D3"/>
+            </w:tcBorders>
+          </w:tcPr>
+          <w:p>
+            <w:pPr>
+              <w:spacing w:before="0" w:after="60"/>
+              <w:keepNext/>
+              <w:jc w:val="end"/>
+            </w:pPr>
+            <w:r>
+              <w:rPr>
+                <w:rFonts w:ascii="Calibri" w:hAnsi="Calibri"/>
+                <w:sz w:val="20"/>
+              </w:rPr>
+              <w:t xml:space="default">49</w:t>
             </w:r>
           </w:p>
         </w:tc>
@@ -1836,127 +2145,7 @@
                 <w:rFonts w:ascii="Calibri" w:hAnsi="Calibri"/>
                 <w:sz w:val="20"/>
               </w:rPr>
-              <w:t xml:space="default">3.7</w:t>
-            </w:r>
-          </w:p>
-        </w:tc>
-        <w:tc>
-          <w:tcPr>
-            <w:tcBorders>
-              <w:top w:val="single" w:space="0" w:color="D3D3D3"/>
-              <w:bottom w:val="single" w:space="0" w:color="D3D3D3"/>
-              <w:start w:val="single" w:space="0" w:color="D3D3D3"/>
-              <w:end w:val="single" w:space="0" w:color="D3D3D3"/>
-            </w:tcBorders>
-          </w:tcPr>
-          <w:p>
-            <w:pPr>
-              <w:spacing w:before="0" w:after="60"/>
-              <w:keepNext/>
-              <w:jc w:val="end"/>
-            </w:pPr>
-            <w:r>
-              <w:rPr>
-                <w:rFonts w:ascii="Calibri" w:hAnsi="Calibri"/>
-                <w:sz w:val="20"/>
-              </w:rPr>
-              <w:t xml:space="default">-312.3 (304.0)</w:t>
-            </w:r>
-          </w:p>
-        </w:tc>
-        <w:tc>
-          <w:tcPr>
-            <w:tcBorders>
-              <w:top w:val="single" w:space="0" w:color="D3D3D3"/>
-              <w:bottom w:val="single" w:space="0" w:color="D3D3D3"/>
-              <w:start w:val="single" w:space="0" w:color="D3D3D3"/>
-              <w:end w:val="single" w:space="0" w:color="D3D3D3"/>
-            </w:tcBorders>
-          </w:tcPr>
-          <w:p>
-            <w:pPr>
-              <w:spacing w:before="0" w:after="60"/>
-              <w:keepNext/>
-              <w:jc w:val="end"/>
-            </w:pPr>
-            <w:r>
-              <w:rPr>
-                <w:rFonts w:ascii="Calibri" w:hAnsi="Calibri"/>
-                <w:sz w:val="20"/>
-              </w:rPr>
-              <w:t xml:space="default">-3422.7 (2891.3)</w:t>
-            </w:r>
-          </w:p>
-        </w:tc>
-        <w:tc>
-          <w:tcPr>
-            <w:tcBorders>
-              <w:top w:val="single" w:space="0" w:color="D3D3D3"/>
-              <w:bottom w:val="single" w:space="0" w:color="D3D3D3"/>
-              <w:start w:val="single" w:space="0" w:color="D3D3D3"/>
-              <w:end w:val="single" w:space="0" w:color="D3D3D3"/>
-            </w:tcBorders>
-          </w:tcPr>
-          <w:p>
-            <w:pPr>
-              <w:spacing w:before="0" w:after="60"/>
-              <w:keepNext/>
-              <w:jc w:val="end"/>
-            </w:pPr>
-            <w:r>
-              <w:rPr>
-                <w:rFonts w:ascii="Calibri" w:hAnsi="Calibri"/>
-                <w:sz w:val="20"/>
-              </w:rPr>
-              <w:t xml:space="default">58</w:t>
-            </w:r>
-          </w:p>
-        </w:tc>
-        <w:tc>
-          <w:tcPr>
-            <w:tcBorders>
-              <w:top w:val="single" w:space="0" w:color="D3D3D3"/>
-              <w:bottom w:val="single" w:space="0" w:color="D3D3D3"/>
-              <w:start w:val="single" w:space="0" w:color="D3D3D3"/>
-              <w:end w:val="single" w:space="0" w:color="D3D3D3"/>
-            </w:tcBorders>
-          </w:tcPr>
-          <w:p>
-            <w:pPr>
-              <w:spacing w:before="0" w:after="60"/>
-              <w:keepNext/>
-              <w:jc w:val="end"/>
-            </w:pPr>
-            <w:r>
-              <w:rPr>
-                <w:rFonts w:ascii="Calibri" w:hAnsi="Calibri"/>
-                <w:sz w:val="20"/>
-              </w:rPr>
-              <w:t xml:space="default">0.9</w:t>
-            </w:r>
-          </w:p>
-        </w:tc>
-        <w:tc>
-          <w:tcPr>
-            <w:tcBorders>
-              <w:top w:val="single" w:space="0" w:color="D3D3D3"/>
-              <w:bottom w:val="single" w:space="0" w:color="D3D3D3"/>
-              <w:start w:val="single" w:space="0" w:color="D3D3D3"/>
-              <w:end w:val="single" w:space="0" w:color="D3D3D3"/>
-            </w:tcBorders>
-          </w:tcPr>
-          <w:p>
-            <w:pPr>
-              <w:spacing w:before="0" w:after="60"/>
-              <w:keepNext/>
-              <w:jc w:val="end"/>
-            </w:pPr>
-            <w:r>
-              <w:rPr>
-                <w:rFonts w:ascii="Calibri" w:hAnsi="Calibri"/>
-                <w:sz w:val="20"/>
-              </w:rPr>
-              <w:t xml:space="default">0.020</w:t>
+              <w:t xml:space="default">19</w:t>
             </w:r>
           </w:p>
         </w:tc>
@@ -1985,7 +2174,31 @@
                 <w:rFonts w:ascii="Calibri" w:hAnsi="Calibri"/>
                 <w:sz w:val="20"/>
               </w:rPr>
-              <w:t xml:space="default">Combined</w:t>
+              <w:t xml:space="default">Both</w:t>
+            </w:r>
+          </w:p>
+        </w:tc>
+        <w:tc>
+          <w:tcPr>
+            <w:tcBorders>
+              <w:top w:val="single" w:space="0" w:color="D3D3D3"/>
+              <w:bottom w:val="single" w:space="0" w:color="D3D3D3"/>
+              <w:start w:val="single" w:space="0" w:color="D3D3D3"/>
+              <w:end w:val="single" w:space="0" w:color="D3D3D3"/>
+            </w:tcBorders>
+          </w:tcPr>
+          <w:p>
+            <w:pPr>
+              <w:spacing w:before="0" w:after="60"/>
+              <w:keepNext/>
+              <w:jc w:val="end"/>
+            </w:pPr>
+            <w:r>
+              <w:rPr>
+                <w:rFonts w:ascii="Calibri" w:hAnsi="Calibri"/>
+                <w:sz w:val="20"/>
+              </w:rPr>
+              <w:t xml:space="default">300</w:t>
             </w:r>
           </w:p>
         </w:tc>
@@ -2009,175 +2222,151 @@
                 <w:rFonts w:ascii="Calibri" w:hAnsi="Calibri"/>
                 <w:sz w:val="20"/>
               </w:rPr>
-              <w:t xml:space="default">M7_av</w:t>
-            </w:r>
-          </w:p>
-        </w:tc>
-        <w:tc>
-          <w:tcPr>
-            <w:tcBorders>
-              <w:top w:val="single" w:space="0" w:color="D3D3D3"/>
-              <w:bottom w:val="single" w:space="0" w:color="D3D3D3"/>
-              <w:start w:val="single" w:space="0" w:color="D3D3D3"/>
-              <w:end w:val="single" w:space="0" w:color="D3D3D3"/>
-            </w:tcBorders>
-          </w:tcPr>
-          <w:p>
-            <w:pPr>
-              <w:spacing w:before="0" w:after="60"/>
-              <w:keepNext/>
-              <w:jc w:val="end"/>
-            </w:pPr>
-            <w:r>
-              <w:rPr>
-                <w:rFonts w:ascii="Calibri" w:hAnsi="Calibri"/>
-                <w:sz w:val="20"/>
-              </w:rPr>
-              <w:t xml:space="default">19</w:t>
-            </w:r>
-          </w:p>
-        </w:tc>
-        <w:tc>
-          <w:tcPr>
-            <w:tcBorders>
-              <w:top w:val="single" w:space="0" w:color="D3D3D3"/>
-              <w:bottom w:val="single" w:space="0" w:color="D3D3D3"/>
-              <w:start w:val="single" w:space="0" w:color="D3D3D3"/>
-              <w:end w:val="single" w:space="0" w:color="D3D3D3"/>
-            </w:tcBorders>
-          </w:tcPr>
-          <w:p>
-            <w:pPr>
-              <w:spacing w:before="0" w:after="60"/>
-              <w:keepNext/>
-              <w:jc w:val="end"/>
-            </w:pPr>
-            <w:r>
-              <w:rPr>
-                <w:rFonts w:ascii="Calibri" w:hAnsi="Calibri"/>
-                <w:sz w:val="20"/>
-              </w:rPr>
-              <w:t xml:space="default">16.2</w:t>
-            </w:r>
-          </w:p>
-        </w:tc>
-        <w:tc>
-          <w:tcPr>
-            <w:tcBorders>
-              <w:top w:val="single" w:space="0" w:color="D3D3D3"/>
-              <w:bottom w:val="single" w:space="0" w:color="D3D3D3"/>
-              <w:start w:val="single" w:space="0" w:color="D3D3D3"/>
-              <w:end w:val="single" w:space="0" w:color="D3D3D3"/>
-            </w:tcBorders>
-          </w:tcPr>
-          <w:p>
-            <w:pPr>
-              <w:spacing w:before="0" w:after="60"/>
-              <w:keepNext/>
-              <w:jc w:val="end"/>
-            </w:pPr>
-            <w:r>
-              <w:rPr>
-                <w:rFonts w:ascii="Calibri" w:hAnsi="Calibri"/>
-                <w:sz w:val="20"/>
-              </w:rPr>
-              <w:t xml:space="default">-37.6 (27.2)</w:t>
-            </w:r>
-          </w:p>
-        </w:tc>
-        <w:tc>
-          <w:tcPr>
-            <w:tcBorders>
-              <w:top w:val="single" w:space="0" w:color="D3D3D3"/>
-              <w:bottom w:val="single" w:space="0" w:color="D3D3D3"/>
-              <w:start w:val="single" w:space="0" w:color="D3D3D3"/>
-              <w:end w:val="single" w:space="0" w:color="D3D3D3"/>
-            </w:tcBorders>
-          </w:tcPr>
-          <w:p>
-            <w:pPr>
-              <w:spacing w:before="0" w:after="60"/>
-              <w:keepNext/>
-              <w:jc w:val="end"/>
-            </w:pPr>
-            <w:r>
-              <w:rPr>
-                <w:rFonts w:ascii="Calibri" w:hAnsi="Calibri"/>
-                <w:sz w:val="20"/>
-              </w:rPr>
-              <w:t xml:space="default">-1.4 (2.4)</w:t>
-            </w:r>
-          </w:p>
-        </w:tc>
-        <w:tc>
-          <w:tcPr>
-            <w:tcBorders>
-              <w:top w:val="single" w:space="0" w:color="D3D3D3"/>
-              <w:bottom w:val="single" w:space="0" w:color="D3D3D3"/>
-              <w:start w:val="single" w:space="0" w:color="D3D3D3"/>
-              <w:end w:val="single" w:space="0" w:color="D3D3D3"/>
-            </w:tcBorders>
-          </w:tcPr>
-          <w:p>
-            <w:pPr>
-              <w:spacing w:before="0" w:after="60"/>
-              <w:keepNext/>
-              <w:jc w:val="end"/>
-            </w:pPr>
-            <w:r>
-              <w:rPr>
-                <w:rFonts w:ascii="Calibri" w:hAnsi="Calibri"/>
-                <w:sz w:val="20"/>
-              </w:rPr>
-              <w:t xml:space="default">44</w:t>
-            </w:r>
-          </w:p>
-        </w:tc>
-        <w:tc>
-          <w:tcPr>
-            <w:tcBorders>
-              <w:top w:val="single" w:space="0" w:color="D3D3D3"/>
-              <w:bottom w:val="single" w:space="0" w:color="D3D3D3"/>
-              <w:start w:val="single" w:space="0" w:color="D3D3D3"/>
-              <w:end w:val="single" w:space="0" w:color="D3D3D3"/>
-            </w:tcBorders>
-          </w:tcPr>
-          <w:p>
-            <w:pPr>
-              <w:spacing w:before="0" w:after="60"/>
-              <w:keepNext/>
-              <w:jc w:val="end"/>
-            </w:pPr>
-            <w:r>
-              <w:rPr>
-                <w:rFonts w:ascii="Calibri" w:hAnsi="Calibri"/>
-                <w:sz w:val="20"/>
-              </w:rPr>
-              <w:t xml:space="default">1.0</w:t>
-            </w:r>
-          </w:p>
-        </w:tc>
-        <w:tc>
-          <w:tcPr>
-            <w:tcBorders>
-              <w:top w:val="single" w:space="0" w:color="D3D3D3"/>
-              <w:bottom w:val="single" w:space="0" w:color="D3D3D3"/>
-              <w:start w:val="single" w:space="0" w:color="D3D3D3"/>
-              <w:end w:val="single" w:space="0" w:color="D3D3D3"/>
-            </w:tcBorders>
-          </w:tcPr>
-          <w:p>
-            <w:pPr>
-              <w:spacing w:before="0" w:after="60"/>
-              <w:keepNext/>
-              <w:jc w:val="end"/>
-            </w:pPr>
-            <w:r>
-              <w:rPr>
-                <w:rFonts w:ascii="Calibri" w:hAnsi="Calibri"/>
-                <w:sz w:val="20"/>
-              </w:rPr>
-              <w:t xml:space="default">0.500</w:t>
+              <w:t xml:space="default">M4_av (35 %)</w:t>
+            </w:r>
+          </w:p>
+        </w:tc>
+        <w:tc>
+          <w:tcPr>
+            <w:tcBorders>
+              <w:top w:val="single" w:space="0" w:color="D3D3D3"/>
+              <w:bottom w:val="single" w:space="0" w:color="D3D3D3"/>
+              <w:start w:val="single" w:space="0" w:color="D3D3D3"/>
+              <w:end w:val="single" w:space="0" w:color="D3D3D3"/>
+            </w:tcBorders>
+          </w:tcPr>
+          <w:p>
+            <w:pPr>
+              <w:spacing w:before="0" w:after="60"/>
+              <w:keepNext/>
+              <w:jc w:val="end"/>
+            </w:pPr>
+            <w:r>
+              <w:rPr>
+                <w:rFonts w:ascii="Calibri" w:hAnsi="Calibri"/>
+                <w:sz w:val="20"/>
+              </w:rPr>
+              <w:t xml:space="default">54</w:t>
+            </w:r>
+          </w:p>
+        </w:tc>
+        <w:tc>
+          <w:tcPr>
+            <w:tcBorders>
+              <w:top w:val="single" w:space="0" w:color="D3D3D3"/>
+              <w:bottom w:val="single" w:space="0" w:color="D3D3D3"/>
+              <w:start w:val="single" w:space="0" w:color="D3D3D3"/>
+              <w:end w:val="single" w:space="0" w:color="D3D3D3"/>
+            </w:tcBorders>
+          </w:tcPr>
+          <w:p>
+            <w:pPr>
+              <w:spacing w:before="0" w:after="60"/>
+              <w:keepNext/>
+              <w:jc w:val="start"/>
+            </w:pPr>
+            <w:r>
+              <w:rPr>
+                <w:rFonts w:ascii="Calibri" w:hAnsi="Calibri"/>
+                <w:sz w:val="20"/>
+              </w:rPr>
+              <w:t xml:space="default">2.6 [0.0, 23.1]</w:t>
+            </w:r>
+          </w:p>
+        </w:tc>
+        <w:tc>
+          <w:tcPr>
+            <w:tcBorders>
+              <w:top w:val="single" w:space="0" w:color="D3D3D3"/>
+              <w:bottom w:val="single" w:space="0" w:color="D3D3D3"/>
+              <w:start w:val="single" w:space="0" w:color="D3D3D3"/>
+              <w:end w:val="single" w:space="0" w:color="D3D3D3"/>
+            </w:tcBorders>
+          </w:tcPr>
+          <w:p>
+            <w:pPr>
+              <w:spacing w:before="0" w:after="60"/>
+              <w:keepNext/>
+              <w:jc w:val="end"/>
+            </w:pPr>
+            <w:r>
+              <w:rPr>
+                <w:rFonts w:ascii="Calibri" w:hAnsi="Calibri"/>
+                <w:sz w:val="20"/>
+              </w:rPr>
+              <w:t xml:space="default">17</w:t>
+            </w:r>
+          </w:p>
+        </w:tc>
+        <w:tc>
+          <w:tcPr>
+            <w:tcBorders>
+              <w:top w:val="single" w:space="0" w:color="D3D3D3"/>
+              <w:bottom w:val="single" w:space="0" w:color="D3D3D3"/>
+              <w:start w:val="single" w:space="0" w:color="D3D3D3"/>
+              <w:end w:val="single" w:space="0" w:color="D3D3D3"/>
+            </w:tcBorders>
+          </w:tcPr>
+          <w:p>
+            <w:pPr>
+              <w:spacing w:before="0" w:after="60"/>
+              <w:keepNext/>
+              <w:jc w:val="end"/>
+            </w:pPr>
+            <w:r>
+              <w:rPr>
+                <w:rFonts w:ascii="Calibri" w:hAnsi="Calibri"/>
+                <w:sz w:val="20"/>
+              </w:rPr>
+              <w:t xml:space="default">42</w:t>
+            </w:r>
+          </w:p>
+        </w:tc>
+        <w:tc>
+          <w:tcPr>
+            <w:tcBorders>
+              <w:top w:val="single" w:space="0" w:color="D3D3D3"/>
+              <w:bottom w:val="single" w:space="0" w:color="D3D3D3"/>
+              <w:start w:val="single" w:space="0" w:color="D3D3D3"/>
+              <w:end w:val="single" w:space="0" w:color="D3D3D3"/>
+            </w:tcBorders>
+          </w:tcPr>
+          <w:p>
+            <w:pPr>
+              <w:spacing w:before="0" w:after="60"/>
+              <w:keepNext/>
+              <w:jc w:val="end"/>
+            </w:pPr>
+            <w:r>
+              <w:rPr>
+                <w:rFonts w:ascii="Calibri" w:hAnsi="Calibri"/>
+                <w:sz w:val="20"/>
+              </w:rPr>
+              <w:t xml:space="default">18</w:t>
+            </w:r>
+          </w:p>
+        </w:tc>
+        <w:tc>
+          <w:tcPr>
+            <w:tcBorders>
+              <w:top w:val="single" w:space="0" w:color="D3D3D3"/>
+              <w:bottom w:val="single" w:space="0" w:color="D3D3D3"/>
+              <w:start w:val="single" w:space="0" w:color="D3D3D3"/>
+              <w:end w:val="single" w:space="0" w:color="D3D3D3"/>
+            </w:tcBorders>
+          </w:tcPr>
+          <w:p>
+            <w:pPr>
+              <w:spacing w:before="0" w:after="60"/>
+              <w:keepNext/>
+              <w:jc w:val="end"/>
+            </w:pPr>
+            <w:r>
+              <w:rPr>
+                <w:rFonts w:ascii="Calibri" w:hAnsi="Calibri"/>
+                <w:sz w:val="20"/>
+              </w:rPr>
+              <w:t xml:space="default">13</w:t>
             </w:r>
           </w:p>
         </w:tc>
@@ -2209,7 +2398,7 @@
                 <w:rFonts w:ascii="Calibri" w:hAnsi="Calibri"/>
                 <w:sz w:val="20"/>
               </w:rPr>
-              <w:t xml:space="default">Regional</w:t>
+              <w:t xml:space="default">Saint Croix</w:t>
             </w:r>
           </w:p>
         </w:tc>
@@ -2238,7 +2427,31 @@
                 <w:rFonts w:ascii="Calibri" w:hAnsi="Calibri"/>
                 <w:sz w:val="20"/>
               </w:rPr>
-              <w:t xml:space="default">Marginal</w:t>
+              <w:t xml:space="default">Age</w:t>
+            </w:r>
+          </w:p>
+        </w:tc>
+        <w:tc>
+          <w:tcPr>
+            <w:tcBorders>
+              <w:top w:val="single" w:space="0" w:color="D3D3D3"/>
+              <w:bottom w:val="single" w:space="0" w:color="D3D3D3"/>
+              <w:start w:val="single" w:space="0" w:color="D3D3D3"/>
+              <w:end w:val="single" w:space="0" w:color="D3D3D3"/>
+            </w:tcBorders>
+          </w:tcPr>
+          <w:p>
+            <w:pPr>
+              <w:spacing w:before="0" w:after="60"/>
+              <w:keepNext/>
+              <w:jc w:val="end"/>
+            </w:pPr>
+            <w:r>
+              <w:rPr>
+                <w:rFonts w:ascii="Calibri" w:hAnsi="Calibri"/>
+                <w:sz w:val="20"/>
+              </w:rPr>
+              <w:t xml:space="default">298</w:t>
             </w:r>
           </w:p>
         </w:tc>
@@ -2262,175 +2475,151 @@
                 <w:rFonts w:ascii="Calibri" w:hAnsi="Calibri"/>
                 <w:sz w:val="20"/>
               </w:rPr>
-              <w:t xml:space="default">M_hav</w:t>
-            </w:r>
-          </w:p>
-        </w:tc>
-        <w:tc>
-          <w:tcPr>
-            <w:tcBorders>
-              <w:top w:val="single" w:space="0" w:color="D3D3D3"/>
-              <w:bottom w:val="single" w:space="0" w:color="D3D3D3"/>
-              <w:start w:val="single" w:space="0" w:color="D3D3D3"/>
-              <w:end w:val="single" w:space="0" w:color="D3D3D3"/>
-            </w:tcBorders>
-          </w:tcPr>
-          <w:p>
-            <w:pPr>
-              <w:spacing w:before="0" w:after="60"/>
-              <w:keepNext/>
-              <w:jc w:val="end"/>
-            </w:pPr>
-            <w:r>
-              <w:rPr>
-                <w:rFonts w:ascii="Calibri" w:hAnsi="Calibri"/>
-                <w:sz w:val="20"/>
-              </w:rPr>
-              <w:t xml:space="default">57</w:t>
-            </w:r>
-          </w:p>
-        </w:tc>
-        <w:tc>
-          <w:tcPr>
-            <w:tcBorders>
-              <w:top w:val="single" w:space="0" w:color="D3D3D3"/>
-              <w:bottom w:val="single" w:space="0" w:color="D3D3D3"/>
-              <w:start w:val="single" w:space="0" w:color="D3D3D3"/>
-              <w:end w:val="single" w:space="0" w:color="D3D3D3"/>
-            </w:tcBorders>
-          </w:tcPr>
-          <w:p>
-            <w:pPr>
-              <w:spacing w:before="0" w:after="60"/>
-              <w:keepNext/>
-              <w:jc w:val="end"/>
-            </w:pPr>
-            <w:r>
-              <w:rPr>
-                <w:rFonts w:ascii="Calibri" w:hAnsi="Calibri"/>
-                <w:sz w:val="20"/>
-              </w:rPr>
-              <w:t xml:space="default">29.0</w:t>
-            </w:r>
-          </w:p>
-        </w:tc>
-        <w:tc>
-          <w:tcPr>
-            <w:tcBorders>
-              <w:top w:val="single" w:space="0" w:color="D3D3D3"/>
-              <w:bottom w:val="single" w:space="0" w:color="D3D3D3"/>
-              <w:start w:val="single" w:space="0" w:color="D3D3D3"/>
-              <w:end w:val="single" w:space="0" w:color="D3D3D3"/>
-            </w:tcBorders>
-          </w:tcPr>
-          <w:p>
-            <w:pPr>
-              <w:spacing w:before="0" w:after="60"/>
-              <w:keepNext/>
-              <w:jc w:val="end"/>
-            </w:pPr>
-            <w:r>
-              <w:rPr>
-                <w:rFonts w:ascii="Calibri" w:hAnsi="Calibri"/>
-                <w:sz w:val="20"/>
-              </w:rPr>
-              <w:t xml:space="default">28.9 (21.1)</w:t>
-            </w:r>
-          </w:p>
-        </w:tc>
-        <w:tc>
-          <w:tcPr>
-            <w:tcBorders>
-              <w:top w:val="single" w:space="0" w:color="D3D3D3"/>
-              <w:bottom w:val="single" w:space="0" w:color="D3D3D3"/>
-              <w:start w:val="single" w:space="0" w:color="D3D3D3"/>
-              <w:end w:val="single" w:space="0" w:color="D3D3D3"/>
-            </w:tcBorders>
-          </w:tcPr>
-          <w:p>
-            <w:pPr>
-              <w:spacing w:before="0" w:after="60"/>
-              <w:keepNext/>
-              <w:jc w:val="end"/>
-            </w:pPr>
-            <w:r>
-              <w:rPr>
-                <w:rFonts w:ascii="Calibri" w:hAnsi="Calibri"/>
-                <w:sz w:val="20"/>
-              </w:rPr>
-              <w:t xml:space="default">16.0 (8.9)</w:t>
-            </w:r>
-          </w:p>
-        </w:tc>
-        <w:tc>
-          <w:tcPr>
-            <w:tcBorders>
-              <w:top w:val="single" w:space="0" w:color="D3D3D3"/>
-              <w:bottom w:val="single" w:space="0" w:color="D3D3D3"/>
-              <w:start w:val="single" w:space="0" w:color="D3D3D3"/>
-              <w:end w:val="single" w:space="0" w:color="D3D3D3"/>
-            </w:tcBorders>
-          </w:tcPr>
-          <w:p>
-            <w:pPr>
-              <w:spacing w:before="0" w:after="60"/>
-              <w:keepNext/>
-              <w:jc w:val="end"/>
-            </w:pPr>
-            <w:r>
-              <w:rPr>
-                <w:rFonts w:ascii="Calibri" w:hAnsi="Calibri"/>
-                <w:sz w:val="20"/>
-              </w:rPr>
-              <w:t xml:space="default">68</w:t>
-            </w:r>
-          </w:p>
-        </w:tc>
-        <w:tc>
-          <w:tcPr>
-            <w:tcBorders>
-              <w:top w:val="single" w:space="0" w:color="D3D3D3"/>
-              <w:bottom w:val="single" w:space="0" w:color="D3D3D3"/>
-              <w:start w:val="single" w:space="0" w:color="D3D3D3"/>
-              <w:end w:val="single" w:space="0" w:color="D3D3D3"/>
-            </w:tcBorders>
-          </w:tcPr>
-          <w:p>
-            <w:pPr>
-              <w:spacing w:before="0" w:after="60"/>
-              <w:keepNext/>
-              <w:jc w:val="end"/>
-            </w:pPr>
-            <w:r>
-              <w:rPr>
-                <w:rFonts w:ascii="Calibri" w:hAnsi="Calibri"/>
-                <w:sz w:val="20"/>
-              </w:rPr>
-              <w:t xml:space="default">4.7</w:t>
-            </w:r>
-          </w:p>
-        </w:tc>
-        <w:tc>
-          <w:tcPr>
-            <w:tcBorders>
-              <w:top w:val="single" w:space="0" w:color="D3D3D3"/>
-              <w:bottom w:val="single" w:space="0" w:color="D3D3D3"/>
-              <w:start w:val="single" w:space="0" w:color="D3D3D3"/>
-              <w:end w:val="single" w:space="0" w:color="D3D3D3"/>
-            </w:tcBorders>
-          </w:tcPr>
-          <w:p>
-            <w:pPr>
-              <w:spacing w:before="0" w:after="60"/>
-              <w:keepNext/>
-              <w:jc w:val="end"/>
-            </w:pPr>
-            <w:r>
-              <w:rPr>
-                <w:rFonts w:ascii="Calibri" w:hAnsi="Calibri"/>
-                <w:sz w:val="20"/>
-              </w:rPr>
-              <w:t xml:space="default">0.020</w:t>
+              <w:t xml:space="default">M4_fqcy (33 %)</w:t>
+            </w:r>
+          </w:p>
+        </w:tc>
+        <w:tc>
+          <w:tcPr>
+            <w:tcBorders>
+              <w:top w:val="single" w:space="0" w:color="D3D3D3"/>
+              <w:bottom w:val="single" w:space="0" w:color="D3D3D3"/>
+              <w:start w:val="single" w:space="0" w:color="D3D3D3"/>
+              <w:end w:val="single" w:space="0" w:color="D3D3D3"/>
+            </w:tcBorders>
+          </w:tcPr>
+          <w:p>
+            <w:pPr>
+              <w:spacing w:before="0" w:after="60"/>
+              <w:keepNext/>
+              <w:jc w:val="end"/>
+            </w:pPr>
+            <w:r>
+              <w:rPr>
+                <w:rFonts w:ascii="Calibri" w:hAnsi="Calibri"/>
+                <w:sz w:val="20"/>
+              </w:rPr>
+              <w:t xml:space="default">41</w:t>
+            </w:r>
+          </w:p>
+        </w:tc>
+        <w:tc>
+          <w:tcPr>
+            <w:tcBorders>
+              <w:top w:val="single" w:space="0" w:color="D3D3D3"/>
+              <w:bottom w:val="single" w:space="0" w:color="D3D3D3"/>
+              <w:start w:val="single" w:space="0" w:color="D3D3D3"/>
+              <w:end w:val="single" w:space="0" w:color="D3D3D3"/>
+            </w:tcBorders>
+          </w:tcPr>
+          <w:p>
+            <w:pPr>
+              <w:spacing w:before="0" w:after="60"/>
+              <w:keepNext/>
+              <w:jc w:val="start"/>
+            </w:pPr>
+            <w:r>
+              <w:rPr>
+                <w:rFonts w:ascii="Calibri" w:hAnsi="Calibri"/>
+                <w:sz w:val="20"/>
+              </w:rPr>
+              <w:t xml:space="default">1.1 [0.0, 26.1]</w:t>
+            </w:r>
+          </w:p>
+        </w:tc>
+        <w:tc>
+          <w:tcPr>
+            <w:tcBorders>
+              <w:top w:val="single" w:space="0" w:color="D3D3D3"/>
+              <w:bottom w:val="single" w:space="0" w:color="D3D3D3"/>
+              <w:start w:val="single" w:space="0" w:color="D3D3D3"/>
+              <w:end w:val="single" w:space="0" w:color="D3D3D3"/>
+            </w:tcBorders>
+          </w:tcPr>
+          <w:p>
+            <w:pPr>
+              <w:spacing w:before="0" w:after="60"/>
+              <w:keepNext/>
+              <w:jc w:val="end"/>
+            </w:pPr>
+            <w:r>
+              <w:rPr>
+                <w:rFonts w:ascii="Calibri" w:hAnsi="Calibri"/>
+                <w:sz w:val="20"/>
+              </w:rPr>
+              <w:t xml:space="default">17</w:t>
+            </w:r>
+          </w:p>
+        </w:tc>
+        <w:tc>
+          <w:tcPr>
+            <w:tcBorders>
+              <w:top w:val="single" w:space="0" w:color="D3D3D3"/>
+              <w:bottom w:val="single" w:space="0" w:color="D3D3D3"/>
+              <w:start w:val="single" w:space="0" w:color="D3D3D3"/>
+              <w:end w:val="single" w:space="0" w:color="D3D3D3"/>
+            </w:tcBorders>
+          </w:tcPr>
+          <w:p>
+            <w:pPr>
+              <w:spacing w:before="0" w:after="60"/>
+              <w:keepNext/>
+              <w:jc w:val="end"/>
+            </w:pPr>
+            <w:r>
+              <w:rPr>
+                <w:rFonts w:ascii="Calibri" w:hAnsi="Calibri"/>
+                <w:sz w:val="20"/>
+              </w:rPr>
+              <w:t xml:space="default">15</w:t>
+            </w:r>
+          </w:p>
+        </w:tc>
+        <w:tc>
+          <w:tcPr>
+            <w:tcBorders>
+              <w:top w:val="single" w:space="0" w:color="D3D3D3"/>
+              <w:bottom w:val="single" w:space="0" w:color="D3D3D3"/>
+              <w:start w:val="single" w:space="0" w:color="D3D3D3"/>
+              <w:end w:val="single" w:space="0" w:color="D3D3D3"/>
+            </w:tcBorders>
+          </w:tcPr>
+          <w:p>
+            <w:pPr>
+              <w:spacing w:before="0" w:after="60"/>
+              <w:keepNext/>
+              <w:jc w:val="end"/>
+            </w:pPr>
+            <w:r>
+              <w:rPr>
+                <w:rFonts w:ascii="Calibri" w:hAnsi="Calibri"/>
+                <w:sz w:val="20"/>
+              </w:rPr>
+              <w:t xml:space="default">14</w:t>
+            </w:r>
+          </w:p>
+        </w:tc>
+        <w:tc>
+          <w:tcPr>
+            <w:tcBorders>
+              <w:top w:val="single" w:space="0" w:color="D3D3D3"/>
+              <w:bottom w:val="single" w:space="0" w:color="D3D3D3"/>
+              <w:start w:val="single" w:space="0" w:color="D3D3D3"/>
+              <w:end w:val="single" w:space="0" w:color="D3D3D3"/>
+            </w:tcBorders>
+          </w:tcPr>
+          <w:p>
+            <w:pPr>
+              <w:spacing w:before="0" w:after="60"/>
+              <w:keepNext/>
+              <w:jc w:val="end"/>
+            </w:pPr>
+            <w:r>
+              <w:rPr>
+                <w:rFonts w:ascii="Calibri" w:hAnsi="Calibri"/>
+                <w:sz w:val="20"/>
+              </w:rPr>
+              <w:t xml:space="default">15</w:t>
             </w:r>
           </w:p>
         </w:tc>
@@ -2459,7 +2648,31 @@
                 <w:rFonts w:ascii="Calibri" w:hAnsi="Calibri"/>
                 <w:sz w:val="20"/>
               </w:rPr>
-              <w:t xml:space="default">Combined</w:t>
+              <w:t xml:space="default">Sampling</w:t>
+            </w:r>
+          </w:p>
+        </w:tc>
+        <w:tc>
+          <w:tcPr>
+            <w:tcBorders>
+              <w:top w:val="single" w:space="0" w:color="D3D3D3"/>
+              <w:bottom w:val="single" w:space="0" w:color="D3D3D3"/>
+              <w:start w:val="single" w:space="0" w:color="D3D3D3"/>
+              <w:end w:val="single" w:space="0" w:color="D3D3D3"/>
+            </w:tcBorders>
+          </w:tcPr>
+          <w:p>
+            <w:pPr>
+              <w:spacing w:before="0" w:after="60"/>
+              <w:keepNext/>
+              <w:jc w:val="end"/>
+            </w:pPr>
+            <w:r>
+              <w:rPr>
+                <w:rFonts w:ascii="Calibri" w:hAnsi="Calibri"/>
+                <w:sz w:val="20"/>
+              </w:rPr>
+              <w:t xml:space="default">300</w:t>
             </w:r>
           </w:p>
         </w:tc>
@@ -2483,175 +2696,1067 @@
                 <w:rFonts w:ascii="Calibri" w:hAnsi="Calibri"/>
                 <w:sz w:val="20"/>
               </w:rPr>
-              <w:t xml:space="default">M4_av</w:t>
-            </w:r>
-          </w:p>
-        </w:tc>
-        <w:tc>
-          <w:tcPr>
-            <w:tcBorders>
-              <w:top w:val="single" w:space="0" w:color="D3D3D3"/>
-              <w:bottom w:val="single" w:space="0" w:color="D3D3D3"/>
-              <w:start w:val="single" w:space="0" w:color="D3D3D3"/>
-              <w:end w:val="single" w:space="0" w:color="D3D3D3"/>
-            </w:tcBorders>
-          </w:tcPr>
-          <w:p>
-            <w:pPr>
-              <w:spacing w:before="0" w:after="60"/>
-              <w:keepNext/>
-              <w:jc w:val="end"/>
-            </w:pPr>
-            <w:r>
-              <w:rPr>
-                <w:rFonts w:ascii="Calibri" w:hAnsi="Calibri"/>
-                <w:sz w:val="20"/>
-              </w:rPr>
-              <w:t xml:space="default">57</w:t>
-            </w:r>
-          </w:p>
-        </w:tc>
-        <w:tc>
-          <w:tcPr>
-            <w:tcBorders>
-              <w:top w:val="single" w:space="0" w:color="D3D3D3"/>
-              <w:bottom w:val="single" w:space="0" w:color="D3D3D3"/>
-              <w:start w:val="single" w:space="0" w:color="D3D3D3"/>
-              <w:end w:val="single" w:space="0" w:color="D3D3D3"/>
-            </w:tcBorders>
-          </w:tcPr>
-          <w:p>
-            <w:pPr>
-              <w:spacing w:before="0" w:after="60"/>
-              <w:keepNext/>
-              <w:jc w:val="end"/>
-            </w:pPr>
-            <w:r>
-              <w:rPr>
-                <w:rFonts w:ascii="Calibri" w:hAnsi="Calibri"/>
-                <w:sz w:val="20"/>
-              </w:rPr>
-              <w:t xml:space="default">30.1</w:t>
-            </w:r>
-          </w:p>
-        </w:tc>
-        <w:tc>
-          <w:tcPr>
-            <w:tcBorders>
-              <w:top w:val="single" w:space="0" w:color="D3D3D3"/>
-              <w:bottom w:val="single" w:space="0" w:color="D3D3D3"/>
-              <w:start w:val="single" w:space="0" w:color="D3D3D3"/>
-              <w:end w:val="single" w:space="0" w:color="D3D3D3"/>
-            </w:tcBorders>
-          </w:tcPr>
-          <w:p>
-            <w:pPr>
-              <w:spacing w:before="0" w:after="60"/>
-              <w:keepNext/>
-              <w:jc w:val="end"/>
-            </w:pPr>
-            <w:r>
-              <w:rPr>
-                <w:rFonts w:ascii="Calibri" w:hAnsi="Calibri"/>
-                <w:sz w:val="20"/>
-              </w:rPr>
-              <w:t xml:space="default">22.9 (17.0)</w:t>
-            </w:r>
-          </w:p>
-        </w:tc>
-        <w:tc>
-          <w:tcPr>
-            <w:tcBorders>
-              <w:top w:val="single" w:space="0" w:color="D3D3D3"/>
-              <w:bottom w:val="single" w:space="0" w:color="D3D3D3"/>
-              <w:start w:val="single" w:space="0" w:color="D3D3D3"/>
-              <w:end w:val="single" w:space="0" w:color="D3D3D3"/>
-            </w:tcBorders>
-          </w:tcPr>
-          <w:p>
-            <w:pPr>
-              <w:spacing w:before="0" w:after="60"/>
-              <w:keepNext/>
-              <w:jc w:val="end"/>
-            </w:pPr>
-            <w:r>
-              <w:rPr>
-                <w:rFonts w:ascii="Calibri" w:hAnsi="Calibri"/>
-                <w:sz w:val="20"/>
-              </w:rPr>
-              <w:t xml:space="default">20.1 (12.0)</w:t>
-            </w:r>
-          </w:p>
-        </w:tc>
-        <w:tc>
-          <w:tcPr>
-            <w:tcBorders>
-              <w:top w:val="single" w:space="0" w:color="D3D3D3"/>
-              <w:bottom w:val="single" w:space="0" w:color="D3D3D3"/>
-              <w:start w:val="single" w:space="0" w:color="D3D3D3"/>
-              <w:end w:val="single" w:space="0" w:color="D3D3D3"/>
-            </w:tcBorders>
-          </w:tcPr>
-          <w:p>
-            <w:pPr>
-              <w:spacing w:before="0" w:after="60"/>
-              <w:keepNext/>
-              <w:jc w:val="end"/>
-            </w:pPr>
-            <w:r>
-              <w:rPr>
-                <w:rFonts w:ascii="Calibri" w:hAnsi="Calibri"/>
-                <w:sz w:val="20"/>
-              </w:rPr>
-              <w:t xml:space="default">68</w:t>
-            </w:r>
-          </w:p>
-        </w:tc>
-        <w:tc>
-          <w:tcPr>
-            <w:tcBorders>
-              <w:top w:val="single" w:space="0" w:color="D3D3D3"/>
-              <w:bottom w:val="single" w:space="0" w:color="D3D3D3"/>
-              <w:start w:val="single" w:space="0" w:color="D3D3D3"/>
-              <w:end w:val="single" w:space="0" w:color="D3D3D3"/>
-            </w:tcBorders>
-          </w:tcPr>
-          <w:p>
-            <w:pPr>
-              <w:spacing w:before="0" w:after="60"/>
-              <w:keepNext/>
-              <w:jc w:val="end"/>
-            </w:pPr>
-            <w:r>
-              <w:rPr>
-                <w:rFonts w:ascii="Calibri" w:hAnsi="Calibri"/>
-                <w:sz w:val="20"/>
-              </w:rPr>
-              <w:t xml:space="default">5.4</w:t>
-            </w:r>
-          </w:p>
-        </w:tc>
-        <w:tc>
-          <w:tcPr>
-            <w:tcBorders>
-              <w:top w:val="single" w:space="0" w:color="D3D3D3"/>
-              <w:bottom w:val="single" w:space="0" w:color="D3D3D3"/>
-              <w:start w:val="single" w:space="0" w:color="D3D3D3"/>
-              <w:end w:val="single" w:space="0" w:color="D3D3D3"/>
-            </w:tcBorders>
-          </w:tcPr>
-          <w:p>
-            <w:pPr>
-              <w:spacing w:before="0" w:after="60"/>
-              <w:keepNext/>
-              <w:jc w:val="end"/>
-            </w:pPr>
-            <w:r>
-              <w:rPr>
-                <w:rFonts w:ascii="Calibri" w:hAnsi="Calibri"/>
-                <w:sz w:val="20"/>
-              </w:rPr>
-              <w:t xml:space="default">0.020</w:t>
+              <w:t xml:space="default">M3 (35 %)</w:t>
+            </w:r>
+          </w:p>
+        </w:tc>
+        <w:tc>
+          <w:tcPr>
+            <w:tcBorders>
+              <w:top w:val="single" w:space="0" w:color="D3D3D3"/>
+              <w:bottom w:val="single" w:space="0" w:color="D3D3D3"/>
+              <w:start w:val="single" w:space="0" w:color="D3D3D3"/>
+              <w:end w:val="single" w:space="0" w:color="D3D3D3"/>
+            </w:tcBorders>
+          </w:tcPr>
+          <w:p>
+            <w:pPr>
+              <w:spacing w:before="0" w:after="60"/>
+              <w:keepNext/>
+              <w:jc w:val="end"/>
+            </w:pPr>
+            <w:r>
+              <w:rPr>
+                <w:rFonts w:ascii="Calibri" w:hAnsi="Calibri"/>
+                <w:sz w:val="20"/>
+              </w:rPr>
+              <w:t xml:space="default">62</w:t>
+            </w:r>
+          </w:p>
+        </w:tc>
+        <w:tc>
+          <w:tcPr>
+            <w:tcBorders>
+              <w:top w:val="single" w:space="0" w:color="D3D3D3"/>
+              <w:bottom w:val="single" w:space="0" w:color="D3D3D3"/>
+              <w:start w:val="single" w:space="0" w:color="D3D3D3"/>
+              <w:end w:val="single" w:space="0" w:color="D3D3D3"/>
+            </w:tcBorders>
+          </w:tcPr>
+          <w:p>
+            <w:pPr>
+              <w:spacing w:before="0" w:after="60"/>
+              <w:keepNext/>
+              <w:jc w:val="start"/>
+            </w:pPr>
+            <w:r>
+              <w:rPr>
+                <w:rFonts w:ascii="Calibri" w:hAnsi="Calibri"/>
+                <w:sz w:val="20"/>
+              </w:rPr>
+              <w:t xml:space="default">2.9 [0.0, 21.4]</w:t>
+            </w:r>
+          </w:p>
+        </w:tc>
+        <w:tc>
+          <w:tcPr>
+            <w:tcBorders>
+              <w:top w:val="single" w:space="0" w:color="D3D3D3"/>
+              <w:bottom w:val="single" w:space="0" w:color="D3D3D3"/>
+              <w:start w:val="single" w:space="0" w:color="D3D3D3"/>
+              <w:end w:val="single" w:space="0" w:color="D3D3D3"/>
+            </w:tcBorders>
+          </w:tcPr>
+          <w:p>
+            <w:pPr>
+              <w:spacing w:before="0" w:after="60"/>
+              <w:keepNext/>
+              <w:jc w:val="end"/>
+            </w:pPr>
+            <w:r>
+              <w:rPr>
+                <w:rFonts w:ascii="Calibri" w:hAnsi="Calibri"/>
+                <w:sz w:val="20"/>
+              </w:rPr>
+              <w:t xml:space="default">24</w:t>
+            </w:r>
+          </w:p>
+        </w:tc>
+        <w:tc>
+          <w:tcPr>
+            <w:tcBorders>
+              <w:top w:val="single" w:space="0" w:color="D3D3D3"/>
+              <w:bottom w:val="single" w:space="0" w:color="D3D3D3"/>
+              <w:start w:val="single" w:space="0" w:color="D3D3D3"/>
+              <w:end w:val="single" w:space="0" w:color="D3D3D3"/>
+            </w:tcBorders>
+          </w:tcPr>
+          <w:p>
+            <w:pPr>
+              <w:spacing w:before="0" w:after="60"/>
+              <w:keepNext/>
+              <w:jc w:val="end"/>
+            </w:pPr>
+            <w:r>
+              <w:rPr>
+                <w:rFonts w:ascii="Calibri" w:hAnsi="Calibri"/>
+                <w:sz w:val="20"/>
+              </w:rPr>
+              <w:t xml:space="default">32</w:t>
+            </w:r>
+          </w:p>
+        </w:tc>
+        <w:tc>
+          <w:tcPr>
+            <w:tcBorders>
+              <w:top w:val="single" w:space="0" w:color="D3D3D3"/>
+              <w:bottom w:val="single" w:space="0" w:color="D3D3D3"/>
+              <w:start w:val="single" w:space="0" w:color="D3D3D3"/>
+              <w:end w:val="single" w:space="0" w:color="D3D3D3"/>
+            </w:tcBorders>
+          </w:tcPr>
+          <w:p>
+            <w:pPr>
+              <w:spacing w:before="0" w:after="60"/>
+              <w:keepNext/>
+              <w:jc w:val="end"/>
+            </w:pPr>
+            <w:r>
+              <w:rPr>
+                <w:rFonts w:ascii="Calibri" w:hAnsi="Calibri"/>
+                <w:sz w:val="20"/>
+              </w:rPr>
+              <w:t xml:space="default">26</w:t>
+            </w:r>
+          </w:p>
+        </w:tc>
+        <w:tc>
+          <w:tcPr>
+            <w:tcBorders>
+              <w:top w:val="single" w:space="0" w:color="D3D3D3"/>
+              <w:bottom w:val="single" w:space="0" w:color="D3D3D3"/>
+              <w:start w:val="single" w:space="0" w:color="D3D3D3"/>
+              <w:end w:val="single" w:space="0" w:color="D3D3D3"/>
+            </w:tcBorders>
+          </w:tcPr>
+          <w:p>
+            <w:pPr>
+              <w:spacing w:before="0" w:after="60"/>
+              <w:keepNext/>
+              <w:jc w:val="end"/>
+            </w:pPr>
+            <w:r>
+              <w:rPr>
+                <w:rFonts w:ascii="Calibri" w:hAnsi="Calibri"/>
+                <w:sz w:val="20"/>
+              </w:rPr>
+              <w:t xml:space="default">25</w:t>
+            </w:r>
+          </w:p>
+        </w:tc>
+      </w:tr>
+      <w:tr>
+        <w:trPr>
+          <w:cantSplit/>
+        </w:trPr>
+        <w:tc>
+          <w:tcPr>
+            <w:tcBorders>
+              <w:top w:val="single" w:space="0" w:color="D3D3D3"/>
+              <w:bottom w:val="single" w:space="0" w:color="D3D3D3"/>
+              <w:start w:val="single" w:space="0" w:color="D3D3D3"/>
+              <w:end w:val="single" w:space="0" w:color="D3D3D3"/>
+            </w:tcBorders>
+          </w:tcPr>
+          <w:p>
+            <w:pPr>
+              <w:spacing w:before="0" w:after="60"/>
+              <w:keepNext/>
+              <w:jc w:val="center"/>
+            </w:pPr>
+            <w:r>
+              <w:rPr>
+                <w:rFonts w:ascii="Calibri" w:hAnsi="Calibri"/>
+                <w:sz w:val="20"/>
+              </w:rPr>
+              <w:t xml:space="default">Both</w:t>
+            </w:r>
+          </w:p>
+        </w:tc>
+        <w:tc>
+          <w:tcPr>
+            <w:tcBorders>
+              <w:top w:val="single" w:space="0" w:color="D3D3D3"/>
+              <w:bottom w:val="single" w:space="0" w:color="D3D3D3"/>
+              <w:start w:val="single" w:space="0" w:color="D3D3D3"/>
+              <w:end w:val="single" w:space="0" w:color="D3D3D3"/>
+            </w:tcBorders>
+          </w:tcPr>
+          <w:p>
+            <w:pPr>
+              <w:spacing w:before="0" w:after="60"/>
+              <w:keepNext/>
+              <w:jc w:val="end"/>
+            </w:pPr>
+            <w:r>
+              <w:rPr>
+                <w:rFonts w:ascii="Calibri" w:hAnsi="Calibri"/>
+                <w:sz w:val="20"/>
+              </w:rPr>
+              <w:t xml:space="default">300</w:t>
+            </w:r>
+          </w:p>
+        </w:tc>
+        <w:tc>
+          <w:tcPr>
+            <w:tcBorders>
+              <w:top w:val="single" w:space="0" w:color="D3D3D3"/>
+              <w:bottom w:val="single" w:space="0" w:color="D3D3D3"/>
+              <w:start w:val="single" w:space="0" w:color="D3D3D3"/>
+              <w:end w:val="single" w:space="0" w:color="D3D3D3"/>
+            </w:tcBorders>
+          </w:tcPr>
+          <w:p>
+            <w:pPr>
+              <w:spacing w:before="0" w:after="60"/>
+              <w:keepNext/>
+              <w:jc w:val="start"/>
+            </w:pPr>
+            <w:r>
+              <w:rPr>
+                <w:rFonts w:ascii="Calibri" w:hAnsi="Calibri"/>
+                <w:sz w:val="20"/>
+              </w:rPr>
+              <w:t xml:space="default">M3 (34 %)</w:t>
+            </w:r>
+          </w:p>
+        </w:tc>
+        <w:tc>
+          <w:tcPr>
+            <w:tcBorders>
+              <w:top w:val="single" w:space="0" w:color="D3D3D3"/>
+              <w:bottom w:val="single" w:space="0" w:color="D3D3D3"/>
+              <w:start w:val="single" w:space="0" w:color="D3D3D3"/>
+              <w:end w:val="single" w:space="0" w:color="D3D3D3"/>
+            </w:tcBorders>
+          </w:tcPr>
+          <w:p>
+            <w:pPr>
+              <w:spacing w:before="0" w:after="60"/>
+              <w:keepNext/>
+              <w:jc w:val="end"/>
+            </w:pPr>
+            <w:r>
+              <w:rPr>
+                <w:rFonts w:ascii="Calibri" w:hAnsi="Calibri"/>
+                <w:sz w:val="20"/>
+              </w:rPr>
+              <w:t xml:space="default">45</w:t>
+            </w:r>
+          </w:p>
+        </w:tc>
+        <w:tc>
+          <w:tcPr>
+            <w:tcBorders>
+              <w:top w:val="single" w:space="0" w:color="D3D3D3"/>
+              <w:bottom w:val="single" w:space="0" w:color="D3D3D3"/>
+              <w:start w:val="single" w:space="0" w:color="D3D3D3"/>
+              <w:end w:val="single" w:space="0" w:color="D3D3D3"/>
+            </w:tcBorders>
+          </w:tcPr>
+          <w:p>
+            <w:pPr>
+              <w:spacing w:before="0" w:after="60"/>
+              <w:keepNext/>
+              <w:jc w:val="start"/>
+            </w:pPr>
+            <w:r>
+              <w:rPr>
+                <w:rFonts w:ascii="Calibri" w:hAnsi="Calibri"/>
+                <w:sz w:val="20"/>
+              </w:rPr>
+              <w:t xml:space="default">1.3 [0.0, 18.7]</w:t>
+            </w:r>
+          </w:p>
+        </w:tc>
+        <w:tc>
+          <w:tcPr>
+            <w:tcBorders>
+              <w:top w:val="single" w:space="0" w:color="D3D3D3"/>
+              <w:bottom w:val="single" w:space="0" w:color="D3D3D3"/>
+              <w:start w:val="single" w:space="0" w:color="D3D3D3"/>
+              <w:end w:val="single" w:space="0" w:color="D3D3D3"/>
+            </w:tcBorders>
+          </w:tcPr>
+          <w:p>
+            <w:pPr>
+              <w:spacing w:before="0" w:after="60"/>
+              <w:keepNext/>
+              <w:jc w:val="end"/>
+            </w:pPr>
+            <w:r>
+              <w:rPr>
+                <w:rFonts w:ascii="Calibri" w:hAnsi="Calibri"/>
+                <w:sz w:val="20"/>
+              </w:rPr>
+              <w:t xml:space="default">23</w:t>
+            </w:r>
+          </w:p>
+        </w:tc>
+        <w:tc>
+          <w:tcPr>
+            <w:tcBorders>
+              <w:top w:val="single" w:space="0" w:color="D3D3D3"/>
+              <w:bottom w:val="single" w:space="0" w:color="D3D3D3"/>
+              <w:start w:val="single" w:space="0" w:color="D3D3D3"/>
+              <w:end w:val="single" w:space="0" w:color="D3D3D3"/>
+            </w:tcBorders>
+          </w:tcPr>
+          <w:p>
+            <w:pPr>
+              <w:spacing w:before="0" w:after="60"/>
+              <w:keepNext/>
+              <w:jc w:val="end"/>
+            </w:pPr>
+            <w:r>
+              <w:rPr>
+                <w:rFonts w:ascii="Calibri" w:hAnsi="Calibri"/>
+                <w:sz w:val="20"/>
+              </w:rPr>
+              <w:t xml:space="default">23</w:t>
+            </w:r>
+          </w:p>
+        </w:tc>
+        <w:tc>
+          <w:tcPr>
+            <w:tcBorders>
+              <w:top w:val="single" w:space="0" w:color="D3D3D3"/>
+              <w:bottom w:val="single" w:space="0" w:color="D3D3D3"/>
+              <w:start w:val="single" w:space="0" w:color="D3D3D3"/>
+              <w:end w:val="single" w:space="0" w:color="D3D3D3"/>
+            </w:tcBorders>
+          </w:tcPr>
+          <w:p>
+            <w:pPr>
+              <w:spacing w:before="0" w:after="60"/>
+              <w:keepNext/>
+              <w:jc w:val="end"/>
+            </w:pPr>
+            <w:r>
+              <w:rPr>
+                <w:rFonts w:ascii="Calibri" w:hAnsi="Calibri"/>
+                <w:sz w:val="20"/>
+              </w:rPr>
+              <w:t xml:space="default">21</w:t>
+            </w:r>
+          </w:p>
+        </w:tc>
+        <w:tc>
+          <w:tcPr>
+            <w:tcBorders>
+              <w:top w:val="single" w:space="0" w:color="D3D3D3"/>
+              <w:bottom w:val="single" w:space="0" w:color="D3D3D3"/>
+              <w:start w:val="single" w:space="0" w:color="D3D3D3"/>
+              <w:end w:val="single" w:space="0" w:color="D3D3D3"/>
+            </w:tcBorders>
+          </w:tcPr>
+          <w:p>
+            <w:pPr>
+              <w:spacing w:before="0" w:after="60"/>
+              <w:keepNext/>
+              <w:jc w:val="end"/>
+            </w:pPr>
+            <w:r>
+              <w:rPr>
+                <w:rFonts w:ascii="Calibri" w:hAnsi="Calibri"/>
+                <w:sz w:val="20"/>
+              </w:rPr>
+              <w:t xml:space="default">23</w:t>
+            </w:r>
+          </w:p>
+        </w:tc>
+      </w:tr>
+      <w:tr>
+        <w:trPr>
+          <w:cantSplit/>
+        </w:trPr>
+        <w:tc>
+          <w:tcPr>
+            <w:tcBorders>
+              <w:top w:val="single" w:sz="16" w:space="0" w:color="D3D3D3"/>
+              <w:bottom w:val="single" w:sz="16" w:space="0" w:color="D3D3D3"/>
+              <w:start w:val="single" w:space="0" w:color="D3D3D3"/>
+              <w:end w:val="single" w:space="0" w:color="D3D3D3"/>
+            </w:tcBorders>
+            <w:tcMar>
+              <w:top w:w="25" w:type="dxa"/>
+            </w:tcMar>
+            <w:gridSpan w:val="9"/>
+          </w:tcPr>
+          <w:p>
+            <w:pPr>
+              <w:spacing w:before="0" w:after="60"/>
+              <w:keepNext/>
+            </w:pPr>
+            <w:r>
+              <w:rPr>
+                <w:rFonts w:ascii="Calibri" w:hAnsi="Calibri"/>
+                <w:sz w:val="20"/>
+              </w:rPr>
+              <w:t xml:space="default">Regional</w:t>
+            </w:r>
+          </w:p>
+        </w:tc>
+      </w:tr>
+      <w:tr>
+        <w:trPr>
+          <w:cantSplit/>
+        </w:trPr>
+        <w:tc>
+          <w:tcPr>
+            <w:tcBorders>
+              <w:top w:val="single" w:space="0" w:color="D3D3D3"/>
+              <w:bottom w:val="single" w:space="0" w:color="D3D3D3"/>
+              <w:start w:val="single" w:space="0" w:color="D3D3D3"/>
+              <w:end w:val="single" w:space="0" w:color="D3D3D3"/>
+            </w:tcBorders>
+          </w:tcPr>
+          <w:p>
+            <w:pPr>
+              <w:spacing w:before="0" w:after="60"/>
+              <w:keepNext/>
+              <w:jc w:val="center"/>
+            </w:pPr>
+            <w:r>
+              <w:rPr>
+                <w:rFonts w:ascii="Calibri" w:hAnsi="Calibri"/>
+                <w:sz w:val="20"/>
+              </w:rPr>
+              <w:t xml:space="default">Age</w:t>
+            </w:r>
+          </w:p>
+        </w:tc>
+        <w:tc>
+          <w:tcPr>
+            <w:tcBorders>
+              <w:top w:val="single" w:space="0" w:color="D3D3D3"/>
+              <w:bottom w:val="single" w:space="0" w:color="D3D3D3"/>
+              <w:start w:val="single" w:space="0" w:color="D3D3D3"/>
+              <w:end w:val="single" w:space="0" w:color="D3D3D3"/>
+            </w:tcBorders>
+          </w:tcPr>
+          <w:p>
+            <w:pPr>
+              <w:spacing w:before="0" w:after="60"/>
+              <w:keepNext/>
+              <w:jc w:val="end"/>
+            </w:pPr>
+            <w:r>
+              <w:rPr>
+                <w:rFonts w:ascii="Calibri" w:hAnsi="Calibri"/>
+                <w:sz w:val="20"/>
+              </w:rPr>
+              <w:t xml:space="default">298</w:t>
+            </w:r>
+          </w:p>
+        </w:tc>
+        <w:tc>
+          <w:tcPr>
+            <w:tcBorders>
+              <w:top w:val="single" w:space="0" w:color="D3D3D3"/>
+              <w:bottom w:val="single" w:space="0" w:color="D3D3D3"/>
+              <w:start w:val="single" w:space="0" w:color="D3D3D3"/>
+              <w:end w:val="single" w:space="0" w:color="D3D3D3"/>
+            </w:tcBorders>
+          </w:tcPr>
+          <w:p>
+            <w:pPr>
+              <w:spacing w:before="0" w:after="60"/>
+              <w:keepNext/>
+              <w:jc w:val="start"/>
+            </w:pPr>
+            <w:r>
+              <w:rPr>
+                <w:rFonts w:ascii="Calibri" w:hAnsi="Calibri"/>
+                <w:sz w:val="20"/>
+              </w:rPr>
+              <w:t xml:space="default">M4_av (68 %)</w:t>
+            </w:r>
+          </w:p>
+        </w:tc>
+        <w:tc>
+          <w:tcPr>
+            <w:tcBorders>
+              <w:top w:val="single" w:space="0" w:color="D3D3D3"/>
+              <w:bottom w:val="single" w:space="0" w:color="D3D3D3"/>
+              <w:start w:val="single" w:space="0" w:color="D3D3D3"/>
+              <w:end w:val="single" w:space="0" w:color="D3D3D3"/>
+            </w:tcBorders>
+          </w:tcPr>
+          <w:p>
+            <w:pPr>
+              <w:spacing w:before="0" w:after="60"/>
+              <w:keepNext/>
+              <w:jc w:val="end"/>
+            </w:pPr>
+            <w:r>
+              <w:rPr>
+                <w:rFonts w:ascii="Calibri" w:hAnsi="Calibri"/>
+                <w:sz w:val="20"/>
+              </w:rPr>
+              <w:t xml:space="default">100</w:t>
+            </w:r>
+          </w:p>
+        </w:tc>
+        <w:tc>
+          <w:tcPr>
+            <w:tcBorders>
+              <w:top w:val="single" w:space="0" w:color="D3D3D3"/>
+              <w:bottom w:val="single" w:space="0" w:color="D3D3D3"/>
+              <w:start w:val="single" w:space="0" w:color="D3D3D3"/>
+              <w:end w:val="single" w:space="0" w:color="D3D3D3"/>
+            </w:tcBorders>
+          </w:tcPr>
+          <w:p>
+            <w:pPr>
+              <w:spacing w:before="0" w:after="60"/>
+              <w:keepNext/>
+              <w:jc w:val="start"/>
+            </w:pPr>
+            <w:r>
+              <w:rPr>
+                <w:rFonts w:ascii="Calibri" w:hAnsi="Calibri"/>
+                <w:sz w:val="20"/>
+              </w:rPr>
+              <w:t xml:space="default">15.1 [5.4, 30.5]</w:t>
+            </w:r>
+          </w:p>
+        </w:tc>
+        <w:tc>
+          <w:tcPr>
+            <w:tcBorders>
+              <w:top w:val="single" w:space="0" w:color="D3D3D3"/>
+              <w:bottom w:val="single" w:space="0" w:color="D3D3D3"/>
+              <w:start w:val="single" w:space="0" w:color="D3D3D3"/>
+              <w:end w:val="single" w:space="0" w:color="D3D3D3"/>
+            </w:tcBorders>
+          </w:tcPr>
+          <w:p>
+            <w:pPr>
+              <w:spacing w:before="0" w:after="60"/>
+              <w:keepNext/>
+              <w:jc w:val="end"/>
+            </w:pPr>
+            <w:r>
+              <w:rPr>
+                <w:rFonts w:ascii="Calibri" w:hAnsi="Calibri"/>
+                <w:sz w:val="20"/>
+              </w:rPr>
+              <w:t xml:space="default">60</w:t>
+            </w:r>
+          </w:p>
+        </w:tc>
+        <w:tc>
+          <w:tcPr>
+            <w:tcBorders>
+              <w:top w:val="single" w:space="0" w:color="D3D3D3"/>
+              <w:bottom w:val="single" w:space="0" w:color="D3D3D3"/>
+              <w:start w:val="single" w:space="0" w:color="D3D3D3"/>
+              <w:end w:val="single" w:space="0" w:color="D3D3D3"/>
+            </w:tcBorders>
+          </w:tcPr>
+          <w:p>
+            <w:pPr>
+              <w:spacing w:before="0" w:after="60"/>
+              <w:keepNext/>
+              <w:jc w:val="end"/>
+            </w:pPr>
+            <w:r>
+              <w:rPr>
+                <w:rFonts w:ascii="Calibri" w:hAnsi="Calibri"/>
+                <w:sz w:val="20"/>
+              </w:rPr>
+              <w:t xml:space="default">100</w:t>
+            </w:r>
+          </w:p>
+        </w:tc>
+        <w:tc>
+          <w:tcPr>
+            <w:tcBorders>
+              <w:top w:val="single" w:space="0" w:color="D3D3D3"/>
+              <w:bottom w:val="single" w:space="0" w:color="D3D3D3"/>
+              <w:start w:val="single" w:space="0" w:color="D3D3D3"/>
+              <w:end w:val="single" w:space="0" w:color="D3D3D3"/>
+            </w:tcBorders>
+          </w:tcPr>
+          <w:p>
+            <w:pPr>
+              <w:spacing w:before="0" w:after="60"/>
+              <w:keepNext/>
+              <w:jc w:val="end"/>
+            </w:pPr>
+            <w:r>
+              <w:rPr>
+                <w:rFonts w:ascii="Calibri" w:hAnsi="Calibri"/>
+                <w:sz w:val="20"/>
+              </w:rPr>
+              <w:t xml:space="default">44</w:t>
+            </w:r>
+          </w:p>
+        </w:tc>
+        <w:tc>
+          <w:tcPr>
+            <w:tcBorders>
+              <w:top w:val="single" w:space="0" w:color="D3D3D3"/>
+              <w:bottom w:val="single" w:space="0" w:color="D3D3D3"/>
+              <w:start w:val="single" w:space="0" w:color="D3D3D3"/>
+              <w:end w:val="single" w:space="0" w:color="D3D3D3"/>
+            </w:tcBorders>
+          </w:tcPr>
+          <w:p>
+            <w:pPr>
+              <w:spacing w:before="0" w:after="60"/>
+              <w:keepNext/>
+              <w:jc w:val="end"/>
+            </w:pPr>
+            <w:r>
+              <w:rPr>
+                <w:rFonts w:ascii="Calibri" w:hAnsi="Calibri"/>
+                <w:sz w:val="20"/>
+              </w:rPr>
+              <w:t xml:space="default">20</w:t>
+            </w:r>
+          </w:p>
+        </w:tc>
+      </w:tr>
+      <w:tr>
+        <w:trPr>
+          <w:cantSplit/>
+        </w:trPr>
+        <w:tc>
+          <w:tcPr>
+            <w:tcBorders>
+              <w:top w:val="single" w:space="0" w:color="D3D3D3"/>
+              <w:bottom w:val="single" w:space="0" w:color="D3D3D3"/>
+              <w:start w:val="single" w:space="0" w:color="D3D3D3"/>
+              <w:end w:val="single" w:space="0" w:color="D3D3D3"/>
+            </w:tcBorders>
+          </w:tcPr>
+          <w:p>
+            <w:pPr>
+              <w:spacing w:before="0" w:after="60"/>
+              <w:keepNext/>
+              <w:jc w:val="center"/>
+            </w:pPr>
+            <w:r>
+              <w:rPr>
+                <w:rFonts w:ascii="Calibri" w:hAnsi="Calibri"/>
+                <w:sz w:val="20"/>
+              </w:rPr>
+              <w:t xml:space="default">Sampling</w:t>
+            </w:r>
+          </w:p>
+        </w:tc>
+        <w:tc>
+          <w:tcPr>
+            <w:tcBorders>
+              <w:top w:val="single" w:space="0" w:color="D3D3D3"/>
+              <w:bottom w:val="single" w:space="0" w:color="D3D3D3"/>
+              <w:start w:val="single" w:space="0" w:color="D3D3D3"/>
+              <w:end w:val="single" w:space="0" w:color="D3D3D3"/>
+            </w:tcBorders>
+          </w:tcPr>
+          <w:p>
+            <w:pPr>
+              <w:spacing w:before="0" w:after="60"/>
+              <w:keepNext/>
+              <w:jc w:val="end"/>
+            </w:pPr>
+            <w:r>
+              <w:rPr>
+                <w:rFonts w:ascii="Calibri" w:hAnsi="Calibri"/>
+                <w:sz w:val="20"/>
+              </w:rPr>
+              <w:t xml:space="default">300</w:t>
+            </w:r>
+          </w:p>
+        </w:tc>
+        <w:tc>
+          <w:tcPr>
+            <w:tcBorders>
+              <w:top w:val="single" w:space="0" w:color="D3D3D3"/>
+              <w:bottom w:val="single" w:space="0" w:color="D3D3D3"/>
+              <w:start w:val="single" w:space="0" w:color="D3D3D3"/>
+              <w:end w:val="single" w:space="0" w:color="D3D3D3"/>
+            </w:tcBorders>
+          </w:tcPr>
+          <w:p>
+            <w:pPr>
+              <w:spacing w:before="0" w:after="60"/>
+              <w:keepNext/>
+              <w:jc w:val="start"/>
+            </w:pPr>
+            <w:r>
+              <w:rPr>
+                <w:rFonts w:ascii="Calibri" w:hAnsi="Calibri"/>
+                <w:sz w:val="20"/>
+              </w:rPr>
+              <w:t xml:space="default">M4_av (68 %)</w:t>
+            </w:r>
+          </w:p>
+        </w:tc>
+        <w:tc>
+          <w:tcPr>
+            <w:tcBorders>
+              <w:top w:val="single" w:space="0" w:color="D3D3D3"/>
+              <w:bottom w:val="single" w:space="0" w:color="D3D3D3"/>
+              <w:start w:val="single" w:space="0" w:color="D3D3D3"/>
+              <w:end w:val="single" w:space="0" w:color="D3D3D3"/>
+            </w:tcBorders>
+          </w:tcPr>
+          <w:p>
+            <w:pPr>
+              <w:spacing w:before="0" w:after="60"/>
+              <w:keepNext/>
+              <w:jc w:val="end"/>
+            </w:pPr>
+            <w:r>
+              <w:rPr>
+                <w:rFonts w:ascii="Calibri" w:hAnsi="Calibri"/>
+                <w:sz w:val="20"/>
+              </w:rPr>
+              <w:t xml:space="default">85</w:t>
+            </w:r>
+          </w:p>
+        </w:tc>
+        <w:tc>
+          <w:tcPr>
+            <w:tcBorders>
+              <w:top w:val="single" w:space="0" w:color="D3D3D3"/>
+              <w:bottom w:val="single" w:space="0" w:color="D3D3D3"/>
+              <w:start w:val="single" w:space="0" w:color="D3D3D3"/>
+              <w:end w:val="single" w:space="0" w:color="D3D3D3"/>
+            </w:tcBorders>
+          </w:tcPr>
+          <w:p>
+            <w:pPr>
+              <w:spacing w:before="0" w:after="60"/>
+              <w:keepNext/>
+              <w:jc w:val="start"/>
+            </w:pPr>
+            <w:r>
+              <w:rPr>
+                <w:rFonts w:ascii="Calibri" w:hAnsi="Calibri"/>
+                <w:sz w:val="20"/>
+              </w:rPr>
+              <w:t xml:space="default">7.9 [0.0, 23.0]</w:t>
+            </w:r>
+          </w:p>
+        </w:tc>
+        <w:tc>
+          <w:tcPr>
+            <w:tcBorders>
+              <w:top w:val="single" w:space="0" w:color="D3D3D3"/>
+              <w:bottom w:val="single" w:space="0" w:color="D3D3D3"/>
+              <w:start w:val="single" w:space="0" w:color="D3D3D3"/>
+              <w:end w:val="single" w:space="0" w:color="D3D3D3"/>
+            </w:tcBorders>
+          </w:tcPr>
+          <w:p>
+            <w:pPr>
+              <w:spacing w:before="0" w:after="60"/>
+              <w:keepNext/>
+              <w:jc w:val="end"/>
+            </w:pPr>
+            <w:r>
+              <w:rPr>
+                <w:rFonts w:ascii="Calibri" w:hAnsi="Calibri"/>
+                <w:sz w:val="20"/>
+              </w:rPr>
+              <w:t xml:space="default">55</w:t>
+            </w:r>
+          </w:p>
+        </w:tc>
+        <w:tc>
+          <w:tcPr>
+            <w:tcBorders>
+              <w:top w:val="single" w:space="0" w:color="D3D3D3"/>
+              <w:bottom w:val="single" w:space="0" w:color="D3D3D3"/>
+              <w:start w:val="single" w:space="0" w:color="D3D3D3"/>
+              <w:end w:val="single" w:space="0" w:color="D3D3D3"/>
+            </w:tcBorders>
+          </w:tcPr>
+          <w:p>
+            <w:pPr>
+              <w:spacing w:before="0" w:after="60"/>
+              <w:keepNext/>
+              <w:jc w:val="end"/>
+            </w:pPr>
+            <w:r>
+              <w:rPr>
+                <w:rFonts w:ascii="Calibri" w:hAnsi="Calibri"/>
+                <w:sz w:val="20"/>
+              </w:rPr>
+              <w:t xml:space="default">83</w:t>
+            </w:r>
+          </w:p>
+        </w:tc>
+        <w:tc>
+          <w:tcPr>
+            <w:tcBorders>
+              <w:top w:val="single" w:space="0" w:color="D3D3D3"/>
+              <w:bottom w:val="single" w:space="0" w:color="D3D3D3"/>
+              <w:start w:val="single" w:space="0" w:color="D3D3D3"/>
+              <w:end w:val="single" w:space="0" w:color="D3D3D3"/>
+            </w:tcBorders>
+          </w:tcPr>
+          <w:p>
+            <w:pPr>
+              <w:spacing w:before="0" w:after="60"/>
+              <w:keepNext/>
+              <w:jc w:val="end"/>
+            </w:pPr>
+            <w:r>
+              <w:rPr>
+                <w:rFonts w:ascii="Calibri" w:hAnsi="Calibri"/>
+                <w:sz w:val="20"/>
+              </w:rPr>
+              <w:t xml:space="default">11</w:t>
+            </w:r>
+          </w:p>
+        </w:tc>
+        <w:tc>
+          <w:tcPr>
+            <w:tcBorders>
+              <w:top w:val="single" w:space="0" w:color="D3D3D3"/>
+              <w:bottom w:val="single" w:space="0" w:color="D3D3D3"/>
+              <w:start w:val="single" w:space="0" w:color="D3D3D3"/>
+              <w:end w:val="single" w:space="0" w:color="D3D3D3"/>
+            </w:tcBorders>
+          </w:tcPr>
+          <w:p>
+            <w:pPr>
+              <w:spacing w:before="0" w:after="60"/>
+              <w:keepNext/>
+              <w:jc w:val="end"/>
+            </w:pPr>
+            <w:r>
+              <w:rPr>
+                <w:rFonts w:ascii="Calibri" w:hAnsi="Calibri"/>
+                <w:sz w:val="20"/>
+              </w:rPr>
+              <w:t xml:space="default">21</w:t>
+            </w:r>
+          </w:p>
+        </w:tc>
+      </w:tr>
+      <w:tr>
+        <w:trPr>
+          <w:cantSplit/>
+        </w:trPr>
+        <w:tc>
+          <w:tcPr>
+            <w:tcBorders>
+              <w:top w:val="single" w:space="0" w:color="D3D3D3"/>
+              <w:bottom w:val="single" w:space="0" w:color="D3D3D3"/>
+              <w:start w:val="single" w:space="0" w:color="D3D3D3"/>
+              <w:end w:val="single" w:space="0" w:color="D3D3D3"/>
+            </w:tcBorders>
+          </w:tcPr>
+          <w:p>
+            <w:pPr>
+              <w:spacing w:before="0" w:after="60"/>
+              <w:keepNext/>
+              <w:jc w:val="center"/>
+            </w:pPr>
+            <w:r>
+              <w:rPr>
+                <w:rFonts w:ascii="Calibri" w:hAnsi="Calibri"/>
+                <w:sz w:val="20"/>
+              </w:rPr>
+              <w:t xml:space="default">Both</w:t>
+            </w:r>
+          </w:p>
+        </w:tc>
+        <w:tc>
+          <w:tcPr>
+            <w:tcBorders>
+              <w:top w:val="single" w:space="0" w:color="D3D3D3"/>
+              <w:bottom w:val="single" w:space="0" w:color="D3D3D3"/>
+              <w:start w:val="single" w:space="0" w:color="D3D3D3"/>
+              <w:end w:val="single" w:space="0" w:color="D3D3D3"/>
+            </w:tcBorders>
+          </w:tcPr>
+          <w:p>
+            <w:pPr>
+              <w:spacing w:before="0" w:after="60"/>
+              <w:keepNext/>
+              <w:jc w:val="end"/>
+            </w:pPr>
+            <w:r>
+              <w:rPr>
+                <w:rFonts w:ascii="Calibri" w:hAnsi="Calibri"/>
+                <w:sz w:val="20"/>
+              </w:rPr>
+              <w:t xml:space="default">300</w:t>
+            </w:r>
+          </w:p>
+        </w:tc>
+        <w:tc>
+          <w:tcPr>
+            <w:tcBorders>
+              <w:top w:val="single" w:space="0" w:color="D3D3D3"/>
+              <w:bottom w:val="single" w:space="0" w:color="D3D3D3"/>
+              <w:start w:val="single" w:space="0" w:color="D3D3D3"/>
+              <w:end w:val="single" w:space="0" w:color="D3D3D3"/>
+            </w:tcBorders>
+          </w:tcPr>
+          <w:p>
+            <w:pPr>
+              <w:spacing w:before="0" w:after="60"/>
+              <w:keepNext/>
+              <w:jc w:val="start"/>
+            </w:pPr>
+            <w:r>
+              <w:rPr>
+                <w:rFonts w:ascii="Calibri" w:hAnsi="Calibri"/>
+                <w:sz w:val="20"/>
+              </w:rPr>
+              <w:t xml:space="default">M4_av (54 %)</w:t>
+            </w:r>
+          </w:p>
+        </w:tc>
+        <w:tc>
+          <w:tcPr>
+            <w:tcBorders>
+              <w:top w:val="single" w:space="0" w:color="D3D3D3"/>
+              <w:bottom w:val="single" w:space="0" w:color="D3D3D3"/>
+              <w:start w:val="single" w:space="0" w:color="D3D3D3"/>
+              <w:end w:val="single" w:space="0" w:color="D3D3D3"/>
+            </w:tcBorders>
+          </w:tcPr>
+          <w:p>
+            <w:pPr>
+              <w:spacing w:before="0" w:after="60"/>
+              <w:keepNext/>
+              <w:jc w:val="end"/>
+            </w:pPr>
+            <w:r>
+              <w:rPr>
+                <w:rFonts w:ascii="Calibri" w:hAnsi="Calibri"/>
+                <w:sz w:val="20"/>
+              </w:rPr>
+              <w:t xml:space="default">86</w:t>
+            </w:r>
+          </w:p>
+        </w:tc>
+        <w:tc>
+          <w:tcPr>
+            <w:tcBorders>
+              <w:top w:val="single" w:space="0" w:color="D3D3D3"/>
+              <w:bottom w:val="single" w:space="0" w:color="D3D3D3"/>
+              <w:start w:val="single" w:space="0" w:color="D3D3D3"/>
+              <w:end w:val="single" w:space="0" w:color="D3D3D3"/>
+            </w:tcBorders>
+          </w:tcPr>
+          <w:p>
+            <w:pPr>
+              <w:spacing w:before="0" w:after="60"/>
+              <w:keepNext/>
+              <w:jc w:val="start"/>
+            </w:pPr>
+            <w:r>
+              <w:rPr>
+                <w:rFonts w:ascii="Calibri" w:hAnsi="Calibri"/>
+                <w:sz w:val="20"/>
+              </w:rPr>
+              <w:t xml:space="default">8.1 [0.0, 26.1]</w:t>
+            </w:r>
+          </w:p>
+        </w:tc>
+        <w:tc>
+          <w:tcPr>
+            <w:tcBorders>
+              <w:top w:val="single" w:space="0" w:color="D3D3D3"/>
+              <w:bottom w:val="single" w:space="0" w:color="D3D3D3"/>
+              <w:start w:val="single" w:space="0" w:color="D3D3D3"/>
+              <w:end w:val="single" w:space="0" w:color="D3D3D3"/>
+            </w:tcBorders>
+          </w:tcPr>
+          <w:p>
+            <w:pPr>
+              <w:spacing w:before="0" w:after="60"/>
+              <w:keepNext/>
+              <w:jc w:val="end"/>
+            </w:pPr>
+            <w:r>
+              <w:rPr>
+                <w:rFonts w:ascii="Calibri" w:hAnsi="Calibri"/>
+                <w:sz w:val="20"/>
+              </w:rPr>
+              <w:t xml:space="default">43</w:t>
+            </w:r>
+          </w:p>
+        </w:tc>
+        <w:tc>
+          <w:tcPr>
+            <w:tcBorders>
+              <w:top w:val="single" w:space="0" w:color="D3D3D3"/>
+              <w:bottom w:val="single" w:space="0" w:color="D3D3D3"/>
+              <w:start w:val="single" w:space="0" w:color="D3D3D3"/>
+              <w:end w:val="single" w:space="0" w:color="D3D3D3"/>
+            </w:tcBorders>
+          </w:tcPr>
+          <w:p>
+            <w:pPr>
+              <w:spacing w:before="0" w:after="60"/>
+              <w:keepNext/>
+              <w:jc w:val="end"/>
+            </w:pPr>
+            <w:r>
+              <w:rPr>
+                <w:rFonts w:ascii="Calibri" w:hAnsi="Calibri"/>
+                <w:sz w:val="20"/>
+              </w:rPr>
+              <w:t xml:space="default">81</w:t>
+            </w:r>
+          </w:p>
+        </w:tc>
+        <w:tc>
+          <w:tcPr>
+            <w:tcBorders>
+              <w:top w:val="single" w:space="0" w:color="D3D3D3"/>
+              <w:bottom w:val="single" w:space="0" w:color="D3D3D3"/>
+              <w:start w:val="single" w:space="0" w:color="D3D3D3"/>
+              <w:end w:val="single" w:space="0" w:color="D3D3D3"/>
+            </w:tcBorders>
+          </w:tcPr>
+          <w:p>
+            <w:pPr>
+              <w:spacing w:before="0" w:after="60"/>
+              <w:keepNext/>
+              <w:jc w:val="end"/>
+            </w:pPr>
+            <w:r>
+              <w:rPr>
+                <w:rFonts w:ascii="Calibri" w:hAnsi="Calibri"/>
+                <w:sz w:val="20"/>
+              </w:rPr>
+              <w:t xml:space="default">20</w:t>
+            </w:r>
+          </w:p>
+        </w:tc>
+        <w:tc>
+          <w:tcPr>
+            <w:tcBorders>
+              <w:top w:val="single" w:space="0" w:color="D3D3D3"/>
+              <w:bottom w:val="single" w:space="0" w:color="D3D3D3"/>
+              <w:start w:val="single" w:space="0" w:color="D3D3D3"/>
+              <w:end w:val="single" w:space="0" w:color="D3D3D3"/>
+            </w:tcBorders>
+          </w:tcPr>
+          <w:p>
+            <w:pPr>
+              <w:spacing w:before="0" w:after="60"/>
+              <w:keepNext/>
+              <w:jc w:val="end"/>
+            </w:pPr>
+            <w:r>
+              <w:rPr>
+                <w:rFonts w:ascii="Calibri" w:hAnsi="Calibri"/>
+                <w:sz w:val="20"/>
+              </w:rPr>
+              <w:t xml:space="default">18</w:t>
             </w:r>
           </w:p>
         </w:tc>
